--- a/deliveries/cases/NE/1.docx
+++ b/deliveries/cases/NE/1.docx
@@ -1,6 +1,6 @@
 
 <file path=word/document.xml><?xml version="1.0" encoding="utf-8"?>
-<w:document xmlns:wpc="http://schemas.microsoft.com/office/word/2010/wordprocessingCanvas" xmlns:cx="http://schemas.microsoft.com/office/drawing/2014/chartex" xmlns:mc="http://schemas.openxmlformats.org/markup-compatibility/2006" xmlns:o="urn:schemas-microsoft-com:office:office" xmlns:r="http://schemas.openxmlformats.org/officeDocument/2006/relationships" xmlns:m="http://schemas.openxmlformats.org/officeDocument/2006/math" xmlns:v="urn:schemas-microsoft-com:vml" xmlns:wp14="http://schemas.microsoft.com/office/word/2010/wordprocessingDrawing" xmlns:wp="http://schemas.openxmlformats.org/drawingml/2006/wordprocessingDrawing" xmlns:w10="urn:schemas-microsoft-com:office:word" xmlns:w="http://schemas.openxmlformats.org/wordprocessingml/2006/main" xmlns:w14="http://schemas.microsoft.com/office/word/2010/wordml" xmlns:w15="http://schemas.microsoft.com/office/word/2012/wordml" xmlns:w16se="http://schemas.microsoft.com/office/word/2015/wordml/symex" xmlns:wpg="http://schemas.microsoft.com/office/word/2010/wordprocessingGroup" xmlns:wpi="http://schemas.microsoft.com/office/word/2010/wordprocessingInk" xmlns:wne="http://schemas.microsoft.com/office/word/2006/wordml" xmlns:wps="http://schemas.microsoft.com/office/word/2010/wordprocessingShape" mc:Ignorable="w14 w15 w16se wp14">
+<w:document xmlns:wpc="http://schemas.microsoft.com/office/word/2010/wordprocessingCanvas" xmlns:cx="http://schemas.microsoft.com/office/drawing/2014/chartex" xmlns:cx1="http://schemas.microsoft.com/office/drawing/2015/9/8/chartex" xmlns:cx2="http://schemas.microsoft.com/office/drawing/2015/10/21/chartex" xmlns:cx3="http://schemas.microsoft.com/office/drawing/2016/5/9/chartex" xmlns:cx4="http://schemas.microsoft.com/office/drawing/2016/5/10/chartex" xmlns:cx5="http://schemas.microsoft.com/office/drawing/2016/5/11/chartex" xmlns:cx6="http://schemas.microsoft.com/office/drawing/2016/5/12/chartex" xmlns:cx7="http://schemas.microsoft.com/office/drawing/2016/5/13/chartex" xmlns:cx8="http://schemas.microsoft.com/office/drawing/2016/5/14/chartex" xmlns:mc="http://schemas.openxmlformats.org/markup-compatibility/2006" xmlns:aink="http://schemas.microsoft.com/office/drawing/2016/ink" xmlns:am3d="http://schemas.microsoft.com/office/drawing/2017/model3d" xmlns:o="urn:schemas-microsoft-com:office:office" xmlns:oel="http://schemas.microsoft.com/office/2019/extlst" xmlns:r="http://schemas.openxmlformats.org/officeDocument/2006/relationships" xmlns:m="http://schemas.openxmlformats.org/officeDocument/2006/math" xmlns:v="urn:schemas-microsoft-com:vml" xmlns:wp14="http://schemas.microsoft.com/office/word/2010/wordprocessingDrawing" xmlns:wp="http://schemas.openxmlformats.org/drawingml/2006/wordprocessingDrawing" xmlns:w10="urn:schemas-microsoft-com:office:word" xmlns:w="http://schemas.openxmlformats.org/wordprocessingml/2006/main" xmlns:w14="http://schemas.microsoft.com/office/word/2010/wordml" xmlns:w15="http://schemas.microsoft.com/office/word/2012/wordml" xmlns:w16cex="http://schemas.microsoft.com/office/word/2018/wordml/cex" xmlns:w16cid="http://schemas.microsoft.com/office/word/2016/wordml/cid" xmlns:w16="http://schemas.microsoft.com/office/word/2018/wordml" xmlns:w16du="http://schemas.microsoft.com/office/word/2023/wordml/word16du" xmlns:w16sdtdh="http://schemas.microsoft.com/office/word/2020/wordml/sdtdatahash" xmlns:w16se="http://schemas.microsoft.com/office/word/2015/wordml/symex" xmlns:wpg="http://schemas.microsoft.com/office/word/2010/wordprocessingGroup" xmlns:wpi="http://schemas.microsoft.com/office/word/2010/wordprocessingInk" xmlns:wne="http://schemas.microsoft.com/office/word/2006/wordml" xmlns:wps="http://schemas.microsoft.com/office/word/2010/wordprocessingShape" mc:Ignorable="w14 w15 w16se w16cid w16 w16cex w16sdtdh w16du wp14">
   <w:body>
     <w:p>
       <w:pPr>
@@ -304,7 +304,6 @@
         </w:rPr>
         <w:fldChar w:fldCharType="separate"/>
       </w:r>
-      <w:proofErr w:type="spellStart"/>
       <w:r>
         <w:rPr>
           <w:b/>
@@ -315,7 +314,6 @@
         </w:rPr>
         <w:t>Informatiebeveiliging</w:t>
       </w:r>
-      <w:proofErr w:type="spellEnd"/>
       <w:r>
         <w:rPr>
           <w:b/>
@@ -447,34 +445,14 @@
           <w:lang w:val="fr-FR"/>
         </w:rPr>
       </w:pPr>
-      <w:proofErr w:type="spellStart"/>
       <w:r>
         <w:rPr>
           <w:b/>
           <w:sz w:val="28"/>
           <w:lang w:val="fr-FR"/>
         </w:rPr>
-        <w:t>Algemene</w:t>
-      </w:r>
-      <w:proofErr w:type="spellEnd"/>
-      <w:r>
-        <w:rPr>
-          <w:b/>
-          <w:sz w:val="28"/>
-          <w:lang w:val="fr-FR"/>
-        </w:rPr>
-        <w:t xml:space="preserve"> </w:t>
-      </w:r>
-      <w:proofErr w:type="spellStart"/>
-      <w:r>
-        <w:rPr>
-          <w:b/>
-          <w:sz w:val="28"/>
-          <w:lang w:val="fr-FR"/>
-        </w:rPr>
-        <w:t>informatie</w:t>
-      </w:r>
-      <w:proofErr w:type="spellEnd"/>
+        <w:t>Algemene informatie</w:t>
+      </w:r>
     </w:p>
     <w:p>
       <w:pPr>
@@ -496,7 +474,6 @@
           <w:lang w:val="fr-LU"/>
         </w:rPr>
       </w:pPr>
-      <w:proofErr w:type="spellStart"/>
       <w:r>
         <w:rPr>
           <w:sz w:val="20"/>
@@ -505,7 +482,6 @@
         </w:rPr>
         <w:t>Versie</w:t>
       </w:r>
-      <w:proofErr w:type="spellEnd"/>
       <w:r>
         <w:rPr>
           <w:sz w:val="20"/>
@@ -559,21 +535,12 @@
           <w:lang w:val="fr-LU"/>
         </w:rPr>
       </w:pPr>
-      <w:proofErr w:type="spellStart"/>
       <w:r>
         <w:rPr>
           <w:sz w:val="20"/>
           <w:lang w:val="fr-FR"/>
         </w:rPr>
-        <w:t>Staat</w:t>
-      </w:r>
-      <w:proofErr w:type="spellEnd"/>
-      <w:r>
-        <w:rPr>
-          <w:sz w:val="20"/>
-          <w:lang w:val="fr-FR"/>
-        </w:rPr>
-        <w:t xml:space="preserve"> document:</w:t>
+        <w:t>Staat document:</w:t>
       </w:r>
       <w:r>
         <w:rPr>
@@ -620,23 +587,13 @@
           <w:lang w:val="fr-LU"/>
         </w:rPr>
       </w:pPr>
-      <w:proofErr w:type="spellStart"/>
       <w:r>
         <w:rPr>
           <w:sz w:val="20"/>
           <w:szCs w:val="20"/>
           <w:lang w:val="fr-LU"/>
         </w:rPr>
-        <w:t>Classificatie</w:t>
-      </w:r>
-      <w:proofErr w:type="spellEnd"/>
-      <w:r>
-        <w:rPr>
-          <w:sz w:val="20"/>
-          <w:szCs w:val="20"/>
-          <w:lang w:val="fr-LU"/>
-        </w:rPr>
-        <w:t>:</w:t>
+        <w:t>Classificatie:</w:t>
       </w:r>
       <w:r>
         <w:rPr>
@@ -683,21 +640,12 @@
           <w:lang w:val="fr-FR"/>
         </w:rPr>
       </w:pPr>
-      <w:proofErr w:type="spellStart"/>
       <w:r>
         <w:rPr>
           <w:sz w:val="20"/>
           <w:lang w:val="fr-FR"/>
         </w:rPr>
-        <w:t>Vennootschap</w:t>
-      </w:r>
-      <w:proofErr w:type="spellEnd"/>
-      <w:r>
-        <w:rPr>
-          <w:sz w:val="20"/>
-          <w:lang w:val="fr-FR"/>
-        </w:rPr>
-        <w:t>:</w:t>
+        <w:t>Vennootschap:</w:t>
       </w:r>
       <w:r>
         <w:rPr>
@@ -745,21 +693,12 @@
           <w:lang w:val="fr-LU"/>
         </w:rPr>
       </w:pPr>
-      <w:proofErr w:type="spellStart"/>
       <w:r>
         <w:rPr>
           <w:sz w:val="20"/>
           <w:lang w:val="fr-FR"/>
         </w:rPr>
-        <w:t>Documentnaam</w:t>
-      </w:r>
-      <w:proofErr w:type="spellEnd"/>
-      <w:r>
-        <w:rPr>
-          <w:sz w:val="20"/>
-          <w:lang w:val="fr-FR"/>
-        </w:rPr>
-        <w:t>:</w:t>
+        <w:t>Documentnaam:</w:t>
       </w:r>
       <w:r>
         <w:rPr>
@@ -806,21 +745,12 @@
           <w:lang w:val="fr-LU"/>
         </w:rPr>
       </w:pPr>
-      <w:proofErr w:type="spellStart"/>
       <w:r>
         <w:rPr>
           <w:sz w:val="20"/>
           <w:lang w:val="fr-LU"/>
         </w:rPr>
-        <w:t>Datum</w:t>
-      </w:r>
-      <w:proofErr w:type="spellEnd"/>
-      <w:r>
-        <w:rPr>
-          <w:sz w:val="20"/>
-          <w:lang w:val="fr-LU"/>
-        </w:rPr>
-        <w:t>:</w:t>
+        <w:t>Datum:</w:t>
       </w:r>
       <w:r>
         <w:rPr>
@@ -867,21 +797,12 @@
           <w:lang w:val="fr-LU"/>
         </w:rPr>
       </w:pPr>
-      <w:proofErr w:type="spellStart"/>
       <w:r>
         <w:rPr>
           <w:sz w:val="20"/>
           <w:lang w:val="fr-LU"/>
         </w:rPr>
-        <w:t>Veiligheidsconsulent</w:t>
-      </w:r>
-      <w:proofErr w:type="spellEnd"/>
-      <w:r>
-        <w:rPr>
-          <w:sz w:val="20"/>
-          <w:lang w:val="fr-LU"/>
-        </w:rPr>
-        <w:t>(en):</w:t>
+        <w:t>Veiligheidsconsulent(en):</w:t>
       </w:r>
       <w:r>
         <w:rPr>
@@ -924,37 +845,12 @@
           <w:lang w:val="fr-FR"/>
         </w:rPr>
       </w:pPr>
-      <w:proofErr w:type="spellStart"/>
       <w:r>
         <w:rPr>
           <w:sz w:val="20"/>
           <w:lang w:val="fr-LU"/>
         </w:rPr>
-        <w:t>Vertegenwoordiger</w:t>
-      </w:r>
-      <w:proofErr w:type="spellEnd"/>
-      <w:r>
-        <w:rPr>
-          <w:sz w:val="20"/>
-          <w:lang w:val="fr-LU"/>
-        </w:rPr>
-        <w:t xml:space="preserve">(s) </w:t>
-      </w:r>
-      <w:proofErr w:type="spellStart"/>
-      <w:r>
-        <w:rPr>
-          <w:sz w:val="20"/>
-          <w:lang w:val="fr-LU"/>
-        </w:rPr>
-        <w:t>klant</w:t>
-      </w:r>
-      <w:proofErr w:type="spellEnd"/>
-      <w:r>
-        <w:rPr>
-          <w:sz w:val="20"/>
-          <w:lang w:val="fr-LU"/>
-        </w:rPr>
-        <w:t>:</w:t>
+        <w:t>Vertegenwoordiger(s) klant:</w:t>
       </w:r>
       <w:r>
         <w:rPr>
@@ -1019,14 +915,12 @@
               <w:lang w:val="fr-LU"/>
             </w:rPr>
           </w:pPr>
-          <w:proofErr w:type="spellStart"/>
           <w:r>
             <w:rPr>
               <w:lang w:val="fr-LU"/>
             </w:rPr>
             <w:t>Inhoudsopgave</w:t>
           </w:r>
-          <w:proofErr w:type="spellEnd"/>
         </w:p>
         <w:p>
           <w:pPr>
@@ -1041,9 +935,11 @@
               <w:bCs w:val="0"/>
               <w:caps w:val="0"/>
               <w:noProof/>
-              <w:sz w:val="22"/>
-              <w:szCs w:val="22"/>
-              <w:lang w:eastAsia="en-US"/>
+              <w:kern w:val="2"/>
+              <w:sz w:val="24"/>
+              <w:szCs w:val="24"/>
+              <w:lang w:val="en-LU" w:eastAsia="en-GB"/>
+              <w14:ligatures w14:val="standardContextual"/>
             </w:rPr>
           </w:pPr>
           <w:r>
@@ -1058,7 +954,7 @@
           <w:r>
             <w:fldChar w:fldCharType="separate"/>
           </w:r>
-          <w:hyperlink w:anchor="_Toc75419136" w:history="1">
+          <w:hyperlink w:anchor="_Toc229570100" w:history="1">
             <w:r>
               <w:rPr>
                 <w:rStyle w:val="Hyperlink"/>
@@ -1074,9 +970,11 @@
                 <w:bCs w:val="0"/>
                 <w:caps w:val="0"/>
                 <w:noProof/>
-                <w:sz w:val="22"/>
-                <w:szCs w:val="22"/>
-                <w:lang w:eastAsia="en-US"/>
+                <w:kern w:val="2"/>
+                <w:sz w:val="24"/>
+                <w:szCs w:val="24"/>
+                <w:lang w:val="en-LU" w:eastAsia="en-GB"/>
+                <w14:ligatures w14:val="standardContextual"/>
               </w:rPr>
               <w:tab/>
             </w:r>
@@ -1106,7 +1004,7 @@
                 <w:noProof/>
                 <w:webHidden/>
               </w:rPr>
-              <w:instrText xml:space="preserve"> PAGEREF _Toc75419136 \h </w:instrText>
+              <w:instrText xml:space="preserve"> PAGEREF _Toc229570100 \h </w:instrText>
             </w:r>
             <w:r>
               <w:rPr>
@@ -1148,12 +1046,14 @@
               <w:rFonts w:asciiTheme="minorHAnsi" w:eastAsiaTheme="minorEastAsia" w:hAnsiTheme="minorHAnsi" w:cstheme="minorBidi"/>
               <w:smallCaps w:val="0"/>
               <w:noProof/>
-              <w:sz w:val="22"/>
-              <w:szCs w:val="22"/>
-              <w:lang w:eastAsia="en-US"/>
+              <w:kern w:val="2"/>
+              <w:sz w:val="24"/>
+              <w:szCs w:val="24"/>
+              <w:lang w:val="en-LU" w:eastAsia="en-GB"/>
+              <w14:ligatures w14:val="standardContextual"/>
             </w:rPr>
           </w:pPr>
-          <w:hyperlink w:anchor="_Toc75419137" w:history="1">
+          <w:hyperlink w:anchor="_Toc229570101" w:history="1">
             <w:r>
               <w:rPr>
                 <w:rStyle w:val="Hyperlink"/>
@@ -1168,9 +1068,11 @@
                 <w:rFonts w:asciiTheme="minorHAnsi" w:eastAsiaTheme="minorEastAsia" w:hAnsiTheme="minorHAnsi" w:cstheme="minorBidi"/>
                 <w:smallCaps w:val="0"/>
                 <w:noProof/>
-                <w:sz w:val="22"/>
-                <w:szCs w:val="22"/>
-                <w:lang w:eastAsia="en-US"/>
+                <w:kern w:val="2"/>
+                <w:sz w:val="24"/>
+                <w:szCs w:val="24"/>
+                <w:lang w:val="en-LU" w:eastAsia="en-GB"/>
+                <w14:ligatures w14:val="standardContextual"/>
               </w:rPr>
               <w:tab/>
             </w:r>
@@ -1200,7 +1102,7 @@
                 <w:noProof/>
                 <w:webHidden/>
               </w:rPr>
-              <w:instrText xml:space="preserve"> PAGEREF _Toc75419137 \h </w:instrText>
+              <w:instrText xml:space="preserve"> PAGEREF _Toc229570101 \h </w:instrText>
             </w:r>
             <w:r>
               <w:rPr>
@@ -1242,12 +1144,14 @@
               <w:rFonts w:asciiTheme="minorHAnsi" w:eastAsiaTheme="minorEastAsia" w:hAnsiTheme="minorHAnsi" w:cstheme="minorBidi"/>
               <w:smallCaps w:val="0"/>
               <w:noProof/>
-              <w:sz w:val="22"/>
-              <w:szCs w:val="22"/>
-              <w:lang w:eastAsia="en-US"/>
+              <w:kern w:val="2"/>
+              <w:sz w:val="24"/>
+              <w:szCs w:val="24"/>
+              <w:lang w:val="en-LU" w:eastAsia="en-GB"/>
+              <w14:ligatures w14:val="standardContextual"/>
             </w:rPr>
           </w:pPr>
-          <w:hyperlink w:anchor="_Toc75419138" w:history="1">
+          <w:hyperlink w:anchor="_Toc229570102" w:history="1">
             <w:r>
               <w:rPr>
                 <w:rStyle w:val="Hyperlink"/>
@@ -1262,9 +1166,11 @@
                 <w:rFonts w:asciiTheme="minorHAnsi" w:eastAsiaTheme="minorEastAsia" w:hAnsiTheme="minorHAnsi" w:cstheme="minorBidi"/>
                 <w:smallCaps w:val="0"/>
                 <w:noProof/>
-                <w:sz w:val="22"/>
-                <w:szCs w:val="22"/>
-                <w:lang w:eastAsia="en-US"/>
+                <w:kern w:val="2"/>
+                <w:sz w:val="24"/>
+                <w:szCs w:val="24"/>
+                <w:lang w:val="en-LU" w:eastAsia="en-GB"/>
+                <w14:ligatures w14:val="standardContextual"/>
               </w:rPr>
               <w:tab/>
             </w:r>
@@ -1294,7 +1200,7 @@
                 <w:noProof/>
                 <w:webHidden/>
               </w:rPr>
-              <w:instrText xml:space="preserve"> PAGEREF _Toc75419138 \h </w:instrText>
+              <w:instrText xml:space="preserve"> PAGEREF _Toc229570102 \h </w:instrText>
             </w:r>
             <w:r>
               <w:rPr>
@@ -1336,12 +1242,14 @@
               <w:rFonts w:asciiTheme="minorHAnsi" w:eastAsiaTheme="minorEastAsia" w:hAnsiTheme="minorHAnsi" w:cstheme="minorBidi"/>
               <w:smallCaps w:val="0"/>
               <w:noProof/>
-              <w:sz w:val="22"/>
-              <w:szCs w:val="22"/>
-              <w:lang w:eastAsia="en-US"/>
+              <w:kern w:val="2"/>
+              <w:sz w:val="24"/>
+              <w:szCs w:val="24"/>
+              <w:lang w:val="en-LU" w:eastAsia="en-GB"/>
+              <w14:ligatures w14:val="standardContextual"/>
             </w:rPr>
           </w:pPr>
-          <w:hyperlink w:anchor="_Toc75419139" w:history="1">
+          <w:hyperlink w:anchor="_Toc229570103" w:history="1">
             <w:r>
               <w:rPr>
                 <w:rStyle w:val="Hyperlink"/>
@@ -1356,9 +1264,11 @@
                 <w:rFonts w:asciiTheme="minorHAnsi" w:eastAsiaTheme="minorEastAsia" w:hAnsiTheme="minorHAnsi" w:cstheme="minorBidi"/>
                 <w:smallCaps w:val="0"/>
                 <w:noProof/>
-                <w:sz w:val="22"/>
-                <w:szCs w:val="22"/>
-                <w:lang w:eastAsia="en-US"/>
+                <w:kern w:val="2"/>
+                <w:sz w:val="24"/>
+                <w:szCs w:val="24"/>
+                <w:lang w:val="en-LU" w:eastAsia="en-GB"/>
+                <w14:ligatures w14:val="standardContextual"/>
               </w:rPr>
               <w:tab/>
             </w:r>
@@ -1388,7 +1298,7 @@
                 <w:noProof/>
                 <w:webHidden/>
               </w:rPr>
-              <w:instrText xml:space="preserve"> PAGEREF _Toc75419139 \h </w:instrText>
+              <w:instrText xml:space="preserve"> PAGEREF _Toc229570103 \h </w:instrText>
             </w:r>
             <w:r>
               <w:rPr>
@@ -1432,12 +1342,14 @@
               <w:bCs w:val="0"/>
               <w:caps w:val="0"/>
               <w:noProof/>
-              <w:sz w:val="22"/>
-              <w:szCs w:val="22"/>
-              <w:lang w:eastAsia="en-US"/>
+              <w:kern w:val="2"/>
+              <w:sz w:val="24"/>
+              <w:szCs w:val="24"/>
+              <w:lang w:val="en-LU" w:eastAsia="en-GB"/>
+              <w14:ligatures w14:val="standardContextual"/>
             </w:rPr>
           </w:pPr>
-          <w:hyperlink w:anchor="_Toc75419140" w:history="1">
+          <w:hyperlink w:anchor="_Toc229570104" w:history="1">
             <w:r>
               <w:rPr>
                 <w:rStyle w:val="Hyperlink"/>
@@ -1453,9 +1365,11 @@
                 <w:bCs w:val="0"/>
                 <w:caps w:val="0"/>
                 <w:noProof/>
-                <w:sz w:val="22"/>
-                <w:szCs w:val="22"/>
-                <w:lang w:eastAsia="en-US"/>
+                <w:kern w:val="2"/>
+                <w:sz w:val="24"/>
+                <w:szCs w:val="24"/>
+                <w:lang w:val="en-LU" w:eastAsia="en-GB"/>
+                <w14:ligatures w14:val="standardContextual"/>
               </w:rPr>
               <w:tab/>
             </w:r>
@@ -1486,7 +1400,7 @@
                 <w:noProof/>
                 <w:webHidden/>
               </w:rPr>
-              <w:instrText xml:space="preserve"> PAGEREF _Toc75419140 \h </w:instrText>
+              <w:instrText xml:space="preserve"> PAGEREF _Toc229570104 \h </w:instrText>
             </w:r>
             <w:r>
               <w:rPr>
@@ -1528,12 +1442,14 @@
               <w:rFonts w:asciiTheme="minorHAnsi" w:eastAsiaTheme="minorEastAsia" w:hAnsiTheme="minorHAnsi" w:cstheme="minorBidi"/>
               <w:smallCaps w:val="0"/>
               <w:noProof/>
-              <w:sz w:val="22"/>
-              <w:szCs w:val="22"/>
-              <w:lang w:eastAsia="en-US"/>
+              <w:kern w:val="2"/>
+              <w:sz w:val="24"/>
+              <w:szCs w:val="24"/>
+              <w:lang w:val="en-LU" w:eastAsia="en-GB"/>
+              <w14:ligatures w14:val="standardContextual"/>
             </w:rPr>
           </w:pPr>
-          <w:hyperlink w:anchor="_Toc75419141" w:history="1">
+          <w:hyperlink w:anchor="_Toc229570105" w:history="1">
             <w:r>
               <w:rPr>
                 <w:rStyle w:val="Hyperlink"/>
@@ -1548,9 +1464,11 @@
                 <w:rFonts w:asciiTheme="minorHAnsi" w:eastAsiaTheme="minorEastAsia" w:hAnsiTheme="minorHAnsi" w:cstheme="minorBidi"/>
                 <w:smallCaps w:val="0"/>
                 <w:noProof/>
-                <w:sz w:val="22"/>
-                <w:szCs w:val="22"/>
-                <w:lang w:eastAsia="en-US"/>
+                <w:kern w:val="2"/>
+                <w:sz w:val="24"/>
+                <w:szCs w:val="24"/>
+                <w:lang w:val="en-LU" w:eastAsia="en-GB"/>
+                <w14:ligatures w14:val="standardContextual"/>
               </w:rPr>
               <w:tab/>
             </w:r>
@@ -1580,7 +1498,7 @@
                 <w:noProof/>
                 <w:webHidden/>
               </w:rPr>
-              <w:instrText xml:space="preserve"> PAGEREF _Toc75419141 \h </w:instrText>
+              <w:instrText xml:space="preserve"> PAGEREF _Toc229570105 \h </w:instrText>
             </w:r>
             <w:r>
               <w:rPr>
@@ -1622,12 +1540,14 @@
               <w:rFonts w:asciiTheme="minorHAnsi" w:eastAsiaTheme="minorEastAsia" w:hAnsiTheme="minorHAnsi" w:cstheme="minorBidi"/>
               <w:smallCaps w:val="0"/>
               <w:noProof/>
-              <w:sz w:val="22"/>
-              <w:szCs w:val="22"/>
-              <w:lang w:eastAsia="en-US"/>
+              <w:kern w:val="2"/>
+              <w:sz w:val="24"/>
+              <w:szCs w:val="24"/>
+              <w:lang w:val="en-LU" w:eastAsia="en-GB"/>
+              <w14:ligatures w14:val="standardContextual"/>
             </w:rPr>
           </w:pPr>
-          <w:hyperlink w:anchor="_Toc75419142" w:history="1">
+          <w:hyperlink w:anchor="_Toc229570106" w:history="1">
             <w:r>
               <w:rPr>
                 <w:rStyle w:val="Hyperlink"/>
@@ -1642,9 +1562,11 @@
                 <w:rFonts w:asciiTheme="minorHAnsi" w:eastAsiaTheme="minorEastAsia" w:hAnsiTheme="minorHAnsi" w:cstheme="minorBidi"/>
                 <w:smallCaps w:val="0"/>
                 <w:noProof/>
-                <w:sz w:val="22"/>
-                <w:szCs w:val="22"/>
-                <w:lang w:eastAsia="en-US"/>
+                <w:kern w:val="2"/>
+                <w:sz w:val="24"/>
+                <w:szCs w:val="24"/>
+                <w:lang w:val="en-LU" w:eastAsia="en-GB"/>
+                <w14:ligatures w14:val="standardContextual"/>
               </w:rPr>
               <w:tab/>
             </w:r>
@@ -1674,7 +1596,7 @@
                 <w:noProof/>
                 <w:webHidden/>
               </w:rPr>
-              <w:instrText xml:space="preserve"> PAGEREF _Toc75419142 \h </w:instrText>
+              <w:instrText xml:space="preserve"> PAGEREF _Toc229570106 \h </w:instrText>
             </w:r>
             <w:r>
               <w:rPr>
@@ -1717,12 +1639,14 @@
               <w:i w:val="0"/>
               <w:iCs w:val="0"/>
               <w:noProof/>
-              <w:sz w:val="22"/>
-              <w:szCs w:val="22"/>
-              <w:lang w:eastAsia="en-US"/>
+              <w:kern w:val="2"/>
+              <w:sz w:val="24"/>
+              <w:szCs w:val="24"/>
+              <w:lang w:val="en-LU" w:eastAsia="en-GB"/>
+              <w14:ligatures w14:val="standardContextual"/>
             </w:rPr>
           </w:pPr>
-          <w:hyperlink w:anchor="_Toc75419143" w:history="1">
+          <w:hyperlink w:anchor="_Toc229570107" w:history="1">
             <w:r>
               <w:rPr>
                 <w:rStyle w:val="Hyperlink"/>
@@ -1737,9 +1661,11 @@
                 <w:i w:val="0"/>
                 <w:iCs w:val="0"/>
                 <w:noProof/>
-                <w:sz w:val="22"/>
-                <w:szCs w:val="22"/>
-                <w:lang w:eastAsia="en-US"/>
+                <w:kern w:val="2"/>
+                <w:sz w:val="24"/>
+                <w:szCs w:val="24"/>
+                <w:lang w:val="en-LU" w:eastAsia="en-GB"/>
+                <w14:ligatures w14:val="standardContextual"/>
               </w:rPr>
               <w:tab/>
             </w:r>
@@ -1769,7 +1695,7 @@
                 <w:noProof/>
                 <w:webHidden/>
               </w:rPr>
-              <w:instrText xml:space="preserve"> PAGEREF _Toc75419143 \h </w:instrText>
+              <w:instrText xml:space="preserve"> PAGEREF _Toc229570107 \h </w:instrText>
             </w:r>
             <w:r>
               <w:rPr>
@@ -1812,12 +1738,14 @@
               <w:i w:val="0"/>
               <w:iCs w:val="0"/>
               <w:noProof/>
-              <w:sz w:val="22"/>
-              <w:szCs w:val="22"/>
-              <w:lang w:eastAsia="en-US"/>
+              <w:kern w:val="2"/>
+              <w:sz w:val="24"/>
+              <w:szCs w:val="24"/>
+              <w:lang w:val="en-LU" w:eastAsia="en-GB"/>
+              <w14:ligatures w14:val="standardContextual"/>
             </w:rPr>
           </w:pPr>
-          <w:hyperlink w:anchor="_Toc75419144" w:history="1">
+          <w:hyperlink w:anchor="_Toc229570108" w:history="1">
             <w:r>
               <w:rPr>
                 <w:rStyle w:val="Hyperlink"/>
@@ -1832,9 +1760,11 @@
                 <w:i w:val="0"/>
                 <w:iCs w:val="0"/>
                 <w:noProof/>
-                <w:sz w:val="22"/>
-                <w:szCs w:val="22"/>
-                <w:lang w:eastAsia="en-US"/>
+                <w:kern w:val="2"/>
+                <w:sz w:val="24"/>
+                <w:szCs w:val="24"/>
+                <w:lang w:val="en-LU" w:eastAsia="en-GB"/>
+                <w14:ligatures w14:val="standardContextual"/>
               </w:rPr>
               <w:tab/>
             </w:r>
@@ -1864,7 +1794,7 @@
                 <w:noProof/>
                 <w:webHidden/>
               </w:rPr>
-              <w:instrText xml:space="preserve"> PAGEREF _Toc75419144 \h </w:instrText>
+              <w:instrText xml:space="preserve"> PAGEREF _Toc229570108 \h </w:instrText>
             </w:r>
             <w:r>
               <w:rPr>
@@ -1907,12 +1837,14 @@
               <w:i w:val="0"/>
               <w:iCs w:val="0"/>
               <w:noProof/>
-              <w:sz w:val="22"/>
-              <w:szCs w:val="22"/>
-              <w:lang w:eastAsia="en-US"/>
+              <w:kern w:val="2"/>
+              <w:sz w:val="24"/>
+              <w:szCs w:val="24"/>
+              <w:lang w:val="en-LU" w:eastAsia="en-GB"/>
+              <w14:ligatures w14:val="standardContextual"/>
             </w:rPr>
           </w:pPr>
-          <w:hyperlink w:anchor="_Toc75419145" w:history="1">
+          <w:hyperlink w:anchor="_Toc229570109" w:history="1">
             <w:r>
               <w:rPr>
                 <w:rStyle w:val="Hyperlink"/>
@@ -1927,9 +1859,11 @@
                 <w:i w:val="0"/>
                 <w:iCs w:val="0"/>
                 <w:noProof/>
-                <w:sz w:val="22"/>
-                <w:szCs w:val="22"/>
-                <w:lang w:eastAsia="en-US"/>
+                <w:kern w:val="2"/>
+                <w:sz w:val="24"/>
+                <w:szCs w:val="24"/>
+                <w:lang w:val="en-LU" w:eastAsia="en-GB"/>
+                <w14:ligatures w14:val="standardContextual"/>
               </w:rPr>
               <w:tab/>
             </w:r>
@@ -1959,7 +1893,7 @@
                 <w:noProof/>
                 <w:webHidden/>
               </w:rPr>
-              <w:instrText xml:space="preserve"> PAGEREF _Toc75419145 \h </w:instrText>
+              <w:instrText xml:space="preserve"> PAGEREF _Toc229570109 \h </w:instrText>
             </w:r>
             <w:r>
               <w:rPr>
@@ -2002,12 +1936,14 @@
               <w:i w:val="0"/>
               <w:iCs w:val="0"/>
               <w:noProof/>
-              <w:sz w:val="22"/>
-              <w:szCs w:val="22"/>
-              <w:lang w:eastAsia="en-US"/>
+              <w:kern w:val="2"/>
+              <w:sz w:val="24"/>
+              <w:szCs w:val="24"/>
+              <w:lang w:val="en-LU" w:eastAsia="en-GB"/>
+              <w14:ligatures w14:val="standardContextual"/>
             </w:rPr>
           </w:pPr>
-          <w:hyperlink w:anchor="_Toc75419146" w:history="1">
+          <w:hyperlink w:anchor="_Toc229570110" w:history="1">
             <w:r>
               <w:rPr>
                 <w:rStyle w:val="Hyperlink"/>
@@ -2022,9 +1958,11 @@
                 <w:i w:val="0"/>
                 <w:iCs w:val="0"/>
                 <w:noProof/>
-                <w:sz w:val="22"/>
-                <w:szCs w:val="22"/>
-                <w:lang w:eastAsia="en-US"/>
+                <w:kern w:val="2"/>
+                <w:sz w:val="24"/>
+                <w:szCs w:val="24"/>
+                <w:lang w:val="en-LU" w:eastAsia="en-GB"/>
+                <w14:ligatures w14:val="standardContextual"/>
               </w:rPr>
               <w:tab/>
             </w:r>
@@ -2054,7 +1992,7 @@
                 <w:noProof/>
                 <w:webHidden/>
               </w:rPr>
-              <w:instrText xml:space="preserve"> PAGEREF _Toc75419146 \h </w:instrText>
+              <w:instrText xml:space="preserve"> PAGEREF _Toc229570110 \h </w:instrText>
             </w:r>
             <w:r>
               <w:rPr>
@@ -2097,12 +2035,14 @@
               <w:i w:val="0"/>
               <w:iCs w:val="0"/>
               <w:noProof/>
-              <w:sz w:val="22"/>
-              <w:szCs w:val="22"/>
-              <w:lang w:eastAsia="en-US"/>
+              <w:kern w:val="2"/>
+              <w:sz w:val="24"/>
+              <w:szCs w:val="24"/>
+              <w:lang w:val="en-LU" w:eastAsia="en-GB"/>
+              <w14:ligatures w14:val="standardContextual"/>
             </w:rPr>
           </w:pPr>
-          <w:hyperlink w:anchor="_Toc75419147" w:history="1">
+          <w:hyperlink w:anchor="_Toc229570111" w:history="1">
             <w:r>
               <w:rPr>
                 <w:rStyle w:val="Hyperlink"/>
@@ -2117,9 +2057,11 @@
                 <w:i w:val="0"/>
                 <w:iCs w:val="0"/>
                 <w:noProof/>
-                <w:sz w:val="22"/>
-                <w:szCs w:val="22"/>
-                <w:lang w:eastAsia="en-US"/>
+                <w:kern w:val="2"/>
+                <w:sz w:val="24"/>
+                <w:szCs w:val="24"/>
+                <w:lang w:val="en-LU" w:eastAsia="en-GB"/>
+                <w14:ligatures w14:val="standardContextual"/>
               </w:rPr>
               <w:tab/>
             </w:r>
@@ -2150,7 +2092,7 @@
                 <w:noProof/>
                 <w:webHidden/>
               </w:rPr>
-              <w:instrText xml:space="preserve"> PAGEREF _Toc75419147 \h </w:instrText>
+              <w:instrText xml:space="preserve"> PAGEREF _Toc229570111 \h </w:instrText>
             </w:r>
             <w:r>
               <w:rPr>
@@ -2193,12 +2135,14 @@
               <w:i w:val="0"/>
               <w:iCs w:val="0"/>
               <w:noProof/>
-              <w:sz w:val="22"/>
-              <w:szCs w:val="22"/>
-              <w:lang w:eastAsia="en-US"/>
+              <w:kern w:val="2"/>
+              <w:sz w:val="24"/>
+              <w:szCs w:val="24"/>
+              <w:lang w:val="en-LU" w:eastAsia="en-GB"/>
+              <w14:ligatures w14:val="standardContextual"/>
             </w:rPr>
           </w:pPr>
-          <w:hyperlink w:anchor="_Toc75419148" w:history="1">
+          <w:hyperlink w:anchor="_Toc229570112" w:history="1">
             <w:r>
               <w:rPr>
                 <w:rStyle w:val="Hyperlink"/>
@@ -2213,9 +2157,11 @@
                 <w:i w:val="0"/>
                 <w:iCs w:val="0"/>
                 <w:noProof/>
-                <w:sz w:val="22"/>
-                <w:szCs w:val="22"/>
-                <w:lang w:eastAsia="en-US"/>
+                <w:kern w:val="2"/>
+                <w:sz w:val="24"/>
+                <w:szCs w:val="24"/>
+                <w:lang w:val="en-LU" w:eastAsia="en-GB"/>
+                <w14:ligatures w14:val="standardContextual"/>
               </w:rPr>
               <w:tab/>
             </w:r>
@@ -2245,7 +2191,7 @@
                 <w:noProof/>
                 <w:webHidden/>
               </w:rPr>
-              <w:instrText xml:space="preserve"> PAGEREF _Toc75419148 \h </w:instrText>
+              <w:instrText xml:space="preserve"> PAGEREF _Toc229570112 \h </w:instrText>
             </w:r>
             <w:r>
               <w:rPr>
@@ -2288,12 +2234,14 @@
               <w:i w:val="0"/>
               <w:iCs w:val="0"/>
               <w:noProof/>
-              <w:sz w:val="22"/>
-              <w:szCs w:val="22"/>
-              <w:lang w:eastAsia="en-US"/>
+              <w:kern w:val="2"/>
+              <w:sz w:val="24"/>
+              <w:szCs w:val="24"/>
+              <w:lang w:val="en-LU" w:eastAsia="en-GB"/>
+              <w14:ligatures w14:val="standardContextual"/>
             </w:rPr>
           </w:pPr>
-          <w:hyperlink w:anchor="_Toc75419149" w:history="1">
+          <w:hyperlink w:anchor="_Toc229570113" w:history="1">
             <w:r>
               <w:rPr>
                 <w:rStyle w:val="Hyperlink"/>
@@ -2308,9 +2256,11 @@
                 <w:i w:val="0"/>
                 <w:iCs w:val="0"/>
                 <w:noProof/>
-                <w:sz w:val="22"/>
-                <w:szCs w:val="22"/>
-                <w:lang w:eastAsia="en-US"/>
+                <w:kern w:val="2"/>
+                <w:sz w:val="24"/>
+                <w:szCs w:val="24"/>
+                <w:lang w:val="en-LU" w:eastAsia="en-GB"/>
+                <w14:ligatures w14:val="standardContextual"/>
               </w:rPr>
               <w:tab/>
             </w:r>
@@ -2340,7 +2290,7 @@
                 <w:noProof/>
                 <w:webHidden/>
               </w:rPr>
-              <w:instrText xml:space="preserve"> PAGEREF _Toc75419149 \h </w:instrText>
+              <w:instrText xml:space="preserve"> PAGEREF _Toc229570113 \h </w:instrText>
             </w:r>
             <w:r>
               <w:rPr>
@@ -2383,12 +2333,14 @@
               <w:i w:val="0"/>
               <w:iCs w:val="0"/>
               <w:noProof/>
-              <w:sz w:val="22"/>
-              <w:szCs w:val="22"/>
-              <w:lang w:eastAsia="en-US"/>
+              <w:kern w:val="2"/>
+              <w:sz w:val="24"/>
+              <w:szCs w:val="24"/>
+              <w:lang w:val="en-LU" w:eastAsia="en-GB"/>
+              <w14:ligatures w14:val="standardContextual"/>
             </w:rPr>
           </w:pPr>
-          <w:hyperlink w:anchor="_Toc75419150" w:history="1">
+          <w:hyperlink w:anchor="_Toc229570114" w:history="1">
             <w:r>
               <w:rPr>
                 <w:rStyle w:val="Hyperlink"/>
@@ -2403,9 +2355,11 @@
                 <w:i w:val="0"/>
                 <w:iCs w:val="0"/>
                 <w:noProof/>
-                <w:sz w:val="22"/>
-                <w:szCs w:val="22"/>
-                <w:lang w:eastAsia="en-US"/>
+                <w:kern w:val="2"/>
+                <w:sz w:val="24"/>
+                <w:szCs w:val="24"/>
+                <w:lang w:val="en-LU" w:eastAsia="en-GB"/>
+                <w14:ligatures w14:val="standardContextual"/>
               </w:rPr>
               <w:tab/>
             </w:r>
@@ -2435,7 +2389,7 @@
                 <w:noProof/>
                 <w:webHidden/>
               </w:rPr>
-              <w:instrText xml:space="preserve"> PAGEREF _Toc75419150 \h </w:instrText>
+              <w:instrText xml:space="preserve"> PAGEREF _Toc229570114 \h </w:instrText>
             </w:r>
             <w:r>
               <w:rPr>
@@ -2478,12 +2432,14 @@
               <w:i w:val="0"/>
               <w:iCs w:val="0"/>
               <w:noProof/>
-              <w:sz w:val="22"/>
-              <w:szCs w:val="22"/>
-              <w:lang w:eastAsia="en-US"/>
+              <w:kern w:val="2"/>
+              <w:sz w:val="24"/>
+              <w:szCs w:val="24"/>
+              <w:lang w:val="en-LU" w:eastAsia="en-GB"/>
+              <w14:ligatures w14:val="standardContextual"/>
             </w:rPr>
           </w:pPr>
-          <w:hyperlink w:anchor="_Toc75419151" w:history="1">
+          <w:hyperlink w:anchor="_Toc229570115" w:history="1">
             <w:r>
               <w:rPr>
                 <w:rStyle w:val="Hyperlink"/>
@@ -2498,9 +2454,11 @@
                 <w:i w:val="0"/>
                 <w:iCs w:val="0"/>
                 <w:noProof/>
-                <w:sz w:val="22"/>
-                <w:szCs w:val="22"/>
-                <w:lang w:eastAsia="en-US"/>
+                <w:kern w:val="2"/>
+                <w:sz w:val="24"/>
+                <w:szCs w:val="24"/>
+                <w:lang w:val="en-LU" w:eastAsia="en-GB"/>
+                <w14:ligatures w14:val="standardContextual"/>
               </w:rPr>
               <w:tab/>
             </w:r>
@@ -2531,7 +2489,7 @@
                 <w:noProof/>
                 <w:webHidden/>
               </w:rPr>
-              <w:instrText xml:space="preserve"> PAGEREF _Toc75419151 \h </w:instrText>
+              <w:instrText xml:space="preserve"> PAGEREF _Toc229570115 \h </w:instrText>
             </w:r>
             <w:r>
               <w:rPr>
@@ -2573,12 +2531,14 @@
               <w:rFonts w:asciiTheme="minorHAnsi" w:eastAsiaTheme="minorEastAsia" w:hAnsiTheme="minorHAnsi" w:cstheme="minorBidi"/>
               <w:smallCaps w:val="0"/>
               <w:noProof/>
-              <w:sz w:val="22"/>
-              <w:szCs w:val="22"/>
-              <w:lang w:eastAsia="en-US"/>
+              <w:kern w:val="2"/>
+              <w:sz w:val="24"/>
+              <w:szCs w:val="24"/>
+              <w:lang w:val="en-LU" w:eastAsia="en-GB"/>
+              <w14:ligatures w14:val="standardContextual"/>
             </w:rPr>
           </w:pPr>
-          <w:hyperlink w:anchor="_Toc75419152" w:history="1">
+          <w:hyperlink w:anchor="_Toc229570116" w:history="1">
             <w:r>
               <w:rPr>
                 <w:rStyle w:val="Hyperlink"/>
@@ -2594,9 +2554,11 @@
                 <w:rFonts w:asciiTheme="minorHAnsi" w:eastAsiaTheme="minorEastAsia" w:hAnsiTheme="minorHAnsi" w:cstheme="minorBidi"/>
                 <w:smallCaps w:val="0"/>
                 <w:noProof/>
-                <w:sz w:val="22"/>
-                <w:szCs w:val="22"/>
-                <w:lang w:eastAsia="en-US"/>
+                <w:kern w:val="2"/>
+                <w:sz w:val="24"/>
+                <w:szCs w:val="24"/>
+                <w:lang w:val="en-LU" w:eastAsia="en-GB"/>
+                <w14:ligatures w14:val="standardContextual"/>
               </w:rPr>
               <w:tab/>
             </w:r>
@@ -2627,7 +2589,7 @@
                 <w:noProof/>
                 <w:webHidden/>
               </w:rPr>
-              <w:instrText xml:space="preserve"> PAGEREF _Toc75419152 \h </w:instrText>
+              <w:instrText xml:space="preserve"> PAGEREF _Toc229570116 \h </w:instrText>
             </w:r>
             <w:r>
               <w:rPr>
@@ -2648,6 +2610,105 @@
                 <w:webHidden/>
               </w:rPr>
               <w:t>5</w:t>
+            </w:r>
+            <w:r>
+              <w:rPr>
+                <w:noProof/>
+                <w:webHidden/>
+              </w:rPr>
+              <w:fldChar w:fldCharType="end"/>
+            </w:r>
+          </w:hyperlink>
+        </w:p>
+        <w:p>
+          <w:pPr>
+            <w:pStyle w:val="TOC2"/>
+            <w:tabs>
+              <w:tab w:val="left" w:pos="880"/>
+              <w:tab w:val="right" w:leader="dot" w:pos="9764"/>
+            </w:tabs>
+            <w:rPr>
+              <w:rFonts w:asciiTheme="minorHAnsi" w:eastAsiaTheme="minorEastAsia" w:hAnsiTheme="minorHAnsi" w:cstheme="minorBidi"/>
+              <w:smallCaps w:val="0"/>
+              <w:noProof/>
+              <w:kern w:val="2"/>
+              <w:sz w:val="24"/>
+              <w:szCs w:val="24"/>
+              <w:lang w:val="en-LU" w:eastAsia="en-GB"/>
+              <w14:ligatures w14:val="standardContextual"/>
+            </w:rPr>
+          </w:pPr>
+          <w:hyperlink w:anchor="_Toc229570117" w:history="1">
+            <w:r>
+              <w:rPr>
+                <w:rStyle w:val="Hyperlink"/>
+                <w:noProof/>
+                <w:snapToGrid w:val="0"/>
+                <w:w w:val="0"/>
+                <w:lang w:val="fr-LU"/>
+              </w:rPr>
+              <w:t>2.4</w:t>
+            </w:r>
+            <w:r>
+              <w:rPr>
+                <w:rFonts w:asciiTheme="minorHAnsi" w:eastAsiaTheme="minorEastAsia" w:hAnsiTheme="minorHAnsi" w:cstheme="minorBidi"/>
+                <w:smallCaps w:val="0"/>
+                <w:noProof/>
+                <w:kern w:val="2"/>
+                <w:sz w:val="24"/>
+                <w:szCs w:val="24"/>
+                <w:lang w:val="en-LU" w:eastAsia="en-GB"/>
+                <w14:ligatures w14:val="standardContextual"/>
+              </w:rPr>
+              <w:tab/>
+            </w:r>
+            <w:r>
+              <w:rPr>
+                <w:rStyle w:val="Hyperlink"/>
+                <w:noProof/>
+              </w:rPr>
+              <w:t>Triggers voor herbeoordeling</w:t>
+            </w:r>
+            <w:r>
+              <w:rPr>
+                <w:noProof/>
+                <w:webHidden/>
+              </w:rPr>
+              <w:tab/>
+            </w:r>
+            <w:r>
+              <w:rPr>
+                <w:noProof/>
+                <w:webHidden/>
+              </w:rPr>
+              <w:fldChar w:fldCharType="begin"/>
+            </w:r>
+            <w:r>
+              <w:rPr>
+                <w:noProof/>
+                <w:webHidden/>
+              </w:rPr>
+              <w:instrText xml:space="preserve"> PAGEREF _Toc229570117 \h </w:instrText>
+            </w:r>
+            <w:r>
+              <w:rPr>
+                <w:noProof/>
+                <w:webHidden/>
+              </w:rPr>
+            </w:r>
+            <w:r>
+              <w:rPr>
+                <w:noProof/>
+                <w:webHidden/>
+              </w:rPr>
+              <w:fldChar w:fldCharType="separate"/>
+            </w:r>
+            <w:r>
+              <w:rPr>
+                <w:noProof/>
+                <w:webHidden/>
+              </w:rPr>
+              <w:t>6</w:t>
             </w:r>
             <w:r>
               <w:rPr>
@@ -2670,12 +2731,14 @@
               <w:bCs w:val="0"/>
               <w:caps w:val="0"/>
               <w:noProof/>
-              <w:sz w:val="22"/>
-              <w:szCs w:val="22"/>
-              <w:lang w:eastAsia="en-US"/>
+              <w:kern w:val="2"/>
+              <w:sz w:val="24"/>
+              <w:szCs w:val="24"/>
+              <w:lang w:val="en-LU" w:eastAsia="en-GB"/>
+              <w14:ligatures w14:val="standardContextual"/>
             </w:rPr>
           </w:pPr>
-          <w:hyperlink w:anchor="_Toc75419153" w:history="1">
+          <w:hyperlink w:anchor="_Toc229570118" w:history="1">
             <w:r>
               <w:rPr>
                 <w:rStyle w:val="Hyperlink"/>
@@ -2702,7 +2765,7 @@
                 <w:noProof/>
                 <w:webHidden/>
               </w:rPr>
-              <w:instrText xml:space="preserve"> PAGEREF _Toc75419153 \h </w:instrText>
+              <w:instrText xml:space="preserve"> PAGEREF _Toc229570118 \h </w:instrText>
             </w:r>
             <w:r>
               <w:rPr>
@@ -2722,7 +2785,7 @@
                 <w:noProof/>
                 <w:webHidden/>
               </w:rPr>
-              <w:t>6</w:t>
+              <w:t>7</w:t>
             </w:r>
             <w:r>
               <w:rPr>
@@ -2745,12 +2808,14 @@
               <w:bCs w:val="0"/>
               <w:caps w:val="0"/>
               <w:noProof/>
-              <w:sz w:val="22"/>
-              <w:szCs w:val="22"/>
-              <w:lang w:eastAsia="en-US"/>
+              <w:kern w:val="2"/>
+              <w:sz w:val="24"/>
+              <w:szCs w:val="24"/>
+              <w:lang w:val="en-LU" w:eastAsia="en-GB"/>
+              <w14:ligatures w14:val="standardContextual"/>
             </w:rPr>
           </w:pPr>
-          <w:hyperlink w:anchor="_Toc75419154" w:history="1">
+          <w:hyperlink w:anchor="_Toc229570119" w:history="1">
             <w:r>
               <w:rPr>
                 <w:rStyle w:val="Hyperlink"/>
@@ -2778,7 +2843,7 @@
                 <w:noProof/>
                 <w:webHidden/>
               </w:rPr>
-              <w:instrText xml:space="preserve"> PAGEREF _Toc75419154 \h </w:instrText>
+              <w:instrText xml:space="preserve"> PAGEREF _Toc229570119 \h </w:instrText>
             </w:r>
             <w:r>
               <w:rPr>
@@ -2798,7 +2863,7 @@
                 <w:noProof/>
                 <w:webHidden/>
               </w:rPr>
-              <w:t>7</w:t>
+              <w:t>8</w:t>
             </w:r>
             <w:r>
               <w:rPr>
@@ -2821,12 +2886,14 @@
               <w:bCs w:val="0"/>
               <w:caps w:val="0"/>
               <w:noProof/>
-              <w:sz w:val="22"/>
-              <w:szCs w:val="22"/>
-              <w:lang w:eastAsia="en-US"/>
+              <w:kern w:val="2"/>
+              <w:sz w:val="24"/>
+              <w:szCs w:val="24"/>
+              <w:lang w:val="en-LU" w:eastAsia="en-GB"/>
+              <w14:ligatures w14:val="standardContextual"/>
             </w:rPr>
           </w:pPr>
-          <w:hyperlink w:anchor="_Toc75419155" w:history="1">
+          <w:hyperlink w:anchor="_Toc229570120" w:history="1">
             <w:r>
               <w:rPr>
                 <w:rStyle w:val="Hyperlink"/>
@@ -2853,7 +2920,7 @@
                 <w:noProof/>
                 <w:webHidden/>
               </w:rPr>
-              <w:instrText xml:space="preserve"> PAGEREF _Toc75419155 \h </w:instrText>
+              <w:instrText xml:space="preserve"> PAGEREF _Toc229570120 \h </w:instrText>
             </w:r>
             <w:r>
               <w:rPr>
@@ -2873,7 +2940,7 @@
                 <w:noProof/>
                 <w:webHidden/>
               </w:rPr>
-              <w:t>8</w:t>
+              <w:t>9</w:t>
             </w:r>
             <w:r>
               <w:rPr>
@@ -2995,8 +3062,6 @@
               <w:noProof/>
             </w:rPr>
           </w:pPr>
-          <w:bookmarkStart w:id="8" w:name="_GoBack"/>
-          <w:bookmarkEnd w:id="8"/>
         </w:p>
         <w:p>
           <w:pPr>
@@ -3032,95 +3097,13 @@
               <w:lang w:val="fr-FR"/>
             </w:rPr>
           </w:pPr>
-          <w:proofErr w:type="spellStart"/>
           <w:r>
             <w:rPr>
               <w:b/>
               <w:lang w:val="fr-FR"/>
             </w:rPr>
-            <w:t>Gelezen</w:t>
+            <w:t>Gelezen en goedgekeurd door de verschillende te noemen partijen</w:t>
           </w:r>
-          <w:proofErr w:type="spellEnd"/>
-          <w:r>
-            <w:rPr>
-              <w:b/>
-              <w:lang w:val="fr-FR"/>
-            </w:rPr>
-            <w:t xml:space="preserve"> en </w:t>
-          </w:r>
-          <w:proofErr w:type="spellStart"/>
-          <w:r>
-            <w:rPr>
-              <w:b/>
-              <w:lang w:val="fr-FR"/>
-            </w:rPr>
-            <w:t>goedgekeurd</w:t>
-          </w:r>
-          <w:proofErr w:type="spellEnd"/>
-          <w:r>
-            <w:rPr>
-              <w:b/>
-              <w:lang w:val="fr-FR"/>
-            </w:rPr>
-            <w:t xml:space="preserve"> </w:t>
-          </w:r>
-          <w:proofErr w:type="spellStart"/>
-          <w:r>
-            <w:rPr>
-              <w:b/>
-              <w:lang w:val="fr-FR"/>
-            </w:rPr>
-            <w:t>door</w:t>
-          </w:r>
-          <w:proofErr w:type="spellEnd"/>
-          <w:r>
-            <w:rPr>
-              <w:b/>
-              <w:lang w:val="fr-FR"/>
-            </w:rPr>
-            <w:t xml:space="preserve"> de </w:t>
-          </w:r>
-          <w:proofErr w:type="spellStart"/>
-          <w:r>
-            <w:rPr>
-              <w:b/>
-              <w:lang w:val="fr-FR"/>
-            </w:rPr>
-            <w:t>verschillende</w:t>
-          </w:r>
-          <w:proofErr w:type="spellEnd"/>
-          <w:r>
-            <w:rPr>
-              <w:b/>
-              <w:lang w:val="fr-FR"/>
-            </w:rPr>
-            <w:t xml:space="preserve"> te </w:t>
-          </w:r>
-          <w:proofErr w:type="spellStart"/>
-          <w:r>
-            <w:rPr>
-              <w:b/>
-              <w:lang w:val="fr-FR"/>
-            </w:rPr>
-            <w:t>noemen</w:t>
-          </w:r>
-          <w:proofErr w:type="spellEnd"/>
-          <w:r>
-            <w:rPr>
-              <w:b/>
-              <w:lang w:val="fr-FR"/>
-            </w:rPr>
-            <w:t xml:space="preserve"> </w:t>
-          </w:r>
-          <w:proofErr w:type="spellStart"/>
-          <w:r>
-            <w:rPr>
-              <w:b/>
-              <w:lang w:val="fr-FR"/>
-            </w:rPr>
-            <w:t>partijen</w:t>
-          </w:r>
-          <w:proofErr w:type="spellEnd"/>
         </w:p>
       </w:sdtContent>
     </w:sdt>
@@ -3151,18 +3134,16 @@
           <w:lang w:val="fr-LU"/>
         </w:rPr>
       </w:pPr>
-      <w:bookmarkStart w:id="9" w:name="_Toc475541620"/>
-      <w:bookmarkStart w:id="10" w:name="_Toc508175772"/>
-      <w:bookmarkStart w:id="11" w:name="_Toc75419136"/>
-      <w:proofErr w:type="spellStart"/>
+      <w:bookmarkStart w:id="8" w:name="_Toc475541620"/>
+      <w:bookmarkStart w:id="9" w:name="_Toc508175772"/>
+      <w:bookmarkStart w:id="10" w:name="_Toc229570100"/>
       <w:r>
         <w:lastRenderedPageBreak/>
         <w:t>Inleiding</w:t>
       </w:r>
+      <w:bookmarkEnd w:id="8"/>
       <w:bookmarkEnd w:id="9"/>
       <w:bookmarkEnd w:id="10"/>
-      <w:bookmarkEnd w:id="11"/>
-      <w:proofErr w:type="spellEnd"/>
     </w:p>
     <w:p>
       <w:pPr>
@@ -3172,23 +3153,18 @@
           <w:numId w:val="1"/>
         </w:numPr>
       </w:pPr>
-      <w:bookmarkStart w:id="12" w:name="_Toc475541621"/>
-      <w:bookmarkStart w:id="13" w:name="_Toc508175773"/>
-      <w:bookmarkStart w:id="14" w:name="_Toc75419137"/>
-      <w:bookmarkStart w:id="15" w:name="_Toc475524845"/>
-      <w:r>
-        <w:t xml:space="preserve">Context van de </w:t>
-      </w:r>
-      <w:proofErr w:type="spellStart"/>
-      <w:r>
-        <w:t>risicoanalyse</w:t>
-      </w:r>
+      <w:bookmarkStart w:id="11" w:name="_Toc475541621"/>
+      <w:bookmarkStart w:id="12" w:name="_Toc508175773"/>
+      <w:bookmarkStart w:id="13" w:name="_Toc475524845"/>
+      <w:bookmarkStart w:id="14" w:name="_Toc229570101"/>
+      <w:r>
+        <w:t>Context van de risicoanalyse</w:t>
+      </w:r>
+      <w:bookmarkEnd w:id="11"/>
       <w:bookmarkEnd w:id="12"/>
-      <w:bookmarkEnd w:id="13"/>
       <w:bookmarkEnd w:id="14"/>
-      <w:proofErr w:type="spellEnd"/>
     </w:p>
-    <w:bookmarkEnd w:id="15"/>
+    <w:bookmarkEnd w:id="13"/>
     <w:p>
       <w:pPr>
         <w:spacing w:before="240"/>
@@ -3210,255 +3186,24 @@
         </w:numPr>
         <w:spacing w:before="0"/>
       </w:pPr>
-      <w:bookmarkStart w:id="16" w:name="_Toc475541622"/>
-      <w:bookmarkStart w:id="17" w:name="_Toc508175774"/>
-      <w:bookmarkStart w:id="18" w:name="_Toc75419138"/>
-      <w:proofErr w:type="spellStart"/>
-      <w:r>
-        <w:t>Doelstellingen</w:t>
-      </w:r>
-      <w:proofErr w:type="spellEnd"/>
-      <w:r>
-        <w:t xml:space="preserve"> van het document</w:t>
-      </w:r>
+      <w:bookmarkStart w:id="15" w:name="_Toc475541622"/>
+      <w:bookmarkStart w:id="16" w:name="_Toc508175774"/>
+      <w:bookmarkStart w:id="17" w:name="_Toc229570102"/>
+      <w:r>
+        <w:t>Doelstellingen van het document</w:t>
+      </w:r>
+      <w:bookmarkEnd w:id="15"/>
       <w:bookmarkEnd w:id="16"/>
       <w:bookmarkEnd w:id="17"/>
-      <w:bookmarkEnd w:id="18"/>
     </w:p>
     <w:p>
-      <w:proofErr w:type="spellStart"/>
-      <w:r>
-        <w:t>Dit</w:t>
-      </w:r>
-      <w:proofErr w:type="spellEnd"/>
-      <w:r>
-        <w:t xml:space="preserve"> document </w:t>
-      </w:r>
-      <w:proofErr w:type="spellStart"/>
-      <w:r>
-        <w:t>heeft</w:t>
-      </w:r>
-      <w:proofErr w:type="spellEnd"/>
-      <w:r>
-        <w:t xml:space="preserve"> tot </w:t>
-      </w:r>
-      <w:proofErr w:type="spellStart"/>
-      <w:r>
-        <w:t>doel</w:t>
-      </w:r>
-      <w:proofErr w:type="spellEnd"/>
-      <w:r>
-        <w:t xml:space="preserve"> de </w:t>
-      </w:r>
-      <w:proofErr w:type="spellStart"/>
-      <w:r>
-        <w:t>risicocontext</w:t>
-      </w:r>
-      <w:proofErr w:type="spellEnd"/>
-      <w:r>
-        <w:t xml:space="preserve"> </w:t>
-      </w:r>
-      <w:proofErr w:type="spellStart"/>
-      <w:r>
-        <w:t>voor</w:t>
-      </w:r>
-      <w:proofErr w:type="spellEnd"/>
-      <w:r>
-        <w:t xml:space="preserve"> </w:t>
-      </w:r>
-      <w:proofErr w:type="spellStart"/>
-      <w:r>
-        <w:t>te</w:t>
-      </w:r>
-      <w:proofErr w:type="spellEnd"/>
-      <w:r>
-        <w:t xml:space="preserve"> </w:t>
-      </w:r>
-      <w:proofErr w:type="spellStart"/>
-      <w:r>
-        <w:t>stellen</w:t>
-      </w:r>
-      <w:proofErr w:type="spellEnd"/>
-      <w:r>
-        <w:t xml:space="preserve"> </w:t>
-      </w:r>
-      <w:proofErr w:type="spellStart"/>
-      <w:r>
-        <w:t>zoals</w:t>
-      </w:r>
-      <w:proofErr w:type="spellEnd"/>
-      <w:r>
-        <w:t xml:space="preserve"> </w:t>
-      </w:r>
-      <w:proofErr w:type="spellStart"/>
-      <w:r>
-        <w:t>begrepen</w:t>
-      </w:r>
-      <w:proofErr w:type="spellEnd"/>
-      <w:r>
-        <w:t xml:space="preserve"> </w:t>
-      </w:r>
-      <w:proofErr w:type="spellStart"/>
-      <w:r>
-        <w:t>en</w:t>
-      </w:r>
-      <w:proofErr w:type="spellEnd"/>
-      <w:r>
-        <w:t xml:space="preserve"> </w:t>
-      </w:r>
-      <w:proofErr w:type="spellStart"/>
-      <w:r>
-        <w:t>geïmplementeerd</w:t>
-      </w:r>
-      <w:proofErr w:type="spellEnd"/>
-      <w:r>
-        <w:t xml:space="preserve"> door de </w:t>
-      </w:r>
-      <w:proofErr w:type="spellStart"/>
-      <w:r>
-        <w:t>persoon</w:t>
-      </w:r>
-      <w:proofErr w:type="spellEnd"/>
-      <w:r>
-        <w:t xml:space="preserve"> die </w:t>
-      </w:r>
-      <w:proofErr w:type="spellStart"/>
-      <w:r>
-        <w:t>verantwoordelijk</w:t>
-      </w:r>
-      <w:proofErr w:type="spellEnd"/>
-      <w:r>
-        <w:t xml:space="preserve"> is </w:t>
-      </w:r>
-      <w:proofErr w:type="spellStart"/>
-      <w:r>
-        <w:t>voor</w:t>
-      </w:r>
-      <w:proofErr w:type="spellEnd"/>
-      <w:r>
-        <w:t xml:space="preserve"> het </w:t>
-      </w:r>
-      <w:proofErr w:type="spellStart"/>
-      <w:r>
-        <w:t>risicobeheer</w:t>
-      </w:r>
-      <w:proofErr w:type="spellEnd"/>
-      <w:r>
-        <w:t>.</w:t>
+      <w:r>
+        <w:t>Dit document heeft tot doel de risicocontext voor te stellen zoals begrepen en geïmplementeerd door de persoon die verantwoordelijk is voor het risicobeheer.</w:t>
       </w:r>
     </w:p>
     <w:p>
-      <w:proofErr w:type="spellStart"/>
-      <w:r>
-        <w:t>Dit</w:t>
-      </w:r>
-      <w:proofErr w:type="spellEnd"/>
-      <w:r>
-        <w:t xml:space="preserve"> document </w:t>
-      </w:r>
-      <w:proofErr w:type="spellStart"/>
-      <w:r>
-        <w:t>moet</w:t>
-      </w:r>
-      <w:proofErr w:type="spellEnd"/>
-      <w:r>
-        <w:t xml:space="preserve"> </w:t>
-      </w:r>
-      <w:proofErr w:type="spellStart"/>
-      <w:r>
-        <w:t>voor</w:t>
-      </w:r>
-      <w:proofErr w:type="spellEnd"/>
-      <w:r>
-        <w:t xml:space="preserve"> </w:t>
-      </w:r>
-      <w:proofErr w:type="spellStart"/>
-      <w:r>
-        <w:t>lezing</w:t>
-      </w:r>
-      <w:proofErr w:type="spellEnd"/>
-      <w:r>
-        <w:t xml:space="preserve"> </w:t>
-      </w:r>
-      <w:proofErr w:type="spellStart"/>
-      <w:r>
-        <w:t>en</w:t>
-      </w:r>
-      <w:proofErr w:type="spellEnd"/>
-      <w:r>
-        <w:t xml:space="preserve"> </w:t>
-      </w:r>
-      <w:proofErr w:type="spellStart"/>
-      <w:r>
-        <w:t>goedgekeuring</w:t>
-      </w:r>
-      <w:proofErr w:type="spellEnd"/>
-      <w:r>
-        <w:t xml:space="preserve"> </w:t>
-      </w:r>
-      <w:proofErr w:type="spellStart"/>
-      <w:r>
-        <w:t>worden</w:t>
-      </w:r>
-      <w:proofErr w:type="spellEnd"/>
-      <w:r>
-        <w:t xml:space="preserve"> </w:t>
-      </w:r>
-      <w:proofErr w:type="spellStart"/>
-      <w:r>
-        <w:t>ondertekend</w:t>
-      </w:r>
-      <w:proofErr w:type="spellEnd"/>
-      <w:r>
-        <w:t xml:space="preserve"> door het management van de </w:t>
-      </w:r>
-      <w:proofErr w:type="spellStart"/>
-      <w:r>
-        <w:t>doelorganisatie</w:t>
-      </w:r>
-      <w:proofErr w:type="spellEnd"/>
-      <w:r>
-        <w:t xml:space="preserve">, </w:t>
-      </w:r>
-      <w:proofErr w:type="spellStart"/>
-      <w:r>
-        <w:t>zodat</w:t>
-      </w:r>
-      <w:proofErr w:type="spellEnd"/>
-      <w:r>
-        <w:t xml:space="preserve"> de </w:t>
-      </w:r>
-      <w:proofErr w:type="spellStart"/>
-      <w:r>
-        <w:t>opdracht</w:t>
-      </w:r>
-      <w:proofErr w:type="spellEnd"/>
-      <w:r>
-        <w:t xml:space="preserve"> </w:t>
-      </w:r>
-      <w:proofErr w:type="spellStart"/>
-      <w:r>
-        <w:t>kan</w:t>
-      </w:r>
-      <w:proofErr w:type="spellEnd"/>
-      <w:r>
-        <w:t xml:space="preserve"> </w:t>
-      </w:r>
-      <w:proofErr w:type="spellStart"/>
-      <w:r>
-        <w:t>worden</w:t>
-      </w:r>
-      <w:proofErr w:type="spellEnd"/>
-      <w:r>
-        <w:t xml:space="preserve"> </w:t>
-      </w:r>
-      <w:proofErr w:type="spellStart"/>
-      <w:r>
-        <w:t>voortgezet</w:t>
-      </w:r>
-      <w:proofErr w:type="spellEnd"/>
-      <w:r>
-        <w:t>.</w:t>
+      <w:r>
+        <w:t>Dit document moet voor lezing en goedgekeuring worden ondertekend door het management van de doelorganisatie, zodat de opdracht kan worden voortgezet.</w:t>
       </w:r>
       <w:r>
         <w:t xml:space="preserve"> </w:t>
@@ -3472,83 +3217,25 @@
           <w:numId w:val="1"/>
         </w:numPr>
       </w:pPr>
-      <w:bookmarkStart w:id="19" w:name="_Toc475541623"/>
-      <w:bookmarkStart w:id="20" w:name="_Toc508175775"/>
-      <w:bookmarkStart w:id="21" w:name="_Toc75419139"/>
-      <w:proofErr w:type="spellStart"/>
-      <w:r>
-        <w:t>Afkortingen</w:t>
-      </w:r>
-      <w:proofErr w:type="spellEnd"/>
-      <w:r>
-        <w:t>/</w:t>
-      </w:r>
-      <w:proofErr w:type="spellStart"/>
-      <w:r>
-        <w:t>glossarium</w:t>
-      </w:r>
+      <w:bookmarkStart w:id="18" w:name="_Toc475541623"/>
+      <w:bookmarkStart w:id="19" w:name="_Toc508175775"/>
+      <w:bookmarkStart w:id="20" w:name="_Toc229570103"/>
+      <w:r>
+        <w:t>Afkortingen/glossarium</w:t>
+      </w:r>
+      <w:bookmarkEnd w:id="18"/>
       <w:bookmarkEnd w:id="19"/>
       <w:bookmarkEnd w:id="20"/>
-      <w:bookmarkEnd w:id="21"/>
-      <w:proofErr w:type="spellEnd"/>
     </w:p>
     <w:p>
-      <w:proofErr w:type="spellStart"/>
       <w:r>
         <w:rPr>
           <w:b/>
         </w:rPr>
-        <w:t>Actief</w:t>
-      </w:r>
-      <w:proofErr w:type="spellEnd"/>
-      <w:r>
-        <w:rPr>
-          <w:b/>
-        </w:rPr>
-        <w:t xml:space="preserve">: </w:t>
-      </w:r>
-      <w:r>
-        <w:t xml:space="preserve">Elk element </w:t>
-      </w:r>
-      <w:proofErr w:type="spellStart"/>
-      <w:r>
-        <w:t>dat</w:t>
-      </w:r>
-      <w:proofErr w:type="spellEnd"/>
-      <w:r>
-        <w:t xml:space="preserve"> </w:t>
-      </w:r>
-      <w:proofErr w:type="spellStart"/>
-      <w:r>
-        <w:t>waarde</w:t>
-      </w:r>
-      <w:proofErr w:type="spellEnd"/>
-      <w:r>
-        <w:t xml:space="preserve"> </w:t>
-      </w:r>
-      <w:proofErr w:type="spellStart"/>
-      <w:r>
-        <w:t>heeft</w:t>
-      </w:r>
-      <w:proofErr w:type="spellEnd"/>
-      <w:r>
-        <w:t xml:space="preserve"> </w:t>
-      </w:r>
-      <w:proofErr w:type="spellStart"/>
-      <w:r>
-        <w:t>voor</w:t>
-      </w:r>
-      <w:proofErr w:type="spellEnd"/>
-      <w:r>
-        <w:t xml:space="preserve"> de </w:t>
-      </w:r>
-      <w:proofErr w:type="spellStart"/>
-      <w:r>
-        <w:t>onderneming</w:t>
-      </w:r>
-      <w:proofErr w:type="spellEnd"/>
-      <w:r>
-        <w:t xml:space="preserve">.  </w:t>
+        <w:t xml:space="preserve">Actief: </w:t>
+      </w:r>
+      <w:r>
+        <w:t xml:space="preserve">Elk element dat waarde heeft voor de onderneming.  </w:t>
       </w:r>
     </w:p>
     <w:p>
@@ -3557,104 +3244,14 @@
           <w:bCs/>
         </w:rPr>
       </w:pPr>
-      <w:proofErr w:type="spellStart"/>
       <w:r>
         <w:rPr>
           <w:b/>
         </w:rPr>
         <w:t>Vertrouwelijkheid</w:t>
       </w:r>
-      <w:proofErr w:type="spellEnd"/>
-      <w:r>
-        <w:t xml:space="preserve">: </w:t>
-      </w:r>
-      <w:proofErr w:type="spellStart"/>
-      <w:r>
-        <w:t>Informatie</w:t>
-      </w:r>
-      <w:proofErr w:type="spellEnd"/>
-      <w:r>
-        <w:t xml:space="preserve"> die </w:t>
-      </w:r>
-      <w:proofErr w:type="spellStart"/>
-      <w:r>
-        <w:t>niet</w:t>
-      </w:r>
-      <w:proofErr w:type="spellEnd"/>
-      <w:r>
-        <w:t xml:space="preserve"> </w:t>
-      </w:r>
-      <w:proofErr w:type="spellStart"/>
-      <w:r>
-        <w:t>beschikbaar</w:t>
-      </w:r>
-      <w:proofErr w:type="spellEnd"/>
-      <w:r>
-        <w:t xml:space="preserve"> is </w:t>
-      </w:r>
-      <w:proofErr w:type="spellStart"/>
-      <w:r>
-        <w:t>voor</w:t>
-      </w:r>
-      <w:proofErr w:type="spellEnd"/>
-      <w:r>
-        <w:t xml:space="preserve"> of </w:t>
-      </w:r>
-      <w:proofErr w:type="spellStart"/>
-      <w:r>
-        <w:t>verspreid</w:t>
-      </w:r>
-      <w:proofErr w:type="spellEnd"/>
-      <w:r>
-        <w:t xml:space="preserve"> mag </w:t>
-      </w:r>
-      <w:proofErr w:type="spellStart"/>
-      <w:r>
-        <w:t>worden</w:t>
-      </w:r>
-      <w:proofErr w:type="spellEnd"/>
-      <w:r>
-        <w:t xml:space="preserve"> </w:t>
-      </w:r>
-      <w:proofErr w:type="spellStart"/>
-      <w:r>
-        <w:t>onder</w:t>
-      </w:r>
-      <w:proofErr w:type="spellEnd"/>
-      <w:r>
-        <w:t xml:space="preserve"> </w:t>
-      </w:r>
-      <w:proofErr w:type="spellStart"/>
-      <w:r>
-        <w:t>niet-gemachtigde</w:t>
-      </w:r>
-      <w:proofErr w:type="spellEnd"/>
-      <w:r>
-        <w:t xml:space="preserve"> </w:t>
-      </w:r>
-      <w:proofErr w:type="spellStart"/>
-      <w:r>
-        <w:t>individuen</w:t>
-      </w:r>
-      <w:proofErr w:type="spellEnd"/>
-      <w:r>
-        <w:t xml:space="preserve">, </w:t>
-      </w:r>
-      <w:proofErr w:type="spellStart"/>
-      <w:r>
-        <w:t>entiteiten</w:t>
-      </w:r>
-      <w:proofErr w:type="spellEnd"/>
-      <w:r>
-        <w:t xml:space="preserve"> of </w:t>
-      </w:r>
-      <w:proofErr w:type="spellStart"/>
-      <w:r>
-        <w:t>processen</w:t>
-      </w:r>
-      <w:proofErr w:type="spellEnd"/>
-      <w:r>
-        <w:t>.</w:t>
+      <w:r>
+        <w:t>: Informatie die niet beschikbaar is voor of verspreid mag worden onder niet-gemachtigde individuen, entiteiten of processen.</w:t>
       </w:r>
     </w:p>
     <w:p>
@@ -3663,80 +3260,14 @@
           <w:bCs/>
         </w:rPr>
       </w:pPr>
-      <w:proofErr w:type="spellStart"/>
       <w:r>
         <w:rPr>
           <w:b/>
         </w:rPr>
         <w:t>Beschikbaarheid</w:t>
       </w:r>
-      <w:proofErr w:type="spellEnd"/>
-      <w:r>
-        <w:t xml:space="preserve">: </w:t>
-      </w:r>
-      <w:proofErr w:type="spellStart"/>
-      <w:r>
-        <w:t>Toegankelijk</w:t>
-      </w:r>
-      <w:proofErr w:type="spellEnd"/>
-      <w:r>
-        <w:t xml:space="preserve"> </w:t>
-      </w:r>
-      <w:proofErr w:type="spellStart"/>
-      <w:r>
-        <w:t>en</w:t>
-      </w:r>
-      <w:proofErr w:type="spellEnd"/>
-      <w:r>
-        <w:t xml:space="preserve"> </w:t>
-      </w:r>
-      <w:proofErr w:type="spellStart"/>
-      <w:r>
-        <w:t>bruikbaar</w:t>
-      </w:r>
-      <w:proofErr w:type="spellEnd"/>
-      <w:r>
-        <w:t xml:space="preserve"> </w:t>
-      </w:r>
-      <w:proofErr w:type="spellStart"/>
-      <w:r>
-        <w:t>zijn</w:t>
-      </w:r>
-      <w:proofErr w:type="spellEnd"/>
-      <w:r>
-        <w:t xml:space="preserve"> op </w:t>
-      </w:r>
-      <w:proofErr w:type="spellStart"/>
-      <w:r>
-        <w:t>verzoek</w:t>
-      </w:r>
-      <w:proofErr w:type="spellEnd"/>
-      <w:r>
-        <w:t xml:space="preserve"> van </w:t>
-      </w:r>
-      <w:proofErr w:type="spellStart"/>
-      <w:r>
-        <w:t>een</w:t>
-      </w:r>
-      <w:proofErr w:type="spellEnd"/>
-      <w:r>
-        <w:t xml:space="preserve"> </w:t>
-      </w:r>
-      <w:proofErr w:type="spellStart"/>
-      <w:r>
-        <w:t>gemachtigde</w:t>
-      </w:r>
-      <w:proofErr w:type="spellEnd"/>
-      <w:r>
-        <w:t xml:space="preserve"> </w:t>
-      </w:r>
-      <w:proofErr w:type="spellStart"/>
-      <w:r>
-        <w:t>entiteit</w:t>
-      </w:r>
-      <w:proofErr w:type="spellEnd"/>
-      <w:r>
-        <w:t>.</w:t>
+      <w:r>
+        <w:t>: Toegankelijk en bruikbaar zijn op verzoek van een gemachtigde entiteit.</w:t>
       </w:r>
     </w:p>
     <w:p>
@@ -3745,70 +3276,14 @@
           <w:bCs/>
         </w:rPr>
       </w:pPr>
-      <w:proofErr w:type="spellStart"/>
       <w:r>
         <w:rPr>
           <w:b/>
         </w:rPr>
-        <w:t>Integriteit</w:t>
-      </w:r>
-      <w:proofErr w:type="spellEnd"/>
-      <w:r>
-        <w:rPr>
-          <w:b/>
-        </w:rPr>
-        <w:t>:</w:t>
-      </w:r>
-      <w:r>
-        <w:t xml:space="preserve"> </w:t>
-      </w:r>
-      <w:proofErr w:type="spellStart"/>
-      <w:r>
-        <w:t>Behouden</w:t>
-      </w:r>
-      <w:proofErr w:type="spellEnd"/>
-      <w:r>
-        <w:t xml:space="preserve"> van de </w:t>
-      </w:r>
-      <w:proofErr w:type="spellStart"/>
-      <w:r>
-        <w:t>juistheid</w:t>
-      </w:r>
-      <w:proofErr w:type="spellEnd"/>
-      <w:r>
-        <w:t xml:space="preserve"> </w:t>
-      </w:r>
-      <w:proofErr w:type="spellStart"/>
-      <w:r>
-        <w:t>en</w:t>
-      </w:r>
-      <w:proofErr w:type="spellEnd"/>
-      <w:r>
-        <w:t xml:space="preserve"> </w:t>
-      </w:r>
-      <w:proofErr w:type="spellStart"/>
-      <w:r>
-        <w:t>volledigheid</w:t>
-      </w:r>
-      <w:proofErr w:type="spellEnd"/>
-      <w:r>
-        <w:t xml:space="preserve"> van </w:t>
-      </w:r>
-      <w:proofErr w:type="spellStart"/>
-      <w:r>
-        <w:t>een</w:t>
-      </w:r>
-      <w:proofErr w:type="spellEnd"/>
-      <w:r>
-        <w:t xml:space="preserve"> </w:t>
-      </w:r>
-      <w:proofErr w:type="spellStart"/>
-      <w:r>
-        <w:t>goed</w:t>
-      </w:r>
-      <w:proofErr w:type="spellEnd"/>
-      <w:r>
-        <w:t>.</w:t>
+        <w:t>Integriteit:</w:t>
+      </w:r>
+      <w:r>
+        <w:t xml:space="preserve"> Behouden van de juistheid en volledigheid van een goed.</w:t>
       </w:r>
     </w:p>
     <w:p>
@@ -3824,39 +3299,7 @@
         <w:t>MONARC</w:t>
       </w:r>
       <w:r>
-        <w:t xml:space="preserve">: </w:t>
-      </w:r>
-      <w:proofErr w:type="spellStart"/>
-      <w:r>
-        <w:t>Geoptimaliseerde</w:t>
-      </w:r>
-      <w:proofErr w:type="spellEnd"/>
-      <w:r>
-        <w:t xml:space="preserve"> </w:t>
-      </w:r>
-      <w:proofErr w:type="spellStart"/>
-      <w:r>
-        <w:t>methode</w:t>
-      </w:r>
-      <w:proofErr w:type="spellEnd"/>
-      <w:r>
-        <w:t xml:space="preserve"> </w:t>
-      </w:r>
-      <w:proofErr w:type="spellStart"/>
-      <w:r>
-        <w:t>voor</w:t>
-      </w:r>
-      <w:proofErr w:type="spellEnd"/>
-      <w:r>
-        <w:t xml:space="preserve"> </w:t>
-      </w:r>
-      <w:proofErr w:type="spellStart"/>
-      <w:r>
-        <w:t>risicoanalyse</w:t>
-      </w:r>
-      <w:proofErr w:type="spellEnd"/>
-      <w:r>
-        <w:t xml:space="preserve"> CASES</w:t>
+        <w:t>: Geoptimaliseerde methode voor risicoanalyse CASES</w:t>
       </w:r>
     </w:p>
     <w:p>
@@ -3870,36 +3313,20 @@
           <w:lang w:val="fr-LU"/>
         </w:rPr>
       </w:pPr>
-      <w:bookmarkStart w:id="22" w:name="_Toc475541624"/>
-      <w:bookmarkStart w:id="23" w:name="_Toc508175776"/>
-      <w:bookmarkStart w:id="24" w:name="_Toc75419140"/>
-      <w:bookmarkStart w:id="25" w:name="_Toc354489473"/>
-      <w:proofErr w:type="spellStart"/>
+      <w:bookmarkStart w:id="21" w:name="_Toc475541624"/>
+      <w:bookmarkStart w:id="22" w:name="_Toc508175776"/>
+      <w:bookmarkStart w:id="23" w:name="_Toc354489473"/>
+      <w:bookmarkStart w:id="24" w:name="_Toc229570104"/>
       <w:r>
         <w:rPr>
           <w:lang w:val="fr-FR"/>
         </w:rPr>
         <w:lastRenderedPageBreak/>
-        <w:t>Bepaling</w:t>
-      </w:r>
-      <w:proofErr w:type="spellEnd"/>
-      <w:r>
-        <w:rPr>
-          <w:lang w:val="fr-FR"/>
-        </w:rPr>
-        <w:t xml:space="preserve"> van de </w:t>
-      </w:r>
-      <w:proofErr w:type="spellStart"/>
-      <w:r>
-        <w:rPr>
-          <w:lang w:val="fr-FR"/>
-        </w:rPr>
-        <w:t>context</w:t>
-      </w:r>
+        <w:t>Bepaling van de context</w:t>
+      </w:r>
+      <w:bookmarkEnd w:id="21"/>
       <w:bookmarkEnd w:id="22"/>
-      <w:bookmarkEnd w:id="23"/>
       <w:bookmarkEnd w:id="24"/>
-      <w:proofErr w:type="spellEnd"/>
     </w:p>
     <w:p>
       <w:pPr>
@@ -3910,22 +3337,17 @@
         </w:numPr>
         <w:spacing w:before="0"/>
       </w:pPr>
-      <w:bookmarkStart w:id="26" w:name="_Toc475541625"/>
-      <w:bookmarkStart w:id="27" w:name="_Toc508175777"/>
-      <w:bookmarkStart w:id="28" w:name="_Toc75419141"/>
-      <w:proofErr w:type="spellStart"/>
-      <w:r>
-        <w:t>Omschrijving</w:t>
-      </w:r>
-      <w:proofErr w:type="spellEnd"/>
-      <w:r>
-        <w:t xml:space="preserve"> van de context</w:t>
-      </w:r>
+      <w:bookmarkStart w:id="25" w:name="_Toc475541625"/>
+      <w:bookmarkStart w:id="26" w:name="_Toc508175777"/>
+      <w:bookmarkStart w:id="27" w:name="_Toc229570105"/>
+      <w:r>
+        <w:t>Omschrijving van de context</w:t>
+      </w:r>
+      <w:bookmarkEnd w:id="25"/>
       <w:bookmarkEnd w:id="26"/>
       <w:bookmarkEnd w:id="27"/>
-      <w:bookmarkEnd w:id="28"/>
     </w:p>
-    <w:bookmarkEnd w:id="25"/>
+    <w:bookmarkEnd w:id="23"/>
     <w:p>
       <w:pPr>
         <w:rPr>
@@ -3946,26 +3368,16 @@
         </w:numPr>
         <w:spacing w:before="0"/>
       </w:pPr>
-      <w:bookmarkStart w:id="29" w:name="_Toc475541626"/>
-      <w:bookmarkStart w:id="30" w:name="_Toc508175778"/>
-      <w:bookmarkStart w:id="31" w:name="_Toc75419142"/>
-      <w:bookmarkStart w:id="32" w:name="_Toc354489475"/>
-      <w:proofErr w:type="spellStart"/>
-      <w:r>
-        <w:t>Definitie</w:t>
-      </w:r>
-      <w:proofErr w:type="spellEnd"/>
-      <w:r>
-        <w:t xml:space="preserve"> van de </w:t>
-      </w:r>
-      <w:proofErr w:type="spellStart"/>
-      <w:r>
-        <w:t>risicobeoordelingscriteria</w:t>
-      </w:r>
+      <w:bookmarkStart w:id="28" w:name="_Toc475541626"/>
+      <w:bookmarkStart w:id="29" w:name="_Toc508175778"/>
+      <w:bookmarkStart w:id="30" w:name="_Toc354489475"/>
+      <w:bookmarkStart w:id="31" w:name="_Toc229570106"/>
+      <w:r>
+        <w:t>Definitie van de risicobeoordelingscriteria</w:t>
+      </w:r>
+      <w:bookmarkEnd w:id="28"/>
       <w:bookmarkEnd w:id="29"/>
-      <w:bookmarkEnd w:id="30"/>
       <w:bookmarkEnd w:id="31"/>
-      <w:proofErr w:type="spellEnd"/>
     </w:p>
     <w:p>
       <w:pPr>
@@ -3979,13 +3391,11 @@
           <w:lang w:val="fr-LU"/>
         </w:rPr>
       </w:pPr>
-      <w:bookmarkStart w:id="33" w:name="_Toc75419143"/>
-      <w:proofErr w:type="spellStart"/>
+      <w:bookmarkStart w:id="32" w:name="_Toc229570107"/>
       <w:r>
         <w:t>Informatierisico's</w:t>
       </w:r>
-      <w:bookmarkEnd w:id="33"/>
-      <w:proofErr w:type="spellEnd"/>
+      <w:bookmarkEnd w:id="32"/>
     </w:p>
     <w:p>
       <w:pPr>
@@ -3998,20 +3408,18 @@
           <w:lang w:val="fr-LU"/>
         </w:rPr>
       </w:pPr>
-      <w:bookmarkStart w:id="34" w:name="_Toc475524853"/>
-      <w:bookmarkStart w:id="35" w:name="_Toc475541627"/>
-      <w:bookmarkStart w:id="36" w:name="_Toc508175779"/>
-      <w:bookmarkStart w:id="37" w:name="_Toc75419144"/>
-      <w:proofErr w:type="spellStart"/>
+      <w:bookmarkStart w:id="33" w:name="_Toc475524853"/>
+      <w:bookmarkStart w:id="34" w:name="_Toc475541627"/>
+      <w:bookmarkStart w:id="35" w:name="_Toc508175779"/>
+      <w:bookmarkStart w:id="36" w:name="_Toc229570108"/>
       <w:r>
         <w:t>Impactschaal</w:t>
       </w:r>
-      <w:bookmarkEnd w:id="32"/>
+      <w:bookmarkEnd w:id="30"/>
+      <w:bookmarkEnd w:id="33"/>
       <w:bookmarkEnd w:id="34"/>
       <w:bookmarkEnd w:id="35"/>
       <w:bookmarkEnd w:id="36"/>
-      <w:bookmarkEnd w:id="37"/>
-      <w:proofErr w:type="spellEnd"/>
     </w:p>
     <w:p>
       <w:pPr>
@@ -4024,231 +3432,7 @@
         <w:rPr>
           <w:lang w:val="fr-LU"/>
         </w:rPr>
-        <w:t xml:space="preserve">De </w:t>
-      </w:r>
-      <w:proofErr w:type="spellStart"/>
-      <w:r>
-        <w:rPr>
-          <w:lang w:val="fr-LU"/>
-        </w:rPr>
-        <w:t>onderstaande</w:t>
-      </w:r>
-      <w:proofErr w:type="spellEnd"/>
-      <w:r>
-        <w:rPr>
-          <w:lang w:val="fr-LU"/>
-        </w:rPr>
-        <w:t xml:space="preserve"> </w:t>
-      </w:r>
-      <w:proofErr w:type="spellStart"/>
-      <w:r>
-        <w:rPr>
-          <w:lang w:val="fr-LU"/>
-        </w:rPr>
-        <w:t>tabel</w:t>
-      </w:r>
-      <w:proofErr w:type="spellEnd"/>
-      <w:r>
-        <w:rPr>
-          <w:lang w:val="fr-LU"/>
-        </w:rPr>
-        <w:t xml:space="preserve"> </w:t>
-      </w:r>
-      <w:proofErr w:type="spellStart"/>
-      <w:r>
-        <w:rPr>
-          <w:lang w:val="fr-LU"/>
-        </w:rPr>
-        <w:t>geeft</w:t>
-      </w:r>
-      <w:proofErr w:type="spellEnd"/>
-      <w:r>
-        <w:rPr>
-          <w:lang w:val="fr-LU"/>
-        </w:rPr>
-        <w:t xml:space="preserve"> de </w:t>
-      </w:r>
-      <w:proofErr w:type="spellStart"/>
-      <w:r>
-        <w:rPr>
-          <w:lang w:val="fr-LU"/>
-        </w:rPr>
-        <w:t>omvang</w:t>
-      </w:r>
-      <w:proofErr w:type="spellEnd"/>
-      <w:r>
-        <w:rPr>
-          <w:lang w:val="fr-LU"/>
-        </w:rPr>
-        <w:t xml:space="preserve"> van </w:t>
-      </w:r>
-      <w:proofErr w:type="gramStart"/>
-      <w:r>
-        <w:rPr>
-          <w:lang w:val="fr-LU"/>
-        </w:rPr>
-        <w:t>de impact</w:t>
-      </w:r>
-      <w:proofErr w:type="gramEnd"/>
-      <w:r>
-        <w:rPr>
-          <w:lang w:val="fr-LU"/>
-        </w:rPr>
-        <w:t xml:space="preserve"> en de </w:t>
-      </w:r>
-      <w:proofErr w:type="spellStart"/>
-      <w:r>
-        <w:rPr>
-          <w:lang w:val="fr-LU"/>
-        </w:rPr>
-        <w:t>gevolgen</w:t>
-      </w:r>
-      <w:proofErr w:type="spellEnd"/>
-      <w:r>
-        <w:rPr>
-          <w:lang w:val="fr-LU"/>
-        </w:rPr>
-        <w:t xml:space="preserve"> </w:t>
-      </w:r>
-      <w:proofErr w:type="spellStart"/>
-      <w:r>
-        <w:rPr>
-          <w:lang w:val="fr-LU"/>
-        </w:rPr>
-        <w:t>weer</w:t>
-      </w:r>
-      <w:proofErr w:type="spellEnd"/>
-      <w:r>
-        <w:rPr>
-          <w:lang w:val="fr-LU"/>
-        </w:rPr>
-        <w:t xml:space="preserve"> die </w:t>
-      </w:r>
-      <w:proofErr w:type="spellStart"/>
-      <w:r>
-        <w:rPr>
-          <w:lang w:val="fr-LU"/>
-        </w:rPr>
-        <w:t>een</w:t>
-      </w:r>
-      <w:proofErr w:type="spellEnd"/>
-      <w:r>
-        <w:rPr>
-          <w:lang w:val="fr-LU"/>
-        </w:rPr>
-        <w:t xml:space="preserve"> </w:t>
-      </w:r>
-      <w:proofErr w:type="spellStart"/>
-      <w:r>
-        <w:rPr>
-          <w:lang w:val="fr-LU"/>
-        </w:rPr>
-        <w:t>risico</w:t>
-      </w:r>
-      <w:proofErr w:type="spellEnd"/>
-      <w:r>
-        <w:rPr>
-          <w:lang w:val="fr-LU"/>
-        </w:rPr>
-        <w:t xml:space="preserve"> </w:t>
-      </w:r>
-      <w:proofErr w:type="spellStart"/>
-      <w:r>
-        <w:rPr>
-          <w:lang w:val="fr-LU"/>
-        </w:rPr>
-        <w:t>voor</w:t>
-      </w:r>
-      <w:proofErr w:type="spellEnd"/>
-      <w:r>
-        <w:rPr>
-          <w:lang w:val="fr-LU"/>
-        </w:rPr>
-        <w:t xml:space="preserve"> de </w:t>
-      </w:r>
-      <w:proofErr w:type="spellStart"/>
-      <w:r>
-        <w:rPr>
-          <w:lang w:val="fr-LU"/>
-        </w:rPr>
-        <w:t>onderneming</w:t>
-      </w:r>
-      <w:proofErr w:type="spellEnd"/>
-      <w:r>
-        <w:rPr>
-          <w:lang w:val="fr-LU"/>
-        </w:rPr>
-        <w:t xml:space="preserve"> kan </w:t>
-      </w:r>
-      <w:proofErr w:type="spellStart"/>
-      <w:r>
-        <w:rPr>
-          <w:lang w:val="fr-LU"/>
-        </w:rPr>
-        <w:t>hebben</w:t>
-      </w:r>
-      <w:proofErr w:type="spellEnd"/>
-      <w:r>
-        <w:rPr>
-          <w:lang w:val="fr-LU"/>
-        </w:rPr>
-        <w:t xml:space="preserve">. 0 </w:t>
-      </w:r>
-      <w:proofErr w:type="spellStart"/>
-      <w:r>
-        <w:rPr>
-          <w:lang w:val="fr-LU"/>
-        </w:rPr>
-        <w:t>betekent</w:t>
-      </w:r>
-      <w:proofErr w:type="spellEnd"/>
-      <w:r>
-        <w:rPr>
-          <w:lang w:val="fr-LU"/>
-        </w:rPr>
-        <w:t xml:space="preserve"> </w:t>
-      </w:r>
-      <w:proofErr w:type="spellStart"/>
-      <w:r>
-        <w:rPr>
-          <w:lang w:val="fr-LU"/>
-        </w:rPr>
-        <w:t>geen</w:t>
-      </w:r>
-      <w:proofErr w:type="spellEnd"/>
-      <w:r>
-        <w:rPr>
-          <w:lang w:val="fr-LU"/>
-        </w:rPr>
-        <w:t xml:space="preserve"> impact, dus </w:t>
-      </w:r>
-      <w:proofErr w:type="spellStart"/>
-      <w:r>
-        <w:rPr>
-          <w:lang w:val="fr-LU"/>
-        </w:rPr>
-        <w:t>geen</w:t>
-      </w:r>
-      <w:proofErr w:type="spellEnd"/>
-      <w:r>
-        <w:rPr>
-          <w:lang w:val="fr-LU"/>
-        </w:rPr>
-        <w:t xml:space="preserve"> </w:t>
-      </w:r>
-      <w:proofErr w:type="spellStart"/>
-      <w:r>
-        <w:rPr>
-          <w:lang w:val="fr-LU"/>
-        </w:rPr>
-        <w:t>risico</w:t>
-      </w:r>
-      <w:proofErr w:type="spellEnd"/>
-      <w:r>
-        <w:rPr>
-          <w:lang w:val="fr-LU"/>
-        </w:rPr>
-        <w:t>.</w:t>
+        <w:t>De onderstaande tabel geeft de omvang van de impact en de gevolgen weer die een risico voor de onderneming kan hebben. 0 betekent geen impact, dus geen risico.</w:t>
       </w:r>
     </w:p>
     <w:p>
@@ -4275,96 +3459,25 @@
           <w:lang w:val="fr-LU"/>
         </w:rPr>
       </w:pPr>
-      <w:bookmarkStart w:id="38" w:name="_Toc475524854"/>
-      <w:bookmarkStart w:id="39" w:name="_Toc475541628"/>
-      <w:bookmarkStart w:id="40" w:name="_Toc508175780"/>
-      <w:bookmarkStart w:id="41" w:name="_Toc75419145"/>
-      <w:proofErr w:type="spellStart"/>
+      <w:bookmarkStart w:id="37" w:name="_Toc475524854"/>
+      <w:bookmarkStart w:id="38" w:name="_Toc475541628"/>
+      <w:bookmarkStart w:id="39" w:name="_Toc508175780"/>
+      <w:bookmarkStart w:id="40" w:name="_Toc229570109"/>
       <w:r>
         <w:t>Dreigingsschalen</w:t>
       </w:r>
+      <w:bookmarkEnd w:id="37"/>
       <w:bookmarkEnd w:id="38"/>
       <w:bookmarkEnd w:id="39"/>
       <w:bookmarkEnd w:id="40"/>
-      <w:bookmarkEnd w:id="41"/>
-      <w:proofErr w:type="spellEnd"/>
     </w:p>
     <w:p>
       <w:pPr>
         <w:spacing w:after="0"/>
       </w:pPr>
       <w:r>
-        <w:t xml:space="preserve">De </w:t>
-      </w:r>
-      <w:proofErr w:type="spellStart"/>
-      <w:r>
-        <w:t>onderstaande</w:t>
-      </w:r>
-      <w:proofErr w:type="spellEnd"/>
-      <w:r>
-        <w:t xml:space="preserve"> </w:t>
-      </w:r>
-      <w:proofErr w:type="spellStart"/>
-      <w:r>
-        <w:t>tabel</w:t>
-      </w:r>
-      <w:proofErr w:type="spellEnd"/>
-      <w:r>
-        <w:t xml:space="preserve"> </w:t>
-      </w:r>
-      <w:proofErr w:type="spellStart"/>
-      <w:r>
-        <w:t>geeft</w:t>
-      </w:r>
-      <w:proofErr w:type="spellEnd"/>
-      <w:r>
-        <w:t xml:space="preserve"> de </w:t>
-      </w:r>
-      <w:proofErr w:type="spellStart"/>
-      <w:r>
-        <w:t>waarschijnlijkheidsschaal</w:t>
-      </w:r>
-      <w:proofErr w:type="spellEnd"/>
-      <w:r>
-        <w:t xml:space="preserve"> </w:t>
-      </w:r>
-      <w:proofErr w:type="spellStart"/>
-      <w:r>
-        <w:t>voor</w:t>
-      </w:r>
-      <w:proofErr w:type="spellEnd"/>
-      <w:r>
-        <w:t xml:space="preserve"> het </w:t>
-      </w:r>
-      <w:proofErr w:type="spellStart"/>
-      <w:r>
-        <w:t>optreden</w:t>
-      </w:r>
-      <w:proofErr w:type="spellEnd"/>
-      <w:r>
-        <w:t xml:space="preserve"> van </w:t>
-      </w:r>
-      <w:proofErr w:type="spellStart"/>
-      <w:r>
-        <w:t>een</w:t>
-      </w:r>
-      <w:proofErr w:type="spellEnd"/>
-      <w:r>
-        <w:t xml:space="preserve"> </w:t>
-      </w:r>
-      <w:proofErr w:type="spellStart"/>
-      <w:r>
-        <w:t>dreiging</w:t>
-      </w:r>
-      <w:proofErr w:type="spellEnd"/>
-      <w:r>
-        <w:t xml:space="preserve"> </w:t>
-      </w:r>
-      <w:proofErr w:type="spellStart"/>
-      <w:r>
-        <w:t>weer</w:t>
-      </w:r>
-      <w:proofErr w:type="spellEnd"/>
+        <w:t>De onderstaande tabel geeft de waarschijnlijkheidsschaal voor het optreden van een dreiging weer</w:t>
+      </w:r>
       <w:r>
         <w:t>.</w:t>
       </w:r>
@@ -4402,138 +3515,24 @@
           <w:lang w:val="fr-LU"/>
         </w:rPr>
       </w:pPr>
-      <w:bookmarkStart w:id="42" w:name="_Toc475524855"/>
-      <w:bookmarkStart w:id="43" w:name="_Toc475541629"/>
-      <w:bookmarkStart w:id="44" w:name="_Toc508175781"/>
-      <w:bookmarkStart w:id="45" w:name="_Toc75419146"/>
-      <w:proofErr w:type="spellStart"/>
+      <w:bookmarkStart w:id="41" w:name="_Toc475524855"/>
+      <w:bookmarkStart w:id="42" w:name="_Toc475541629"/>
+      <w:bookmarkStart w:id="43" w:name="_Toc508175781"/>
+      <w:bookmarkStart w:id="44" w:name="_Toc229570110"/>
       <w:r>
         <w:t>Kwetsbaarheidsschalen</w:t>
       </w:r>
+      <w:bookmarkEnd w:id="41"/>
       <w:bookmarkEnd w:id="42"/>
       <w:bookmarkEnd w:id="43"/>
       <w:bookmarkEnd w:id="44"/>
-      <w:bookmarkEnd w:id="45"/>
-      <w:proofErr w:type="spellEnd"/>
     </w:p>
     <w:p>
       <w:pPr>
         <w:spacing w:after="0"/>
       </w:pPr>
       <w:r>
-        <w:t xml:space="preserve">De </w:t>
-      </w:r>
-      <w:proofErr w:type="spellStart"/>
-      <w:r>
-        <w:t>onderstaande</w:t>
-      </w:r>
-      <w:proofErr w:type="spellEnd"/>
-      <w:r>
-        <w:t xml:space="preserve"> </w:t>
-      </w:r>
-      <w:proofErr w:type="spellStart"/>
-      <w:r>
-        <w:t>tabel</w:t>
-      </w:r>
-      <w:proofErr w:type="spellEnd"/>
-      <w:r>
-        <w:t xml:space="preserve"> </w:t>
-      </w:r>
-      <w:proofErr w:type="spellStart"/>
-      <w:r>
-        <w:t>geeft</w:t>
-      </w:r>
-      <w:proofErr w:type="spellEnd"/>
-      <w:r>
-        <w:t xml:space="preserve"> de </w:t>
-      </w:r>
-      <w:proofErr w:type="spellStart"/>
-      <w:r>
-        <w:t>kwetsbaarheidsschaal</w:t>
-      </w:r>
-      <w:proofErr w:type="spellEnd"/>
-      <w:r>
-        <w:t xml:space="preserve"> van het </w:t>
-      </w:r>
-      <w:proofErr w:type="spellStart"/>
-      <w:r>
-        <w:t>actief</w:t>
-      </w:r>
-      <w:proofErr w:type="spellEnd"/>
-      <w:r>
-        <w:t xml:space="preserve"> </w:t>
-      </w:r>
-      <w:proofErr w:type="spellStart"/>
-      <w:r>
-        <w:t>weer</w:t>
-      </w:r>
-      <w:proofErr w:type="spellEnd"/>
-      <w:r>
-        <w:t xml:space="preserve">. </w:t>
-      </w:r>
-      <w:proofErr w:type="spellStart"/>
-      <w:r>
-        <w:t>Bij</w:t>
-      </w:r>
-      <w:proofErr w:type="spellEnd"/>
-      <w:r>
-        <w:t xml:space="preserve"> het </w:t>
-      </w:r>
-      <w:proofErr w:type="spellStart"/>
-      <w:r>
-        <w:t>kwalificeren</w:t>
-      </w:r>
-      <w:proofErr w:type="spellEnd"/>
-      <w:r>
-        <w:t xml:space="preserve"> van de </w:t>
-      </w:r>
-      <w:proofErr w:type="spellStart"/>
-      <w:r>
-        <w:t>kwetsbaarheid</w:t>
-      </w:r>
-      <w:proofErr w:type="spellEnd"/>
-      <w:r>
-        <w:t xml:space="preserve"> </w:t>
-      </w:r>
-      <w:proofErr w:type="spellStart"/>
-      <w:r>
-        <w:t>wordt</w:t>
-      </w:r>
-      <w:proofErr w:type="spellEnd"/>
-      <w:r>
-        <w:t xml:space="preserve"> </w:t>
-      </w:r>
-      <w:proofErr w:type="spellStart"/>
-      <w:r>
-        <w:t>rekening</w:t>
-      </w:r>
-      <w:proofErr w:type="spellEnd"/>
-      <w:r>
-        <w:t xml:space="preserve"> </w:t>
-      </w:r>
-      <w:proofErr w:type="spellStart"/>
-      <w:r>
-        <w:t>gehouden</w:t>
-      </w:r>
-      <w:proofErr w:type="spellEnd"/>
-      <w:r>
-        <w:t xml:space="preserve"> met de </w:t>
-      </w:r>
-      <w:proofErr w:type="spellStart"/>
-      <w:r>
-        <w:t>geldende</w:t>
-      </w:r>
-      <w:proofErr w:type="spellEnd"/>
-      <w:r>
-        <w:t xml:space="preserve"> </w:t>
-      </w:r>
-      <w:proofErr w:type="spellStart"/>
-      <w:r>
-        <w:t>veiligheidsmaatregelen</w:t>
-      </w:r>
-      <w:proofErr w:type="spellEnd"/>
-      <w:r>
-        <w:t>.</w:t>
+        <w:t>De onderstaande tabel geeft de kwetsbaarheidsschaal van het actief weer. Bij het kwalificeren van de kwetsbaarheid wordt rekening gehouden met de geldende veiligheidsmaatregelen.</w:t>
       </w:r>
     </w:p>
     <w:p>
@@ -4590,11 +3589,10 @@
           <w:lang w:val="fr-FR"/>
         </w:rPr>
       </w:pPr>
-      <w:bookmarkStart w:id="46" w:name="_Toc475541630"/>
-      <w:bookmarkStart w:id="47" w:name="_Toc508175782"/>
-      <w:bookmarkStart w:id="48" w:name="_Toc75419147"/>
-      <w:bookmarkStart w:id="49" w:name="_Toc475524856"/>
-      <w:proofErr w:type="spellStart"/>
+      <w:bookmarkStart w:id="45" w:name="_Toc475541630"/>
+      <w:bookmarkStart w:id="46" w:name="_Toc508175782"/>
+      <w:bookmarkStart w:id="47" w:name="_Toc475524856"/>
+      <w:bookmarkStart w:id="48" w:name="_Toc229570111"/>
       <w:r>
         <w:rPr>
           <w:lang w:val="fr-FR"/>
@@ -4606,47 +3604,18 @@
         <w:rPr>
           <w:lang w:val="fr-FR"/>
         </w:rPr>
-        <w:t>cceptatiedrempels</w:t>
-      </w:r>
-      <w:proofErr w:type="spellEnd"/>
+        <w:t>cceptatiedrempels voor de risico's</w:t>
+      </w:r>
+      <w:bookmarkEnd w:id="45"/>
+      <w:bookmarkEnd w:id="46"/>
+      <w:bookmarkEnd w:id="48"/>
       <w:r>
         <w:rPr>
           <w:lang w:val="fr-FR"/>
         </w:rPr>
         <w:t xml:space="preserve"> </w:t>
       </w:r>
-      <w:proofErr w:type="spellStart"/>
-      <w:r>
-        <w:rPr>
-          <w:lang w:val="fr-FR"/>
-        </w:rPr>
-        <w:t>voor</w:t>
-      </w:r>
-      <w:proofErr w:type="spellEnd"/>
-      <w:r>
-        <w:rPr>
-          <w:lang w:val="fr-FR"/>
-        </w:rPr>
-        <w:t xml:space="preserve"> de </w:t>
-      </w:r>
-      <w:proofErr w:type="spellStart"/>
-      <w:r>
-        <w:rPr>
-          <w:lang w:val="fr-FR"/>
-        </w:rPr>
-        <w:t>risico's</w:t>
-      </w:r>
-      <w:bookmarkEnd w:id="46"/>
       <w:bookmarkEnd w:id="47"/>
-      <w:bookmarkEnd w:id="48"/>
-      <w:proofErr w:type="spellEnd"/>
-      <w:r>
-        <w:rPr>
-          <w:lang w:val="fr-FR"/>
-        </w:rPr>
-        <w:t xml:space="preserve"> </w:t>
-      </w:r>
-      <w:bookmarkEnd w:id="49"/>
     </w:p>
     <w:p>
       <w:pPr>
@@ -4658,287 +3627,7 @@
         <w:rPr>
           <w:color w:val="000000"/>
         </w:rPr>
-        <w:t xml:space="preserve">De </w:t>
-      </w:r>
-      <w:proofErr w:type="spellStart"/>
-      <w:r>
-        <w:rPr>
-          <w:color w:val="000000"/>
-        </w:rPr>
-        <w:t>onderstaande</w:t>
-      </w:r>
-      <w:proofErr w:type="spellEnd"/>
-      <w:r>
-        <w:rPr>
-          <w:color w:val="000000"/>
-        </w:rPr>
-        <w:t xml:space="preserve"> </w:t>
-      </w:r>
-      <w:proofErr w:type="spellStart"/>
-      <w:r>
-        <w:rPr>
-          <w:color w:val="000000"/>
-        </w:rPr>
-        <w:t>tabel</w:t>
-      </w:r>
-      <w:proofErr w:type="spellEnd"/>
-      <w:r>
-        <w:rPr>
-          <w:color w:val="000000"/>
-        </w:rPr>
-        <w:t xml:space="preserve"> </w:t>
-      </w:r>
-      <w:proofErr w:type="spellStart"/>
-      <w:r>
-        <w:rPr>
-          <w:color w:val="000000"/>
-        </w:rPr>
-        <w:t>geeft</w:t>
-      </w:r>
-      <w:proofErr w:type="spellEnd"/>
-      <w:r>
-        <w:rPr>
-          <w:color w:val="000000"/>
-        </w:rPr>
-        <w:t xml:space="preserve"> de </w:t>
-      </w:r>
-      <w:proofErr w:type="spellStart"/>
-      <w:r>
-        <w:rPr>
-          <w:color w:val="000000"/>
-        </w:rPr>
-        <w:t>berekening</w:t>
-      </w:r>
-      <w:proofErr w:type="spellEnd"/>
-      <w:r>
-        <w:rPr>
-          <w:color w:val="000000"/>
-        </w:rPr>
-        <w:t xml:space="preserve"> van de </w:t>
-      </w:r>
-      <w:proofErr w:type="spellStart"/>
-      <w:r>
-        <w:rPr>
-          <w:color w:val="000000"/>
-        </w:rPr>
-        <w:t>risico's</w:t>
-      </w:r>
-      <w:proofErr w:type="spellEnd"/>
-      <w:r>
-        <w:rPr>
-          <w:color w:val="000000"/>
-        </w:rPr>
-        <w:t xml:space="preserve"> </w:t>
-      </w:r>
-      <w:proofErr w:type="spellStart"/>
-      <w:r>
-        <w:rPr>
-          <w:color w:val="000000"/>
-        </w:rPr>
-        <w:t>weer</w:t>
-      </w:r>
-      <w:proofErr w:type="spellEnd"/>
-      <w:r>
-        <w:rPr>
-          <w:color w:val="000000"/>
-        </w:rPr>
-        <w:t xml:space="preserve">. De </w:t>
-      </w:r>
-      <w:proofErr w:type="spellStart"/>
-      <w:r>
-        <w:rPr>
-          <w:color w:val="000000"/>
-        </w:rPr>
-        <w:t>kleuren</w:t>
-      </w:r>
-      <w:proofErr w:type="spellEnd"/>
-      <w:r>
-        <w:rPr>
-          <w:color w:val="000000"/>
-        </w:rPr>
-        <w:t xml:space="preserve"> </w:t>
-      </w:r>
-      <w:proofErr w:type="spellStart"/>
-      <w:r>
-        <w:rPr>
-          <w:color w:val="000000"/>
-        </w:rPr>
-        <w:t>dienen</w:t>
-      </w:r>
-      <w:proofErr w:type="spellEnd"/>
-      <w:r>
-        <w:rPr>
-          <w:color w:val="000000"/>
-        </w:rPr>
-        <w:t xml:space="preserve"> </w:t>
-      </w:r>
-      <w:proofErr w:type="spellStart"/>
-      <w:r>
-        <w:rPr>
-          <w:color w:val="000000"/>
-        </w:rPr>
-        <w:t>uitsluitend</w:t>
-      </w:r>
-      <w:proofErr w:type="spellEnd"/>
-      <w:r>
-        <w:rPr>
-          <w:color w:val="000000"/>
-        </w:rPr>
-        <w:t xml:space="preserve"> </w:t>
-      </w:r>
-      <w:proofErr w:type="spellStart"/>
-      <w:r>
-        <w:rPr>
-          <w:color w:val="000000"/>
-        </w:rPr>
-        <w:t>ter</w:t>
-      </w:r>
-      <w:proofErr w:type="spellEnd"/>
-      <w:r>
-        <w:rPr>
-          <w:color w:val="000000"/>
-        </w:rPr>
-        <w:t xml:space="preserve"> </w:t>
-      </w:r>
-      <w:proofErr w:type="spellStart"/>
-      <w:r>
-        <w:rPr>
-          <w:color w:val="000000"/>
-        </w:rPr>
-        <w:t>indicatie</w:t>
-      </w:r>
-      <w:proofErr w:type="spellEnd"/>
-      <w:r>
-        <w:rPr>
-          <w:color w:val="000000"/>
-        </w:rPr>
-        <w:t xml:space="preserve"> </w:t>
-      </w:r>
-      <w:proofErr w:type="spellStart"/>
-      <w:r>
-        <w:rPr>
-          <w:color w:val="000000"/>
-        </w:rPr>
-        <w:t>en</w:t>
-      </w:r>
-      <w:proofErr w:type="spellEnd"/>
-      <w:r>
-        <w:rPr>
-          <w:color w:val="000000"/>
-        </w:rPr>
-        <w:t xml:space="preserve"> </w:t>
-      </w:r>
-      <w:proofErr w:type="spellStart"/>
-      <w:r>
-        <w:rPr>
-          <w:color w:val="000000"/>
-        </w:rPr>
-        <w:t>moeten</w:t>
-      </w:r>
-      <w:proofErr w:type="spellEnd"/>
-      <w:r>
-        <w:rPr>
-          <w:color w:val="000000"/>
-        </w:rPr>
-        <w:t xml:space="preserve"> </w:t>
-      </w:r>
-      <w:proofErr w:type="spellStart"/>
-      <w:r>
-        <w:rPr>
-          <w:color w:val="000000"/>
-        </w:rPr>
-        <w:t>worden</w:t>
-      </w:r>
-      <w:proofErr w:type="spellEnd"/>
-      <w:r>
-        <w:rPr>
-          <w:color w:val="000000"/>
-        </w:rPr>
-        <w:t xml:space="preserve"> </w:t>
-      </w:r>
-      <w:proofErr w:type="spellStart"/>
-      <w:r>
-        <w:rPr>
-          <w:color w:val="000000"/>
-        </w:rPr>
-        <w:t>aanvaard</w:t>
-      </w:r>
-      <w:proofErr w:type="spellEnd"/>
-      <w:r>
-        <w:rPr>
-          <w:color w:val="000000"/>
-        </w:rPr>
-        <w:t xml:space="preserve"> </w:t>
-      </w:r>
-      <w:proofErr w:type="spellStart"/>
-      <w:r>
-        <w:rPr>
-          <w:color w:val="000000"/>
-        </w:rPr>
-        <w:t>en</w:t>
-      </w:r>
-      <w:proofErr w:type="spellEnd"/>
-      <w:r>
-        <w:rPr>
-          <w:color w:val="000000"/>
-        </w:rPr>
-        <w:t xml:space="preserve">/of </w:t>
-      </w:r>
-      <w:proofErr w:type="spellStart"/>
-      <w:r>
-        <w:rPr>
-          <w:color w:val="000000"/>
-        </w:rPr>
-        <w:t>gewijzigd</w:t>
-      </w:r>
-      <w:proofErr w:type="spellEnd"/>
-      <w:r>
-        <w:rPr>
-          <w:color w:val="000000"/>
-        </w:rPr>
-        <w:t xml:space="preserve"> door de </w:t>
-      </w:r>
-      <w:proofErr w:type="spellStart"/>
-      <w:r>
-        <w:rPr>
-          <w:color w:val="000000"/>
-        </w:rPr>
-        <w:t>Raad</w:t>
-      </w:r>
-      <w:proofErr w:type="spellEnd"/>
-      <w:r>
-        <w:rPr>
-          <w:color w:val="000000"/>
-        </w:rPr>
-        <w:t xml:space="preserve"> van </w:t>
-      </w:r>
-      <w:proofErr w:type="spellStart"/>
-      <w:r>
-        <w:rPr>
-          <w:color w:val="000000"/>
-        </w:rPr>
-        <w:t>Bestuur</w:t>
-      </w:r>
-      <w:proofErr w:type="spellEnd"/>
-      <w:r>
-        <w:rPr>
-          <w:color w:val="000000"/>
-        </w:rPr>
-        <w:t xml:space="preserve"> / het </w:t>
-      </w:r>
-      <w:proofErr w:type="spellStart"/>
-      <w:r>
-        <w:rPr>
-          <w:color w:val="000000"/>
-        </w:rPr>
-        <w:t>Directiecomité</w:t>
-      </w:r>
-      <w:proofErr w:type="spellEnd"/>
-      <w:r>
-        <w:rPr>
-          <w:color w:val="000000"/>
-        </w:rPr>
-        <w:t>.</w:t>
+        <w:t>De onderstaande tabel geeft de berekening van de risico's weer. De kleuren dienen uitsluitend ter indicatie en moeten worden aanvaard en/of gewijzigd door de Raad van Bestuur / het Directiecomité.</w:t>
       </w:r>
       <w:r>
         <w:rPr>
@@ -4973,89 +3662,11 @@
         </w:rPr>
         <w:t xml:space="preserve"> </w:t>
       </w:r>
-      <w:proofErr w:type="spellStart"/>
       <w:r>
         <w:rPr>
           <w:color w:val="000000"/>
         </w:rPr>
-        <w:t>Onaanvaardbaar</w:t>
-      </w:r>
-      <w:proofErr w:type="spellEnd"/>
-      <w:r>
-        <w:rPr>
-          <w:color w:val="000000"/>
-        </w:rPr>
-        <w:t xml:space="preserve"> </w:t>
-      </w:r>
-      <w:proofErr w:type="spellStart"/>
-      <w:r>
-        <w:rPr>
-          <w:color w:val="000000"/>
-        </w:rPr>
-        <w:t>risico</w:t>
-      </w:r>
-      <w:proofErr w:type="spellEnd"/>
-      <w:r>
-        <w:rPr>
-          <w:color w:val="000000"/>
-        </w:rPr>
-        <w:t xml:space="preserve"> </w:t>
-      </w:r>
-      <w:proofErr w:type="spellStart"/>
-      <w:r>
-        <w:rPr>
-          <w:color w:val="000000"/>
-        </w:rPr>
-        <w:t>dat</w:t>
-      </w:r>
-      <w:proofErr w:type="spellEnd"/>
-      <w:r>
-        <w:rPr>
-          <w:color w:val="000000"/>
-        </w:rPr>
-        <w:t xml:space="preserve"> </w:t>
-      </w:r>
-      <w:proofErr w:type="spellStart"/>
-      <w:r>
-        <w:rPr>
-          <w:color w:val="000000"/>
-        </w:rPr>
-        <w:t>moet</w:t>
-      </w:r>
-      <w:proofErr w:type="spellEnd"/>
-      <w:r>
-        <w:rPr>
-          <w:color w:val="000000"/>
-        </w:rPr>
-        <w:t xml:space="preserve"> </w:t>
-      </w:r>
-      <w:proofErr w:type="spellStart"/>
-      <w:r>
-        <w:rPr>
-          <w:color w:val="000000"/>
-        </w:rPr>
-        <w:t>worden</w:t>
-      </w:r>
-      <w:proofErr w:type="spellEnd"/>
-      <w:r>
-        <w:rPr>
-          <w:color w:val="000000"/>
-        </w:rPr>
-        <w:t xml:space="preserve"> </w:t>
-      </w:r>
-      <w:proofErr w:type="spellStart"/>
-      <w:r>
-        <w:rPr>
-          <w:color w:val="000000"/>
-        </w:rPr>
-        <w:t>behandeld</w:t>
-      </w:r>
-      <w:proofErr w:type="spellEnd"/>
-      <w:r>
-        <w:rPr>
-          <w:color w:val="000000"/>
-        </w:rPr>
-        <w:t>.</w:t>
+        <w:t>Onaanvaardbaar risico dat moet worden behandeld.</w:t>
       </w:r>
     </w:p>
     <w:p>
@@ -5065,14 +3676,12 @@
           <w:color w:val="000000" w:themeColor="text1"/>
         </w:rPr>
       </w:pPr>
-      <w:proofErr w:type="spellStart"/>
       <w:r>
         <w:rPr>
           <w:color w:val="000000"/>
         </w:rPr>
         <w:t>Oranje</w:t>
       </w:r>
-      <w:proofErr w:type="spellEnd"/>
       <w:r>
         <w:tab/>
       </w:r>
@@ -5085,145 +3694,11 @@
         </w:rPr>
         <w:t xml:space="preserve"> </w:t>
       </w:r>
-      <w:proofErr w:type="spellStart"/>
       <w:r>
         <w:rPr>
           <w:color w:val="000000"/>
         </w:rPr>
-        <w:t>Gemiddeld</w:t>
-      </w:r>
-      <w:proofErr w:type="spellEnd"/>
-      <w:r>
-        <w:rPr>
-          <w:color w:val="000000"/>
-        </w:rPr>
-        <w:t xml:space="preserve"> </w:t>
-      </w:r>
-      <w:proofErr w:type="spellStart"/>
-      <w:r>
-        <w:rPr>
-          <w:color w:val="000000"/>
-        </w:rPr>
-        <w:t>risico</w:t>
-      </w:r>
-      <w:proofErr w:type="spellEnd"/>
-      <w:r>
-        <w:rPr>
-          <w:color w:val="000000"/>
-        </w:rPr>
-        <w:t xml:space="preserve"> </w:t>
-      </w:r>
-      <w:proofErr w:type="spellStart"/>
-      <w:r>
-        <w:rPr>
-          <w:color w:val="000000"/>
-        </w:rPr>
-        <w:t>dat</w:t>
-      </w:r>
-      <w:proofErr w:type="spellEnd"/>
-      <w:r>
-        <w:rPr>
-          <w:color w:val="000000"/>
-        </w:rPr>
-        <w:t xml:space="preserve"> al </w:t>
-      </w:r>
-      <w:proofErr w:type="spellStart"/>
-      <w:r>
-        <w:rPr>
-          <w:color w:val="000000"/>
-        </w:rPr>
-        <w:t>dan</w:t>
-      </w:r>
-      <w:proofErr w:type="spellEnd"/>
-      <w:r>
-        <w:rPr>
-          <w:color w:val="000000"/>
-        </w:rPr>
-        <w:t xml:space="preserve"> </w:t>
-      </w:r>
-      <w:proofErr w:type="spellStart"/>
-      <w:r>
-        <w:rPr>
-          <w:color w:val="000000"/>
-        </w:rPr>
-        <w:t>niet</w:t>
-      </w:r>
-      <w:proofErr w:type="spellEnd"/>
-      <w:r>
-        <w:rPr>
-          <w:color w:val="000000"/>
-        </w:rPr>
-        <w:t xml:space="preserve"> </w:t>
-      </w:r>
-      <w:proofErr w:type="spellStart"/>
-      <w:r>
-        <w:rPr>
-          <w:color w:val="000000"/>
-        </w:rPr>
-        <w:t>moet</w:t>
-      </w:r>
-      <w:proofErr w:type="spellEnd"/>
-      <w:r>
-        <w:rPr>
-          <w:color w:val="000000"/>
-        </w:rPr>
-        <w:t xml:space="preserve"> </w:t>
-      </w:r>
-      <w:proofErr w:type="spellStart"/>
-      <w:r>
-        <w:rPr>
-          <w:color w:val="000000"/>
-        </w:rPr>
-        <w:t>worden</w:t>
-      </w:r>
-      <w:proofErr w:type="spellEnd"/>
-      <w:r>
-        <w:rPr>
-          <w:color w:val="000000"/>
-        </w:rPr>
-        <w:t xml:space="preserve"> </w:t>
-      </w:r>
-      <w:proofErr w:type="spellStart"/>
-      <w:r>
-        <w:rPr>
-          <w:color w:val="000000"/>
-        </w:rPr>
-        <w:t>behandeld</w:t>
-      </w:r>
-      <w:proofErr w:type="spellEnd"/>
-      <w:r>
-        <w:rPr>
-          <w:color w:val="000000"/>
-        </w:rPr>
-        <w:t xml:space="preserve">, </w:t>
-      </w:r>
-      <w:proofErr w:type="spellStart"/>
-      <w:r>
-        <w:rPr>
-          <w:color w:val="000000"/>
-        </w:rPr>
-        <w:t>naargelang</w:t>
-      </w:r>
-      <w:proofErr w:type="spellEnd"/>
-      <w:r>
-        <w:rPr>
-          <w:color w:val="000000"/>
-        </w:rPr>
-        <w:t xml:space="preserve"> het </w:t>
-      </w:r>
-      <w:proofErr w:type="spellStart"/>
-      <w:r>
-        <w:rPr>
-          <w:color w:val="000000"/>
-        </w:rPr>
-        <w:t>geval</w:t>
-      </w:r>
-      <w:proofErr w:type="spellEnd"/>
-      <w:r>
-        <w:rPr>
-          <w:color w:val="000000"/>
-        </w:rPr>
-        <w:t>.</w:t>
+        <w:t>Gemiddeld risico dat al dan niet moet worden behandeld, naargelang het geval.</w:t>
       </w:r>
     </w:p>
     <w:p>
@@ -5233,14 +3708,12 @@
           <w:color w:val="000000" w:themeColor="text1"/>
         </w:rPr>
       </w:pPr>
-      <w:proofErr w:type="spellStart"/>
       <w:r>
         <w:rPr>
           <w:color w:val="000000"/>
         </w:rPr>
         <w:t>Groen</w:t>
       </w:r>
-      <w:proofErr w:type="spellEnd"/>
       <w:r>
         <w:tab/>
       </w:r>
@@ -5258,77 +3731,7 @@
         <w:rPr>
           <w:color w:val="000000"/>
         </w:rPr>
-        <w:t xml:space="preserve">Klein </w:t>
-      </w:r>
-      <w:proofErr w:type="spellStart"/>
-      <w:r>
-        <w:rPr>
-          <w:color w:val="000000"/>
-        </w:rPr>
-        <w:t>risico</w:t>
-      </w:r>
-      <w:proofErr w:type="spellEnd"/>
-      <w:r>
-        <w:rPr>
-          <w:color w:val="000000"/>
-        </w:rPr>
-        <w:t xml:space="preserve"> </w:t>
-      </w:r>
-      <w:proofErr w:type="spellStart"/>
-      <w:r>
-        <w:rPr>
-          <w:color w:val="000000"/>
-        </w:rPr>
-        <w:t>waarvoor</w:t>
-      </w:r>
-      <w:proofErr w:type="spellEnd"/>
-      <w:r>
-        <w:rPr>
-          <w:color w:val="000000"/>
-        </w:rPr>
-        <w:t xml:space="preserve"> </w:t>
-      </w:r>
-      <w:proofErr w:type="spellStart"/>
-      <w:r>
-        <w:rPr>
-          <w:color w:val="000000"/>
-        </w:rPr>
-        <w:t>geen</w:t>
-      </w:r>
-      <w:proofErr w:type="spellEnd"/>
-      <w:r>
-        <w:rPr>
-          <w:color w:val="000000"/>
-        </w:rPr>
-        <w:t xml:space="preserve"> </w:t>
-      </w:r>
-      <w:proofErr w:type="spellStart"/>
-      <w:r>
-        <w:rPr>
-          <w:color w:val="000000"/>
-        </w:rPr>
-        <w:t>actie</w:t>
-      </w:r>
-      <w:proofErr w:type="spellEnd"/>
-      <w:r>
-        <w:rPr>
-          <w:color w:val="000000"/>
-        </w:rPr>
-        <w:t xml:space="preserve"> is </w:t>
-      </w:r>
-      <w:proofErr w:type="spellStart"/>
-      <w:r>
-        <w:rPr>
-          <w:color w:val="000000"/>
-        </w:rPr>
-        <w:t>vereist</w:t>
-      </w:r>
-      <w:proofErr w:type="spellEnd"/>
-      <w:r>
-        <w:rPr>
-          <w:color w:val="000000"/>
-        </w:rPr>
-        <w:t>.</w:t>
+        <w:t>Klein risico waarvoor geen actie is vereist.</w:t>
       </w:r>
       <w:r>
         <w:rPr>
@@ -5365,21 +3768,11 @@
           <w:lang w:val="fr-LU"/>
         </w:rPr>
       </w:pPr>
-      <w:bookmarkStart w:id="50" w:name="_Toc75419148"/>
-      <w:proofErr w:type="spellStart"/>
-      <w:r>
-        <w:t>Operationele</w:t>
-      </w:r>
-      <w:proofErr w:type="spellEnd"/>
-      <w:r>
-        <w:t xml:space="preserve"> </w:t>
-      </w:r>
-      <w:proofErr w:type="spellStart"/>
-      <w:r>
-        <w:t>risico’s</w:t>
-      </w:r>
-      <w:bookmarkEnd w:id="50"/>
-      <w:proofErr w:type="spellEnd"/>
+      <w:bookmarkStart w:id="49" w:name="_Toc229570112"/>
+      <w:r>
+        <w:t>Operationele risico’s</w:t>
+      </w:r>
+      <w:bookmarkEnd w:id="49"/>
     </w:p>
     <w:p>
       <w:pPr>
@@ -5389,13 +3782,11 @@
           <w:numId w:val="1"/>
         </w:numPr>
       </w:pPr>
-      <w:bookmarkStart w:id="51" w:name="_Toc75419149"/>
-      <w:proofErr w:type="spellStart"/>
+      <w:bookmarkStart w:id="50" w:name="_Toc229570113"/>
       <w:r>
         <w:t>Impactschaal</w:t>
       </w:r>
-      <w:bookmarkEnd w:id="51"/>
-      <w:proofErr w:type="spellEnd"/>
+      <w:bookmarkEnd w:id="50"/>
     </w:p>
     <w:p>
       <w:r>
@@ -5410,13 +3801,11 @@
           <w:numId w:val="1"/>
         </w:numPr>
       </w:pPr>
-      <w:bookmarkStart w:id="52" w:name="_Toc75419150"/>
-      <w:proofErr w:type="spellStart"/>
+      <w:bookmarkStart w:id="51" w:name="_Toc229570114"/>
       <w:r>
         <w:t>Waarschijnlijkheidsschaal</w:t>
       </w:r>
-      <w:bookmarkEnd w:id="52"/>
-      <w:proofErr w:type="spellEnd"/>
+      <w:bookmarkEnd w:id="51"/>
     </w:p>
     <w:p>
       <w:r>
@@ -5434,8 +3823,7 @@
           <w:lang w:val="fr-FR"/>
         </w:rPr>
       </w:pPr>
-      <w:bookmarkStart w:id="53" w:name="_Toc75419151"/>
-      <w:proofErr w:type="spellStart"/>
+      <w:bookmarkStart w:id="52" w:name="_Toc229570115"/>
       <w:r>
         <w:rPr>
           <w:lang w:val="fr-FR"/>
@@ -5446,38 +3834,9 @@
         <w:rPr>
           <w:lang w:val="fr-FR"/>
         </w:rPr>
-        <w:t>cceptatiedrempels</w:t>
-      </w:r>
-      <w:proofErr w:type="spellEnd"/>
-      <w:r>
-        <w:rPr>
-          <w:lang w:val="fr-FR"/>
-        </w:rPr>
-        <w:t xml:space="preserve"> </w:t>
-      </w:r>
-      <w:proofErr w:type="spellStart"/>
-      <w:r>
-        <w:rPr>
-          <w:lang w:val="fr-FR"/>
-        </w:rPr>
-        <w:t>voor</w:t>
-      </w:r>
-      <w:proofErr w:type="spellEnd"/>
-      <w:r>
-        <w:rPr>
-          <w:lang w:val="fr-FR"/>
-        </w:rPr>
-        <w:t xml:space="preserve"> de </w:t>
-      </w:r>
-      <w:proofErr w:type="spellStart"/>
-      <w:r>
-        <w:rPr>
-          <w:lang w:val="fr-FR"/>
-        </w:rPr>
-        <w:t>risico's</w:t>
-      </w:r>
-      <w:bookmarkEnd w:id="53"/>
-      <w:proofErr w:type="spellEnd"/>
+        <w:t>cceptatiedrempels voor de risico's</w:t>
+      </w:r>
+      <w:bookmarkEnd w:id="52"/>
       <w:r>
         <w:rPr>
           <w:lang w:val="fr-FR"/>
@@ -5510,34 +3869,18 @@
           <w:lang w:val="fr-FR"/>
         </w:rPr>
       </w:pPr>
-      <w:bookmarkStart w:id="54" w:name="_Toc508175783"/>
-      <w:bookmarkStart w:id="55" w:name="_Toc475524857"/>
-      <w:bookmarkStart w:id="56" w:name="_Toc75419152"/>
-      <w:proofErr w:type="spellStart"/>
+      <w:bookmarkStart w:id="53" w:name="_Toc508175783"/>
+      <w:bookmarkStart w:id="54" w:name="_Toc475524857"/>
+      <w:bookmarkStart w:id="55" w:name="_Toc229570116"/>
       <w:r>
         <w:rPr>
           <w:lang w:val="fr-FR"/>
         </w:rPr>
-        <w:t>Evaluatie</w:t>
-      </w:r>
-      <w:proofErr w:type="spellEnd"/>
-      <w:r>
-        <w:rPr>
-          <w:lang w:val="fr-FR"/>
-        </w:rPr>
-        <w:t xml:space="preserve"> van de trends en de </w:t>
-      </w:r>
-      <w:proofErr w:type="spellStart"/>
-      <w:r>
-        <w:rPr>
-          <w:lang w:val="fr-FR"/>
-        </w:rPr>
-        <w:t>dreigingen</w:t>
-      </w:r>
+        <w:t>Evaluatie van de trends en de dreigingen</w:t>
+      </w:r>
+      <w:bookmarkEnd w:id="53"/>
       <w:bookmarkEnd w:id="54"/>
       <w:bookmarkEnd w:id="55"/>
-      <w:bookmarkEnd w:id="56"/>
-      <w:proofErr w:type="spellEnd"/>
     </w:p>
     <w:p>
       <w:pPr>
@@ -5556,95 +3899,7 @@
         <w:spacing w:after="0"/>
       </w:pPr>
       <w:r>
-        <w:t xml:space="preserve">De </w:t>
-      </w:r>
-      <w:proofErr w:type="spellStart"/>
-      <w:r>
-        <w:t>onderstaande</w:t>
-      </w:r>
-      <w:proofErr w:type="spellEnd"/>
-      <w:r>
-        <w:t xml:space="preserve"> </w:t>
-      </w:r>
-      <w:proofErr w:type="spellStart"/>
-      <w:r>
-        <w:t>tabel</w:t>
-      </w:r>
-      <w:proofErr w:type="spellEnd"/>
-      <w:r>
-        <w:t xml:space="preserve"> </w:t>
-      </w:r>
-      <w:proofErr w:type="spellStart"/>
-      <w:r>
-        <w:t>geeft</w:t>
-      </w:r>
-      <w:proofErr w:type="spellEnd"/>
-      <w:r>
-        <w:t xml:space="preserve"> de </w:t>
-      </w:r>
-      <w:proofErr w:type="spellStart"/>
-      <w:r>
-        <w:t>dreigingen</w:t>
-      </w:r>
-      <w:proofErr w:type="spellEnd"/>
-      <w:r>
-        <w:t xml:space="preserve"> </w:t>
-      </w:r>
-      <w:proofErr w:type="spellStart"/>
-      <w:r>
-        <w:t>weer</w:t>
-      </w:r>
-      <w:proofErr w:type="spellEnd"/>
-      <w:r>
-        <w:t xml:space="preserve"> </w:t>
-      </w:r>
-      <w:proofErr w:type="spellStart"/>
-      <w:r>
-        <w:t>waar</w:t>
-      </w:r>
-      <w:proofErr w:type="spellEnd"/>
-      <w:r>
-        <w:t xml:space="preserve"> </w:t>
-      </w:r>
-      <w:proofErr w:type="spellStart"/>
-      <w:r>
-        <w:t>bijzondere</w:t>
-      </w:r>
-      <w:proofErr w:type="spellEnd"/>
-      <w:r>
-        <w:t xml:space="preserve"> </w:t>
-      </w:r>
-      <w:proofErr w:type="spellStart"/>
-      <w:r>
-        <w:t>aandacht</w:t>
-      </w:r>
-      <w:proofErr w:type="spellEnd"/>
-      <w:r>
-        <w:t xml:space="preserve"> </w:t>
-      </w:r>
-      <w:proofErr w:type="spellStart"/>
-      <w:r>
-        <w:t>aan</w:t>
-      </w:r>
-      <w:proofErr w:type="spellEnd"/>
-      <w:r>
-        <w:t xml:space="preserve"> </w:t>
-      </w:r>
-      <w:proofErr w:type="spellStart"/>
-      <w:r>
-        <w:t>werd</w:t>
-      </w:r>
-      <w:proofErr w:type="spellEnd"/>
-      <w:r>
-        <w:t xml:space="preserve"> </w:t>
-      </w:r>
-      <w:proofErr w:type="spellStart"/>
-      <w:r>
-        <w:t>besteed</w:t>
-      </w:r>
-      <w:proofErr w:type="spellEnd"/>
-      <w:r>
-        <w:t>.</w:t>
+        <w:t>De onderstaande tabel geeft de dreigingen weer waar bijzondere aandacht aan werd besteed.</w:t>
       </w:r>
     </w:p>
     <w:p>
@@ -5662,37 +3917,70 @@
     </w:p>
     <w:p>
       <w:pPr>
+        <w:pStyle w:val="Heading2"/>
+        <w:numPr>
+          <w:ilvl w:val="1"/>
+          <w:numId w:val="1"/>
+        </w:numPr>
+        <w:spacing w:before="0"/>
+        <w:rPr>
+          <w:lang w:val="fr-LU"/>
+        </w:rPr>
+      </w:pPr>
+      <w:bookmarkStart w:id="56" w:name="_Toc229569022"/>
+      <w:bookmarkStart w:id="57" w:name="_Toc229570117"/>
+      <w:r>
+        <w:lastRenderedPageBreak/>
+        <w:t>Triggers voor herbeoordeling</w:t>
+      </w:r>
+      <w:bookmarkEnd w:id="56"/>
+      <w:bookmarkEnd w:id="57"/>
+    </w:p>
+    <w:p>
+      <w:pPr>
+        <w:rPr>
+          <w:lang w:val="en-LU"/>
+        </w:rPr>
+      </w:pPr>
+      <w:r>
+        <w:t>De volgende gebeurtenissen of omstandigheden vereisen een herbeoordeling van de risicoanalyse om ervoor te zorgen dat deze relevant en actueel blijft.</w:t>
+      </w:r>
+    </w:p>
+    <w:p>
+      <w:pPr>
+        <w:rPr>
+          <w:lang w:val="en-LU"/>
+        </w:rPr>
+      </w:pPr>
+      <w:r>
+        <w:t>${</w:t>
+      </w:r>
+      <w:r>
+        <w:rPr>
+          <w:lang w:val="en-LU"/>
+        </w:rPr>
+        <w:t>TABLE_REASSESSMENT_TRIGGERS</w:t>
+      </w:r>
+      <w:r>
+        <w:t>}</w:t>
+      </w:r>
+    </w:p>
+    <w:p/>
+    <w:p>
+      <w:pPr>
         <w:pStyle w:val="Heading1"/>
       </w:pPr>
-      <w:bookmarkStart w:id="57" w:name="_Toc475541633"/>
-      <w:bookmarkStart w:id="58" w:name="_Toc508175785"/>
-      <w:bookmarkStart w:id="59" w:name="_Toc75419153"/>
+      <w:bookmarkStart w:id="58" w:name="_Toc475541633"/>
+      <w:bookmarkStart w:id="59" w:name="_Toc508175785"/>
       <w:bookmarkStart w:id="60" w:name="_Toc475524862"/>
-      <w:proofErr w:type="spellStart"/>
+      <w:bookmarkStart w:id="61" w:name="_Toc229570118"/>
       <w:r>
         <w:lastRenderedPageBreak/>
-        <w:t>Bijlage</w:t>
-      </w:r>
-      <w:proofErr w:type="spellEnd"/>
-      <w:r>
-        <w:t xml:space="preserve"> A: Interview </w:t>
-      </w:r>
-      <w:proofErr w:type="spellStart"/>
-      <w:r>
-        <w:t>en</w:t>
-      </w:r>
-      <w:proofErr w:type="spellEnd"/>
-      <w:r>
-        <w:t xml:space="preserve"> </w:t>
-      </w:r>
-      <w:proofErr w:type="spellStart"/>
-      <w:r>
-        <w:t>informatieverzameling</w:t>
-      </w:r>
-      <w:bookmarkEnd w:id="57"/>
+        <w:t>Bijlage A: Interview en informatieverzameling</w:t>
+      </w:r>
       <w:bookmarkEnd w:id="58"/>
       <w:bookmarkEnd w:id="59"/>
-      <w:proofErr w:type="spellEnd"/>
+      <w:bookmarkEnd w:id="61"/>
       <w:r>
         <w:t xml:space="preserve"> </w:t>
       </w:r>
@@ -5725,41 +4013,19 @@
           <w:lang w:val="fr-FR"/>
         </w:rPr>
       </w:pPr>
-      <w:bookmarkStart w:id="61" w:name="_Toc475541634"/>
-      <w:bookmarkStart w:id="62" w:name="_Toc508175786"/>
-      <w:bookmarkStart w:id="63" w:name="_Toc75419154"/>
-      <w:proofErr w:type="spellStart"/>
+      <w:bookmarkStart w:id="62" w:name="_Toc475541634"/>
+      <w:bookmarkStart w:id="63" w:name="_Toc508175786"/>
+      <w:bookmarkStart w:id="64" w:name="_Toc229570119"/>
       <w:r>
         <w:rPr>
           <w:lang w:val="fr-FR"/>
         </w:rPr>
         <w:lastRenderedPageBreak/>
-        <w:t>Bijlage</w:t>
-      </w:r>
-      <w:proofErr w:type="spellEnd"/>
-      <w:r>
-        <w:rPr>
-          <w:lang w:val="fr-FR"/>
-        </w:rPr>
-        <w:t xml:space="preserve"> B: </w:t>
-      </w:r>
-      <w:proofErr w:type="spellStart"/>
-      <w:r>
-        <w:rPr>
-          <w:lang w:val="fr-FR"/>
-        </w:rPr>
-        <w:t>Evaluatie</w:t>
-      </w:r>
-      <w:proofErr w:type="spellEnd"/>
-      <w:r>
-        <w:rPr>
-          <w:lang w:val="fr-FR"/>
-        </w:rPr>
-        <w:t xml:space="preserve"> van de trends</w:t>
-      </w:r>
-      <w:bookmarkEnd w:id="61"/>
+        <w:t>Bijlage B: Evaluatie van de trends</w:t>
+      </w:r>
       <w:bookmarkEnd w:id="62"/>
       <w:bookmarkEnd w:id="63"/>
+      <w:bookmarkEnd w:id="64"/>
     </w:p>
     <w:p>
       <w:r>
@@ -5773,35 +4039,17 @@
       <w:pPr>
         <w:pStyle w:val="Heading1"/>
       </w:pPr>
-      <w:bookmarkStart w:id="64" w:name="_Toc475541635"/>
-      <w:bookmarkStart w:id="65" w:name="_Toc508175787"/>
-      <w:bookmarkStart w:id="66" w:name="_Toc75419155"/>
+      <w:bookmarkStart w:id="65" w:name="_Toc475541635"/>
+      <w:bookmarkStart w:id="66" w:name="_Toc508175787"/>
       <w:bookmarkStart w:id="67" w:name="_Toc475524864"/>
-      <w:proofErr w:type="spellStart"/>
+      <w:bookmarkStart w:id="68" w:name="_Toc229570120"/>
       <w:r>
         <w:lastRenderedPageBreak/>
-        <w:t>Bijlage</w:t>
-      </w:r>
-      <w:proofErr w:type="spellEnd"/>
-      <w:r>
-        <w:t xml:space="preserve"> C: </w:t>
-      </w:r>
-      <w:proofErr w:type="spellStart"/>
-      <w:r>
-        <w:t>Evaluatie</w:t>
-      </w:r>
-      <w:proofErr w:type="spellEnd"/>
-      <w:r>
-        <w:t xml:space="preserve"> van de </w:t>
-      </w:r>
-      <w:proofErr w:type="spellStart"/>
-      <w:r>
-        <w:t>dreigingen</w:t>
-      </w:r>
-      <w:bookmarkEnd w:id="64"/>
+        <w:t>Bijlage C: Evaluatie van de dreigingen</w:t>
+      </w:r>
       <w:bookmarkEnd w:id="65"/>
       <w:bookmarkEnd w:id="66"/>
-      <w:proofErr w:type="spellEnd"/>
+      <w:bookmarkEnd w:id="68"/>
       <w:r>
         <w:t xml:space="preserve"> </w:t>
       </w:r>
@@ -5826,7 +4074,7 @@
 </file>
 
 <file path=word/endnotes.xml><?xml version="1.0" encoding="utf-8"?>
-<w:endnotes xmlns:wpc="http://schemas.microsoft.com/office/word/2010/wordprocessingCanvas" xmlns:cx="http://schemas.microsoft.com/office/drawing/2014/chartex" xmlns:mc="http://schemas.openxmlformats.org/markup-compatibility/2006" xmlns:o="urn:schemas-microsoft-com:office:office" xmlns:r="http://schemas.openxmlformats.org/officeDocument/2006/relationships" xmlns:m="http://schemas.openxmlformats.org/officeDocument/2006/math" xmlns:v="urn:schemas-microsoft-com:vml" xmlns:wp14="http://schemas.microsoft.com/office/word/2010/wordprocessingDrawing" xmlns:wp="http://schemas.openxmlformats.org/drawingml/2006/wordprocessingDrawing" xmlns:w10="urn:schemas-microsoft-com:office:word" xmlns:w="http://schemas.openxmlformats.org/wordprocessingml/2006/main" xmlns:w14="http://schemas.microsoft.com/office/word/2010/wordml" xmlns:w15="http://schemas.microsoft.com/office/word/2012/wordml" xmlns:w16se="http://schemas.microsoft.com/office/word/2015/wordml/symex" xmlns:wpg="http://schemas.microsoft.com/office/word/2010/wordprocessingGroup" xmlns:wpi="http://schemas.microsoft.com/office/word/2010/wordprocessingInk" xmlns:wne="http://schemas.microsoft.com/office/word/2006/wordml" xmlns:wps="http://schemas.microsoft.com/office/word/2010/wordprocessingShape" mc:Ignorable="w14 w15 w16se wp14">
+<w:endnotes xmlns:wpc="http://schemas.microsoft.com/office/word/2010/wordprocessingCanvas" xmlns:cx="http://schemas.microsoft.com/office/drawing/2014/chartex" xmlns:cx1="http://schemas.microsoft.com/office/drawing/2015/9/8/chartex" xmlns:cx2="http://schemas.microsoft.com/office/drawing/2015/10/21/chartex" xmlns:cx3="http://schemas.microsoft.com/office/drawing/2016/5/9/chartex" xmlns:cx4="http://schemas.microsoft.com/office/drawing/2016/5/10/chartex" xmlns:cx5="http://schemas.microsoft.com/office/drawing/2016/5/11/chartex" xmlns:cx6="http://schemas.microsoft.com/office/drawing/2016/5/12/chartex" xmlns:cx7="http://schemas.microsoft.com/office/drawing/2016/5/13/chartex" xmlns:cx8="http://schemas.microsoft.com/office/drawing/2016/5/14/chartex" xmlns:mc="http://schemas.openxmlformats.org/markup-compatibility/2006" xmlns:aink="http://schemas.microsoft.com/office/drawing/2016/ink" xmlns:am3d="http://schemas.microsoft.com/office/drawing/2017/model3d" xmlns:o="urn:schemas-microsoft-com:office:office" xmlns:oel="http://schemas.microsoft.com/office/2019/extlst" xmlns:r="http://schemas.openxmlformats.org/officeDocument/2006/relationships" xmlns:m="http://schemas.openxmlformats.org/officeDocument/2006/math" xmlns:v="urn:schemas-microsoft-com:vml" xmlns:wp14="http://schemas.microsoft.com/office/word/2010/wordprocessingDrawing" xmlns:wp="http://schemas.openxmlformats.org/drawingml/2006/wordprocessingDrawing" xmlns:w10="urn:schemas-microsoft-com:office:word" xmlns:w="http://schemas.openxmlformats.org/wordprocessingml/2006/main" xmlns:w14="http://schemas.microsoft.com/office/word/2010/wordml" xmlns:w15="http://schemas.microsoft.com/office/word/2012/wordml" xmlns:w16cex="http://schemas.microsoft.com/office/word/2018/wordml/cex" xmlns:w16cid="http://schemas.microsoft.com/office/word/2016/wordml/cid" xmlns:w16="http://schemas.microsoft.com/office/word/2018/wordml" xmlns:w16du="http://schemas.microsoft.com/office/word/2023/wordml/word16du" xmlns:w16sdtdh="http://schemas.microsoft.com/office/word/2020/wordml/sdtdatahash" xmlns:w16se="http://schemas.microsoft.com/office/word/2015/wordml/symex" xmlns:wpg="http://schemas.microsoft.com/office/word/2010/wordprocessingGroup" xmlns:wpi="http://schemas.microsoft.com/office/word/2010/wordprocessingInk" xmlns:wne="http://schemas.microsoft.com/office/word/2006/wordml" xmlns:wps="http://schemas.microsoft.com/office/word/2010/wordprocessingShape" mc:Ignorable="w14 w15 w16se w16cid w16 w16cex w16sdtdh w16du wp14">
   <w:endnote w:type="separator" w:id="-1">
     <w:p>
       <w:r>
@@ -5845,7 +4093,7 @@
 </file>
 
 <file path=word/footer1.xml><?xml version="1.0" encoding="utf-8"?>
-<w:ftr xmlns:wpc="http://schemas.microsoft.com/office/word/2010/wordprocessingCanvas" xmlns:cx="http://schemas.microsoft.com/office/drawing/2014/chartex" xmlns:mc="http://schemas.openxmlformats.org/markup-compatibility/2006" xmlns:o="urn:schemas-microsoft-com:office:office" xmlns:r="http://schemas.openxmlformats.org/officeDocument/2006/relationships" xmlns:m="http://schemas.openxmlformats.org/officeDocument/2006/math" xmlns:v="urn:schemas-microsoft-com:vml" xmlns:wp14="http://schemas.microsoft.com/office/word/2010/wordprocessingDrawing" xmlns:wp="http://schemas.openxmlformats.org/drawingml/2006/wordprocessingDrawing" xmlns:w10="urn:schemas-microsoft-com:office:word" xmlns:w="http://schemas.openxmlformats.org/wordprocessingml/2006/main" xmlns:w14="http://schemas.microsoft.com/office/word/2010/wordml" xmlns:w15="http://schemas.microsoft.com/office/word/2012/wordml" xmlns:w16se="http://schemas.microsoft.com/office/word/2015/wordml/symex" xmlns:wpg="http://schemas.microsoft.com/office/word/2010/wordprocessingGroup" xmlns:wpi="http://schemas.microsoft.com/office/word/2010/wordprocessingInk" xmlns:wne="http://schemas.microsoft.com/office/word/2006/wordml" xmlns:wps="http://schemas.microsoft.com/office/word/2010/wordprocessingShape" mc:Ignorable="w14 w15 w16se wp14">
+<w:ftr xmlns:wpc="http://schemas.microsoft.com/office/word/2010/wordprocessingCanvas" xmlns:cx="http://schemas.microsoft.com/office/drawing/2014/chartex" xmlns:cx1="http://schemas.microsoft.com/office/drawing/2015/9/8/chartex" xmlns:cx2="http://schemas.microsoft.com/office/drawing/2015/10/21/chartex" xmlns:cx3="http://schemas.microsoft.com/office/drawing/2016/5/9/chartex" xmlns:cx4="http://schemas.microsoft.com/office/drawing/2016/5/10/chartex" xmlns:cx5="http://schemas.microsoft.com/office/drawing/2016/5/11/chartex" xmlns:cx6="http://schemas.microsoft.com/office/drawing/2016/5/12/chartex" xmlns:cx7="http://schemas.microsoft.com/office/drawing/2016/5/13/chartex" xmlns:cx8="http://schemas.microsoft.com/office/drawing/2016/5/14/chartex" xmlns:mc="http://schemas.openxmlformats.org/markup-compatibility/2006" xmlns:aink="http://schemas.microsoft.com/office/drawing/2016/ink" xmlns:am3d="http://schemas.microsoft.com/office/drawing/2017/model3d" xmlns:o="urn:schemas-microsoft-com:office:office" xmlns:oel="http://schemas.microsoft.com/office/2019/extlst" xmlns:r="http://schemas.openxmlformats.org/officeDocument/2006/relationships" xmlns:m="http://schemas.openxmlformats.org/officeDocument/2006/math" xmlns:v="urn:schemas-microsoft-com:vml" xmlns:wp14="http://schemas.microsoft.com/office/word/2010/wordprocessingDrawing" xmlns:wp="http://schemas.openxmlformats.org/drawingml/2006/wordprocessingDrawing" xmlns:w10="urn:schemas-microsoft-com:office:word" xmlns:w="http://schemas.openxmlformats.org/wordprocessingml/2006/main" xmlns:w14="http://schemas.microsoft.com/office/word/2010/wordml" xmlns:w15="http://schemas.microsoft.com/office/word/2012/wordml" xmlns:w16cex="http://schemas.microsoft.com/office/word/2018/wordml/cex" xmlns:w16cid="http://schemas.microsoft.com/office/word/2016/wordml/cid" xmlns:w16="http://schemas.microsoft.com/office/word/2018/wordml" xmlns:w16du="http://schemas.microsoft.com/office/word/2023/wordml/word16du" xmlns:w16sdtdh="http://schemas.microsoft.com/office/word/2020/wordml/sdtdatahash" xmlns:w16se="http://schemas.microsoft.com/office/word/2015/wordml/symex" xmlns:wpg="http://schemas.microsoft.com/office/word/2010/wordprocessingGroup" xmlns:wpi="http://schemas.microsoft.com/office/word/2010/wordprocessingInk" xmlns:wne="http://schemas.microsoft.com/office/word/2006/wordml" xmlns:wps="http://schemas.microsoft.com/office/word/2010/wordprocessingShape" mc:Ignorable="w14 w15 w16se w16cid w16 w16cex w16sdtdh w16du wp14">
   <w:p>
     <w:pPr>
       <w:pStyle w:val="smile-footer"/>
@@ -6124,7 +4372,7 @@
 </file>
 
 <file path=word/footnotes.xml><?xml version="1.0" encoding="utf-8"?>
-<w:footnotes xmlns:wpc="http://schemas.microsoft.com/office/word/2010/wordprocessingCanvas" xmlns:cx="http://schemas.microsoft.com/office/drawing/2014/chartex" xmlns:mc="http://schemas.openxmlformats.org/markup-compatibility/2006" xmlns:o="urn:schemas-microsoft-com:office:office" xmlns:r="http://schemas.openxmlformats.org/officeDocument/2006/relationships" xmlns:m="http://schemas.openxmlformats.org/officeDocument/2006/math" xmlns:v="urn:schemas-microsoft-com:vml" xmlns:wp14="http://schemas.microsoft.com/office/word/2010/wordprocessingDrawing" xmlns:wp="http://schemas.openxmlformats.org/drawingml/2006/wordprocessingDrawing" xmlns:w10="urn:schemas-microsoft-com:office:word" xmlns:w="http://schemas.openxmlformats.org/wordprocessingml/2006/main" xmlns:w14="http://schemas.microsoft.com/office/word/2010/wordml" xmlns:w15="http://schemas.microsoft.com/office/word/2012/wordml" xmlns:w16se="http://schemas.microsoft.com/office/word/2015/wordml/symex" xmlns:wpg="http://schemas.microsoft.com/office/word/2010/wordprocessingGroup" xmlns:wpi="http://schemas.microsoft.com/office/word/2010/wordprocessingInk" xmlns:wne="http://schemas.microsoft.com/office/word/2006/wordml" xmlns:wps="http://schemas.microsoft.com/office/word/2010/wordprocessingShape" mc:Ignorable="w14 w15 w16se wp14">
+<w:footnotes xmlns:wpc="http://schemas.microsoft.com/office/word/2010/wordprocessingCanvas" xmlns:cx="http://schemas.microsoft.com/office/drawing/2014/chartex" xmlns:cx1="http://schemas.microsoft.com/office/drawing/2015/9/8/chartex" xmlns:cx2="http://schemas.microsoft.com/office/drawing/2015/10/21/chartex" xmlns:cx3="http://schemas.microsoft.com/office/drawing/2016/5/9/chartex" xmlns:cx4="http://schemas.microsoft.com/office/drawing/2016/5/10/chartex" xmlns:cx5="http://schemas.microsoft.com/office/drawing/2016/5/11/chartex" xmlns:cx6="http://schemas.microsoft.com/office/drawing/2016/5/12/chartex" xmlns:cx7="http://schemas.microsoft.com/office/drawing/2016/5/13/chartex" xmlns:cx8="http://schemas.microsoft.com/office/drawing/2016/5/14/chartex" xmlns:mc="http://schemas.openxmlformats.org/markup-compatibility/2006" xmlns:aink="http://schemas.microsoft.com/office/drawing/2016/ink" xmlns:am3d="http://schemas.microsoft.com/office/drawing/2017/model3d" xmlns:o="urn:schemas-microsoft-com:office:office" xmlns:oel="http://schemas.microsoft.com/office/2019/extlst" xmlns:r="http://schemas.openxmlformats.org/officeDocument/2006/relationships" xmlns:m="http://schemas.openxmlformats.org/officeDocument/2006/math" xmlns:v="urn:schemas-microsoft-com:vml" xmlns:wp14="http://schemas.microsoft.com/office/word/2010/wordprocessingDrawing" xmlns:wp="http://schemas.openxmlformats.org/drawingml/2006/wordprocessingDrawing" xmlns:w10="urn:schemas-microsoft-com:office:word" xmlns:w="http://schemas.openxmlformats.org/wordprocessingml/2006/main" xmlns:w14="http://schemas.microsoft.com/office/word/2010/wordml" xmlns:w15="http://schemas.microsoft.com/office/word/2012/wordml" xmlns:w16cex="http://schemas.microsoft.com/office/word/2018/wordml/cex" xmlns:w16cid="http://schemas.microsoft.com/office/word/2016/wordml/cid" xmlns:w16="http://schemas.microsoft.com/office/word/2018/wordml" xmlns:w16du="http://schemas.microsoft.com/office/word/2023/wordml/word16du" xmlns:w16sdtdh="http://schemas.microsoft.com/office/word/2020/wordml/sdtdatahash" xmlns:w16se="http://schemas.microsoft.com/office/word/2015/wordml/symex" xmlns:wpg="http://schemas.microsoft.com/office/word/2010/wordprocessingGroup" xmlns:wpi="http://schemas.microsoft.com/office/word/2010/wordprocessingInk" xmlns:wne="http://schemas.microsoft.com/office/word/2006/wordml" xmlns:wps="http://schemas.microsoft.com/office/word/2010/wordprocessingShape" mc:Ignorable="w14 w15 w16se w16cid w16 w16cex w16sdtdh w16du wp14">
   <w:footnote w:type="separator" w:id="-1">
     <w:p>
       <w:r>
@@ -6143,7 +4391,7 @@
 </file>
 
 <file path=word/header1.xml><?xml version="1.0" encoding="utf-8"?>
-<w:hdr xmlns:wpc="http://schemas.microsoft.com/office/word/2010/wordprocessingCanvas" xmlns:cx="http://schemas.microsoft.com/office/drawing/2014/chartex" xmlns:mc="http://schemas.openxmlformats.org/markup-compatibility/2006" xmlns:o="urn:schemas-microsoft-com:office:office" xmlns:r="http://schemas.openxmlformats.org/officeDocument/2006/relationships" xmlns:m="http://schemas.openxmlformats.org/officeDocument/2006/math" xmlns:v="urn:schemas-microsoft-com:vml" xmlns:wp14="http://schemas.microsoft.com/office/word/2010/wordprocessingDrawing" xmlns:wp="http://schemas.openxmlformats.org/drawingml/2006/wordprocessingDrawing" xmlns:w10="urn:schemas-microsoft-com:office:word" xmlns:w="http://schemas.openxmlformats.org/wordprocessingml/2006/main" xmlns:w14="http://schemas.microsoft.com/office/word/2010/wordml" xmlns:w15="http://schemas.microsoft.com/office/word/2012/wordml" xmlns:w16se="http://schemas.microsoft.com/office/word/2015/wordml/symex" xmlns:wpg="http://schemas.microsoft.com/office/word/2010/wordprocessingGroup" xmlns:wpi="http://schemas.microsoft.com/office/word/2010/wordprocessingInk" xmlns:wne="http://schemas.microsoft.com/office/word/2006/wordml" xmlns:wps="http://schemas.microsoft.com/office/word/2010/wordprocessingShape" mc:Ignorable="w14 w15 w16se wp14">
+<w:hdr xmlns:wpc="http://schemas.microsoft.com/office/word/2010/wordprocessingCanvas" xmlns:cx="http://schemas.microsoft.com/office/drawing/2014/chartex" xmlns:cx1="http://schemas.microsoft.com/office/drawing/2015/9/8/chartex" xmlns:cx2="http://schemas.microsoft.com/office/drawing/2015/10/21/chartex" xmlns:cx3="http://schemas.microsoft.com/office/drawing/2016/5/9/chartex" xmlns:cx4="http://schemas.microsoft.com/office/drawing/2016/5/10/chartex" xmlns:cx5="http://schemas.microsoft.com/office/drawing/2016/5/11/chartex" xmlns:cx6="http://schemas.microsoft.com/office/drawing/2016/5/12/chartex" xmlns:cx7="http://schemas.microsoft.com/office/drawing/2016/5/13/chartex" xmlns:cx8="http://schemas.microsoft.com/office/drawing/2016/5/14/chartex" xmlns:mc="http://schemas.openxmlformats.org/markup-compatibility/2006" xmlns:aink="http://schemas.microsoft.com/office/drawing/2016/ink" xmlns:am3d="http://schemas.microsoft.com/office/drawing/2017/model3d" xmlns:o="urn:schemas-microsoft-com:office:office" xmlns:oel="http://schemas.microsoft.com/office/2019/extlst" xmlns:r="http://schemas.openxmlformats.org/officeDocument/2006/relationships" xmlns:m="http://schemas.openxmlformats.org/officeDocument/2006/math" xmlns:v="urn:schemas-microsoft-com:vml" xmlns:wp14="http://schemas.microsoft.com/office/word/2010/wordprocessingDrawing" xmlns:wp="http://schemas.openxmlformats.org/drawingml/2006/wordprocessingDrawing" xmlns:w10="urn:schemas-microsoft-com:office:word" xmlns:w="http://schemas.openxmlformats.org/wordprocessingml/2006/main" xmlns:w14="http://schemas.microsoft.com/office/word/2010/wordml" xmlns:w15="http://schemas.microsoft.com/office/word/2012/wordml" xmlns:w16cex="http://schemas.microsoft.com/office/word/2018/wordml/cex" xmlns:w16cid="http://schemas.microsoft.com/office/word/2016/wordml/cid" xmlns:w16="http://schemas.microsoft.com/office/word/2018/wordml" xmlns:w16du="http://schemas.microsoft.com/office/word/2023/wordml/word16du" xmlns:w16sdtdh="http://schemas.microsoft.com/office/word/2020/wordml/sdtdatahash" xmlns:w16se="http://schemas.microsoft.com/office/word/2015/wordml/symex" xmlns:wpg="http://schemas.microsoft.com/office/word/2010/wordprocessingGroup" xmlns:wpi="http://schemas.microsoft.com/office/word/2010/wordprocessingInk" xmlns:wne="http://schemas.microsoft.com/office/word/2006/wordml" xmlns:wps="http://schemas.microsoft.com/office/word/2010/wordprocessingShape" mc:Ignorable="w14 w15 w16se w16cid w16 w16cex w16sdtdh w16du wp14">
   <w:tbl>
     <w:tblPr>
       <w:tblW w:w="9810" w:type="dxa"/>
@@ -6276,7 +4524,6 @@
               <w:lang w:val="fr-LU"/>
             </w:rPr>
           </w:pPr>
-          <w:proofErr w:type="spellStart"/>
           <w:r>
             <w:rPr>
               <w:b/>
@@ -6285,7 +4532,6 @@
             </w:rPr>
             <w:t>Versie</w:t>
           </w:r>
-          <w:proofErr w:type="spellEnd"/>
         </w:p>
       </w:tc>
       <w:tc>
@@ -6356,23 +4602,13 @@
               <w:lang w:val="fr-LU"/>
             </w:rPr>
           </w:pPr>
-          <w:proofErr w:type="spellStart"/>
           <w:r>
             <w:rPr>
               <w:b/>
               <w:sz w:val="16"/>
               <w:lang w:val="fr-LU"/>
             </w:rPr>
-            <w:t>Staat</w:t>
-          </w:r>
-          <w:proofErr w:type="spellEnd"/>
-          <w:r>
-            <w:rPr>
-              <w:b/>
-              <w:sz w:val="16"/>
-              <w:lang w:val="fr-LU"/>
-            </w:rPr>
-            <w:t xml:space="preserve"> document</w:t>
+            <w:t>Staat document</w:t>
           </w:r>
         </w:p>
       </w:tc>
@@ -6444,7 +4680,6 @@
               <w:lang w:val="fr-LU"/>
             </w:rPr>
           </w:pPr>
-          <w:proofErr w:type="spellStart"/>
           <w:r>
             <w:rPr>
               <w:b/>
@@ -6452,7 +4687,6 @@
             </w:rPr>
             <w:t>Classificatie</w:t>
           </w:r>
-          <w:proofErr w:type="spellEnd"/>
         </w:p>
       </w:tc>
       <w:tc>
@@ -6523,7 +4757,6 @@
               <w:lang w:val="fr-LU"/>
             </w:rPr>
           </w:pPr>
-          <w:proofErr w:type="spellStart"/>
           <w:r>
             <w:rPr>
               <w:b/>
@@ -6531,7 +4764,6 @@
             </w:rPr>
             <w:t>Vennootschap</w:t>
           </w:r>
-          <w:proofErr w:type="spellEnd"/>
         </w:p>
       </w:tc>
       <w:tc>
@@ -6610,7 +4842,6 @@
               <w:lang w:val="fr-LU"/>
             </w:rPr>
           </w:pPr>
-          <w:proofErr w:type="spellStart"/>
           <w:r>
             <w:rPr>
               <w:b/>
@@ -6618,7 +4849,6 @@
             </w:rPr>
             <w:t>Documentnaam</w:t>
           </w:r>
-          <w:proofErr w:type="spellEnd"/>
         </w:p>
       </w:tc>
       <w:tc>
@@ -6666,7 +4896,7 @@
 </file>
 
 <file path=word/numbering.xml><?xml version="1.0" encoding="utf-8"?>
-<w:numbering xmlns:wpc="http://schemas.microsoft.com/office/word/2010/wordprocessingCanvas" xmlns:cx="http://schemas.microsoft.com/office/drawing/2014/chartex" xmlns:mc="http://schemas.openxmlformats.org/markup-compatibility/2006" xmlns:o="urn:schemas-microsoft-com:office:office" xmlns:r="http://schemas.openxmlformats.org/officeDocument/2006/relationships" xmlns:m="http://schemas.openxmlformats.org/officeDocument/2006/math" xmlns:v="urn:schemas-microsoft-com:vml" xmlns:wp14="http://schemas.microsoft.com/office/word/2010/wordprocessingDrawing" xmlns:wp="http://schemas.openxmlformats.org/drawingml/2006/wordprocessingDrawing" xmlns:w10="urn:schemas-microsoft-com:office:word" xmlns:w="http://schemas.openxmlformats.org/wordprocessingml/2006/main" xmlns:w14="http://schemas.microsoft.com/office/word/2010/wordml" xmlns:w15="http://schemas.microsoft.com/office/word/2012/wordml" xmlns:w16se="http://schemas.microsoft.com/office/word/2015/wordml/symex" xmlns:wpg="http://schemas.microsoft.com/office/word/2010/wordprocessingGroup" xmlns:wpi="http://schemas.microsoft.com/office/word/2010/wordprocessingInk" xmlns:wne="http://schemas.microsoft.com/office/word/2006/wordml" xmlns:wps="http://schemas.microsoft.com/office/word/2010/wordprocessingShape" mc:Ignorable="w14 w15 w16se wp14">
+<w:numbering xmlns:wpc="http://schemas.microsoft.com/office/word/2010/wordprocessingCanvas" xmlns:cx="http://schemas.microsoft.com/office/drawing/2014/chartex" xmlns:cx1="http://schemas.microsoft.com/office/drawing/2015/9/8/chartex" xmlns:cx2="http://schemas.microsoft.com/office/drawing/2015/10/21/chartex" xmlns:cx3="http://schemas.microsoft.com/office/drawing/2016/5/9/chartex" xmlns:cx4="http://schemas.microsoft.com/office/drawing/2016/5/10/chartex" xmlns:cx5="http://schemas.microsoft.com/office/drawing/2016/5/11/chartex" xmlns:cx6="http://schemas.microsoft.com/office/drawing/2016/5/12/chartex" xmlns:cx7="http://schemas.microsoft.com/office/drawing/2016/5/13/chartex" xmlns:cx8="http://schemas.microsoft.com/office/drawing/2016/5/14/chartex" xmlns:mc="http://schemas.openxmlformats.org/markup-compatibility/2006" xmlns:aink="http://schemas.microsoft.com/office/drawing/2016/ink" xmlns:am3d="http://schemas.microsoft.com/office/drawing/2017/model3d" xmlns:o="urn:schemas-microsoft-com:office:office" xmlns:oel="http://schemas.microsoft.com/office/2019/extlst" xmlns:r="http://schemas.openxmlformats.org/officeDocument/2006/relationships" xmlns:m="http://schemas.openxmlformats.org/officeDocument/2006/math" xmlns:v="urn:schemas-microsoft-com:vml" xmlns:wp14="http://schemas.microsoft.com/office/word/2010/wordprocessingDrawing" xmlns:wp="http://schemas.openxmlformats.org/drawingml/2006/wordprocessingDrawing" xmlns:w10="urn:schemas-microsoft-com:office:word" xmlns:w="http://schemas.openxmlformats.org/wordprocessingml/2006/main" xmlns:w14="http://schemas.microsoft.com/office/word/2010/wordml" xmlns:w15="http://schemas.microsoft.com/office/word/2012/wordml" xmlns:w16cex="http://schemas.microsoft.com/office/word/2018/wordml/cex" xmlns:w16cid="http://schemas.microsoft.com/office/word/2016/wordml/cid" xmlns:w16="http://schemas.microsoft.com/office/word/2018/wordml" xmlns:w16du="http://schemas.microsoft.com/office/word/2023/wordml/word16du" xmlns:w16sdtdh="http://schemas.microsoft.com/office/word/2020/wordml/sdtdatahash" xmlns:w16se="http://schemas.microsoft.com/office/word/2015/wordml/symex" xmlns:wpg="http://schemas.microsoft.com/office/word/2010/wordprocessingGroup" xmlns:wpi="http://schemas.microsoft.com/office/word/2010/wordprocessingInk" xmlns:wne="http://schemas.microsoft.com/office/word/2006/wordml" xmlns:wps="http://schemas.microsoft.com/office/word/2010/wordprocessingShape" mc:Ignorable="w14 w15 w16se w16cid w16 w16cex w16sdtdh w16du wp14">
   <w:abstractNum w:abstractNumId="0" w15:restartNumberingAfterBreak="0">
     <w:nsid w:val="FFFFFF1D"/>
     <w:multiLevelType w:val="multilevel"/>
@@ -11302,79 +9532,79 @@
       </w:rPr>
     </w:lvl>
   </w:abstractNum>
-  <w:num w:numId="1">
+  <w:num w:numId="1" w16cid:durableId="25181214">
     <w:abstractNumId w:val="11"/>
   </w:num>
-  <w:num w:numId="2">
+  <w:num w:numId="2" w16cid:durableId="714429169">
     <w:abstractNumId w:val="30"/>
   </w:num>
-  <w:num w:numId="3">
+  <w:num w:numId="3" w16cid:durableId="183058312">
     <w:abstractNumId w:val="33"/>
   </w:num>
-  <w:num w:numId="4">
+  <w:num w:numId="4" w16cid:durableId="1091857109">
     <w:abstractNumId w:val="29"/>
   </w:num>
-  <w:num w:numId="5">
+  <w:num w:numId="5" w16cid:durableId="381946213">
     <w:abstractNumId w:val="27"/>
   </w:num>
-  <w:num w:numId="6">
+  <w:num w:numId="6" w16cid:durableId="461312628">
     <w:abstractNumId w:val="34"/>
   </w:num>
-  <w:num w:numId="7">
+  <w:num w:numId="7" w16cid:durableId="1197432111">
     <w:abstractNumId w:val="4"/>
   </w:num>
-  <w:num w:numId="8">
+  <w:num w:numId="8" w16cid:durableId="1847673641">
     <w:abstractNumId w:val="15"/>
   </w:num>
-  <w:num w:numId="9">
+  <w:num w:numId="9" w16cid:durableId="1656568402">
     <w:abstractNumId w:val="32"/>
   </w:num>
-  <w:num w:numId="10">
+  <w:num w:numId="10" w16cid:durableId="974523153">
     <w:abstractNumId w:val="2"/>
   </w:num>
-  <w:num w:numId="11">
+  <w:num w:numId="11" w16cid:durableId="1957173038">
     <w:abstractNumId w:val="6"/>
   </w:num>
-  <w:num w:numId="12">
+  <w:num w:numId="12" w16cid:durableId="743454665">
     <w:abstractNumId w:val="10"/>
   </w:num>
-  <w:num w:numId="13">
+  <w:num w:numId="13" w16cid:durableId="1775125074">
     <w:abstractNumId w:val="26"/>
   </w:num>
-  <w:num w:numId="14">
+  <w:num w:numId="14" w16cid:durableId="1784154554">
     <w:abstractNumId w:val="35"/>
   </w:num>
-  <w:num w:numId="15">
+  <w:num w:numId="15" w16cid:durableId="1000962743">
     <w:abstractNumId w:val="22"/>
   </w:num>
-  <w:num w:numId="16">
+  <w:num w:numId="16" w16cid:durableId="70583524">
     <w:abstractNumId w:val="23"/>
   </w:num>
-  <w:num w:numId="17">
+  <w:num w:numId="17" w16cid:durableId="1150706967">
     <w:abstractNumId w:val="10"/>
   </w:num>
-  <w:num w:numId="18">
+  <w:num w:numId="18" w16cid:durableId="1661304078">
     <w:abstractNumId w:val="6"/>
     <w:lvlOverride w:ilvl="0">
       <w:startOverride w:val="1"/>
     </w:lvlOverride>
   </w:num>
-  <w:num w:numId="19">
+  <w:num w:numId="19" w16cid:durableId="911622596">
     <w:abstractNumId w:val="11"/>
   </w:num>
-  <w:num w:numId="20">
+  <w:num w:numId="20" w16cid:durableId="1792943636">
     <w:abstractNumId w:val="12"/>
   </w:num>
-  <w:num w:numId="21">
+  <w:num w:numId="21" w16cid:durableId="2004235273">
     <w:abstractNumId w:val="31"/>
   </w:num>
-  <w:num w:numId="22">
+  <w:num w:numId="22" w16cid:durableId="1097099440">
     <w:abstractNumId w:val="17"/>
   </w:num>
-  <w:num w:numId="23">
+  <w:num w:numId="23" w16cid:durableId="1151487525">
     <w:abstractNumId w:val="8"/>
   </w:num>
-  <w:num w:numId="24">
+  <w:num w:numId="24" w16cid:durableId="777682751">
     <w:abstractNumId w:val="11"/>
     <w:lvlOverride w:ilvl="0">
       <w:startOverride w:val="1"/>
@@ -11404,7 +9634,7 @@
       <w:startOverride w:val="1"/>
     </w:lvlOverride>
   </w:num>
-  <w:num w:numId="25">
+  <w:num w:numId="25" w16cid:durableId="1587835717">
     <w:abstractNumId w:val="6"/>
     <w:lvlOverride w:ilvl="0">
       <w:startOverride w:val="1"/>
@@ -11434,13 +9664,13 @@
       <w:startOverride w:val="1"/>
     </w:lvlOverride>
   </w:num>
-  <w:num w:numId="26">
+  <w:num w:numId="26" w16cid:durableId="2046102586">
     <w:abstractNumId w:val="10"/>
   </w:num>
-  <w:num w:numId="27">
+  <w:num w:numId="27" w16cid:durableId="31736102">
     <w:abstractNumId w:val="2"/>
   </w:num>
-  <w:num w:numId="28">
+  <w:num w:numId="28" w16cid:durableId="472715278">
     <w:abstractNumId w:val="22"/>
     <w:lvlOverride w:ilvl="0">
       <w:startOverride w:val="1"/>
@@ -11466,7 +9696,7 @@
       <w:startOverride w:val="1"/>
     </w:lvlOverride>
   </w:num>
-  <w:num w:numId="29">
+  <w:num w:numId="29" w16cid:durableId="8339077">
     <w:abstractNumId w:val="11"/>
     <w:lvlOverride w:ilvl="0">
       <w:startOverride w:val="1"/>
@@ -11496,67 +9726,67 @@
       <w:startOverride w:val="1"/>
     </w:lvlOverride>
   </w:num>
-  <w:num w:numId="30">
+  <w:num w:numId="30" w16cid:durableId="1417675651">
     <w:abstractNumId w:val="28"/>
   </w:num>
-  <w:num w:numId="31">
+  <w:num w:numId="31" w16cid:durableId="1100560923">
     <w:abstractNumId w:val="1"/>
   </w:num>
-  <w:num w:numId="32">
+  <w:num w:numId="32" w16cid:durableId="2070617024">
     <w:abstractNumId w:val="25"/>
   </w:num>
-  <w:num w:numId="33">
+  <w:num w:numId="33" w16cid:durableId="1206600834">
     <w:abstractNumId w:val="11"/>
   </w:num>
-  <w:num w:numId="34">
+  <w:num w:numId="34" w16cid:durableId="896548140">
     <w:abstractNumId w:val="13"/>
   </w:num>
-  <w:num w:numId="35">
+  <w:num w:numId="35" w16cid:durableId="954676567">
     <w:abstractNumId w:val="21"/>
   </w:num>
-  <w:num w:numId="36">
+  <w:num w:numId="36" w16cid:durableId="1834494502">
     <w:abstractNumId w:val="3"/>
   </w:num>
-  <w:num w:numId="37">
+  <w:num w:numId="37" w16cid:durableId="430207246">
     <w:abstractNumId w:val="24"/>
   </w:num>
-  <w:num w:numId="38">
+  <w:num w:numId="38" w16cid:durableId="1736274836">
     <w:abstractNumId w:val="9"/>
   </w:num>
-  <w:num w:numId="39">
+  <w:num w:numId="39" w16cid:durableId="2099905390">
     <w:abstractNumId w:val="18"/>
   </w:num>
-  <w:num w:numId="40">
+  <w:num w:numId="40" w16cid:durableId="1390105481">
     <w:abstractNumId w:val="19"/>
   </w:num>
-  <w:num w:numId="41">
+  <w:num w:numId="41" w16cid:durableId="1125854976">
     <w:abstractNumId w:val="14"/>
   </w:num>
-  <w:num w:numId="42">
+  <w:num w:numId="42" w16cid:durableId="1326326104">
     <w:abstractNumId w:val="7"/>
   </w:num>
-  <w:num w:numId="43">
+  <w:num w:numId="43" w16cid:durableId="412170036">
     <w:abstractNumId w:val="5"/>
   </w:num>
-  <w:num w:numId="44">
+  <w:num w:numId="44" w16cid:durableId="1554584435">
     <w:abstractNumId w:val="20"/>
   </w:num>
-  <w:num w:numId="45">
+  <w:num w:numId="45" w16cid:durableId="348331708">
     <w:abstractNumId w:val="16"/>
   </w:num>
-  <w:num w:numId="46">
+  <w:num w:numId="46" w16cid:durableId="823276954">
     <w:abstractNumId w:val="11"/>
   </w:num>
-  <w:num w:numId="47">
+  <w:num w:numId="47" w16cid:durableId="1888175549">
     <w:abstractNumId w:val="11"/>
   </w:num>
-  <w:num w:numId="48">
+  <w:num w:numId="48" w16cid:durableId="1778019072">
     <w:abstractNumId w:val="0"/>
   </w:num>
-  <w:num w:numId="49">
+  <w:num w:numId="49" w16cid:durableId="1619995292">
     <w:abstractNumId w:val="11"/>
   </w:num>
-  <w:num w:numId="50">
+  <w:num w:numId="50" w16cid:durableId="589390712">
     <w:abstractNumId w:val="36"/>
   </w:num>
   <w:numIdMacAtCleanup w:val="15"/>
@@ -11564,7 +9794,7 @@
 </file>
 
 <file path=word/styles.xml><?xml version="1.0" encoding="utf-8"?>
-<w:styles xmlns:mc="http://schemas.openxmlformats.org/markup-compatibility/2006" xmlns:r="http://schemas.openxmlformats.org/officeDocument/2006/relationships" xmlns:w="http://schemas.openxmlformats.org/wordprocessingml/2006/main" xmlns:w14="http://schemas.microsoft.com/office/word/2010/wordml" xmlns:w15="http://schemas.microsoft.com/office/word/2012/wordml" xmlns:w16se="http://schemas.microsoft.com/office/word/2015/wordml/symex" mc:Ignorable="w14 w15 w16se">
+<w:styles xmlns:mc="http://schemas.openxmlformats.org/markup-compatibility/2006" xmlns:r="http://schemas.openxmlformats.org/officeDocument/2006/relationships" xmlns:w="http://schemas.openxmlformats.org/wordprocessingml/2006/main" xmlns:w14="http://schemas.microsoft.com/office/word/2010/wordml" xmlns:w15="http://schemas.microsoft.com/office/word/2012/wordml" xmlns:w16cex="http://schemas.microsoft.com/office/word/2018/wordml/cex" xmlns:w16cid="http://schemas.microsoft.com/office/word/2016/wordml/cid" xmlns:w16="http://schemas.microsoft.com/office/word/2018/wordml" xmlns:w16du="http://schemas.microsoft.com/office/word/2023/wordml/word16du" xmlns:w16sdtdh="http://schemas.microsoft.com/office/word/2020/wordml/sdtdatahash" xmlns:w16se="http://schemas.microsoft.com/office/word/2015/wordml/symex" mc:Ignorable="w14 w15 w16se w16cid w16 w16cex w16sdtdh w16du">
   <w:docDefaults>
     <w:rPrDefault>
       <w:rPr>
@@ -11580,7 +9810,7 @@
       </w:pPr>
     </w:pPrDefault>
   </w:docDefaults>
-  <w:latentStyles w:defLockedState="0" w:defUIPriority="99" w:defSemiHidden="0" w:defUnhideWhenUsed="0" w:defQFormat="0" w:count="371">
+  <w:latentStyles w:defLockedState="0" w:defUIPriority="99" w:defSemiHidden="0" w:defUnhideWhenUsed="0" w:defQFormat="0" w:count="376">
     <w:lsdException w:name="Normal" w:uiPriority="0" w:qFormat="1"/>
     <w:lsdException w:name="heading 1" w:uiPriority="9" w:qFormat="1"/>
     <w:lsdException w:name="heading 2" w:semiHidden="1" w:uiPriority="0" w:unhideWhenUsed="1" w:qFormat="1"/>
@@ -11943,6 +10173,11 @@
     <w:lsdException w:name="List Table 5 Dark Accent 6" w:uiPriority="50"/>
     <w:lsdException w:name="List Table 6 Colorful Accent 6" w:uiPriority="51"/>
     <w:lsdException w:name="List Table 7 Colorful Accent 6" w:uiPriority="52"/>
+    <w:lsdException w:name="Mention" w:semiHidden="1" w:unhideWhenUsed="1"/>
+    <w:lsdException w:name="Smart Hyperlink" w:semiHidden="1" w:unhideWhenUsed="1"/>
+    <w:lsdException w:name="Hashtag" w:semiHidden="1" w:unhideWhenUsed="1"/>
+    <w:lsdException w:name="Unresolved Mention" w:semiHidden="1" w:unhideWhenUsed="1"/>
+    <w:lsdException w:name="Smart Link" w:semiHidden="1" w:unhideWhenUsed="1"/>
   </w:latentStyles>
   <w:style w:type="paragraph" w:default="1" w:styleId="Normal">
     <w:name w:val="Normal"/>

--- a/deliveries/cases/NE/1.docx
+++ b/deliveries/cases/NE/1.docx
@@ -304,6 +304,7 @@
         </w:rPr>
         <w:fldChar w:fldCharType="separate"/>
       </w:r>
+      <w:proofErr w:type="spellStart"/>
       <w:r>
         <w:rPr>
           <w:b/>
@@ -314,6 +315,7 @@
         </w:rPr>
         <w:t>Informatiebeveiliging</w:t>
       </w:r>
+      <w:proofErr w:type="spellEnd"/>
       <w:r>
         <w:rPr>
           <w:b/>
@@ -445,14 +447,34 @@
           <w:lang w:val="fr-FR"/>
         </w:rPr>
       </w:pPr>
+      <w:proofErr w:type="spellStart"/>
       <w:r>
         <w:rPr>
           <w:b/>
           <w:sz w:val="28"/>
           <w:lang w:val="fr-FR"/>
         </w:rPr>
-        <w:t>Algemene informatie</w:t>
-      </w:r>
+        <w:t>Algemene</w:t>
+      </w:r>
+      <w:proofErr w:type="spellEnd"/>
+      <w:r>
+        <w:rPr>
+          <w:b/>
+          <w:sz w:val="28"/>
+          <w:lang w:val="fr-FR"/>
+        </w:rPr>
+        <w:t xml:space="preserve"> </w:t>
+      </w:r>
+      <w:proofErr w:type="spellStart"/>
+      <w:r>
+        <w:rPr>
+          <w:b/>
+          <w:sz w:val="28"/>
+          <w:lang w:val="fr-FR"/>
+        </w:rPr>
+        <w:t>informatie</w:t>
+      </w:r>
+      <w:proofErr w:type="spellEnd"/>
     </w:p>
     <w:p>
       <w:pPr>
@@ -474,6 +496,7 @@
           <w:lang w:val="fr-LU"/>
         </w:rPr>
       </w:pPr>
+      <w:proofErr w:type="spellStart"/>
       <w:r>
         <w:rPr>
           <w:sz w:val="20"/>
@@ -482,6 +505,7 @@
         </w:rPr>
         <w:t>Versie</w:t>
       </w:r>
+      <w:proofErr w:type="spellEnd"/>
       <w:r>
         <w:rPr>
           <w:sz w:val="20"/>
@@ -535,13 +559,31 @@
           <w:lang w:val="fr-LU"/>
         </w:rPr>
       </w:pPr>
+      <w:proofErr w:type="spellStart"/>
       <w:r>
         <w:rPr>
           <w:sz w:val="20"/>
           <w:lang w:val="fr-FR"/>
         </w:rPr>
-        <w:t>Staat document:</w:t>
-      </w:r>
+        <w:t>Staat</w:t>
+      </w:r>
+      <w:proofErr w:type="spellEnd"/>
+      <w:r>
+        <w:rPr>
+          <w:sz w:val="20"/>
+          <w:lang w:val="fr-FR"/>
+        </w:rPr>
+        <w:t xml:space="preserve"> </w:t>
+      </w:r>
+      <w:proofErr w:type="gramStart"/>
+      <w:r>
+        <w:rPr>
+          <w:sz w:val="20"/>
+          <w:lang w:val="fr-FR"/>
+        </w:rPr>
+        <w:t>document:</w:t>
+      </w:r>
+      <w:proofErr w:type="gramEnd"/>
       <w:r>
         <w:rPr>
           <w:sz w:val="20"/>
@@ -587,13 +629,23 @@
           <w:lang w:val="fr-LU"/>
         </w:rPr>
       </w:pPr>
+      <w:proofErr w:type="spellStart"/>
       <w:r>
         <w:rPr>
           <w:sz w:val="20"/>
           <w:szCs w:val="20"/>
           <w:lang w:val="fr-LU"/>
         </w:rPr>
-        <w:t>Classificatie:</w:t>
+        <w:t>Classificatie</w:t>
+      </w:r>
+      <w:proofErr w:type="spellEnd"/>
+      <w:r>
+        <w:rPr>
+          <w:sz w:val="20"/>
+          <w:szCs w:val="20"/>
+          <w:lang w:val="fr-LU"/>
+        </w:rPr>
+        <w:t>:</w:t>
       </w:r>
       <w:r>
         <w:rPr>
@@ -640,13 +692,24 @@
           <w:lang w:val="fr-FR"/>
         </w:rPr>
       </w:pPr>
+      <w:proofErr w:type="spellStart"/>
+      <w:proofErr w:type="gramStart"/>
       <w:r>
         <w:rPr>
           <w:sz w:val="20"/>
           <w:lang w:val="fr-FR"/>
         </w:rPr>
-        <w:t>Vennootschap:</w:t>
-      </w:r>
+        <w:t>Vennootschap</w:t>
+      </w:r>
+      <w:proofErr w:type="spellEnd"/>
+      <w:r>
+        <w:rPr>
+          <w:sz w:val="20"/>
+          <w:lang w:val="fr-FR"/>
+        </w:rPr>
+        <w:t>:</w:t>
+      </w:r>
+      <w:proofErr w:type="gramEnd"/>
       <w:r>
         <w:rPr>
           <w:sz w:val="20"/>
@@ -693,13 +756,24 @@
           <w:lang w:val="fr-LU"/>
         </w:rPr>
       </w:pPr>
+      <w:proofErr w:type="spellStart"/>
+      <w:proofErr w:type="gramStart"/>
       <w:r>
         <w:rPr>
           <w:sz w:val="20"/>
           <w:lang w:val="fr-FR"/>
         </w:rPr>
-        <w:t>Documentnaam:</w:t>
-      </w:r>
+        <w:t>Documentnaam</w:t>
+      </w:r>
+      <w:proofErr w:type="spellEnd"/>
+      <w:r>
+        <w:rPr>
+          <w:sz w:val="20"/>
+          <w:lang w:val="fr-FR"/>
+        </w:rPr>
+        <w:t>:</w:t>
+      </w:r>
+      <w:proofErr w:type="gramEnd"/>
       <w:r>
         <w:rPr>
           <w:sz w:val="20"/>
@@ -745,12 +819,21 @@
           <w:lang w:val="fr-LU"/>
         </w:rPr>
       </w:pPr>
+      <w:proofErr w:type="spellStart"/>
       <w:r>
         <w:rPr>
           <w:sz w:val="20"/>
           <w:lang w:val="fr-LU"/>
         </w:rPr>
-        <w:t>Datum:</w:t>
+        <w:t>Datum</w:t>
+      </w:r>
+      <w:proofErr w:type="spellEnd"/>
+      <w:r>
+        <w:rPr>
+          <w:sz w:val="20"/>
+          <w:lang w:val="fr-LU"/>
+        </w:rPr>
+        <w:t>:</w:t>
       </w:r>
       <w:r>
         <w:rPr>
@@ -797,12 +880,21 @@
           <w:lang w:val="fr-LU"/>
         </w:rPr>
       </w:pPr>
+      <w:proofErr w:type="spellStart"/>
       <w:r>
         <w:rPr>
           <w:sz w:val="20"/>
           <w:lang w:val="fr-LU"/>
         </w:rPr>
-        <w:t>Veiligheidsconsulent(en):</w:t>
+        <w:t>Veiligheidsconsulent</w:t>
+      </w:r>
+      <w:proofErr w:type="spellEnd"/>
+      <w:r>
+        <w:rPr>
+          <w:sz w:val="20"/>
+          <w:lang w:val="fr-LU"/>
+        </w:rPr>
+        <w:t>(en):</w:t>
       </w:r>
       <w:r>
         <w:rPr>
@@ -845,12 +937,37 @@
           <w:lang w:val="fr-FR"/>
         </w:rPr>
       </w:pPr>
+      <w:proofErr w:type="spellStart"/>
       <w:r>
         <w:rPr>
           <w:sz w:val="20"/>
           <w:lang w:val="fr-LU"/>
         </w:rPr>
-        <w:t>Vertegenwoordiger(s) klant:</w:t>
+        <w:t>Vertegenwoordiger</w:t>
+      </w:r>
+      <w:proofErr w:type="spellEnd"/>
+      <w:r>
+        <w:rPr>
+          <w:sz w:val="20"/>
+          <w:lang w:val="fr-LU"/>
+        </w:rPr>
+        <w:t xml:space="preserve">(s) </w:t>
+      </w:r>
+      <w:proofErr w:type="spellStart"/>
+      <w:r>
+        <w:rPr>
+          <w:sz w:val="20"/>
+          <w:lang w:val="fr-LU"/>
+        </w:rPr>
+        <w:t>klant</w:t>
+      </w:r>
+      <w:proofErr w:type="spellEnd"/>
+      <w:r>
+        <w:rPr>
+          <w:sz w:val="20"/>
+          <w:lang w:val="fr-LU"/>
+        </w:rPr>
+        <w:t>:</w:t>
       </w:r>
       <w:r>
         <w:rPr>
@@ -915,12 +1032,14 @@
               <w:lang w:val="fr-LU"/>
             </w:rPr>
           </w:pPr>
+          <w:proofErr w:type="spellStart"/>
           <w:r>
             <w:rPr>
               <w:lang w:val="fr-LU"/>
             </w:rPr>
             <w:t>Inhoudsopgave</w:t>
           </w:r>
+          <w:proofErr w:type="spellEnd"/>
         </w:p>
         <w:p>
           <w:pPr>
@@ -954,7 +1073,7 @@
           <w:r>
             <w:fldChar w:fldCharType="separate"/>
           </w:r>
-          <w:hyperlink w:anchor="_Toc229570100" w:history="1">
+          <w:hyperlink w:anchor="_Toc230360673" w:history="1">
             <w:r>
               <w:rPr>
                 <w:rStyle w:val="Hyperlink"/>
@@ -1004,7 +1123,7 @@
                 <w:noProof/>
                 <w:webHidden/>
               </w:rPr>
-              <w:instrText xml:space="preserve"> PAGEREF _Toc229570100 \h </w:instrText>
+              <w:instrText xml:space="preserve"> PAGEREF _Toc230360673 \h </w:instrText>
             </w:r>
             <w:r>
               <w:rPr>
@@ -1053,7 +1172,7 @@
               <w14:ligatures w14:val="standardContextual"/>
             </w:rPr>
           </w:pPr>
-          <w:hyperlink w:anchor="_Toc229570101" w:history="1">
+          <w:hyperlink w:anchor="_Toc230360674" w:history="1">
             <w:r>
               <w:rPr>
                 <w:rStyle w:val="Hyperlink"/>
@@ -1102,7 +1221,7 @@
                 <w:noProof/>
                 <w:webHidden/>
               </w:rPr>
-              <w:instrText xml:space="preserve"> PAGEREF _Toc229570101 \h </w:instrText>
+              <w:instrText xml:space="preserve"> PAGEREF _Toc230360674 \h </w:instrText>
             </w:r>
             <w:r>
               <w:rPr>
@@ -1151,7 +1270,7 @@
               <w14:ligatures w14:val="standardContextual"/>
             </w:rPr>
           </w:pPr>
-          <w:hyperlink w:anchor="_Toc229570102" w:history="1">
+          <w:hyperlink w:anchor="_Toc230360675" w:history="1">
             <w:r>
               <w:rPr>
                 <w:rStyle w:val="Hyperlink"/>
@@ -1200,7 +1319,7 @@
                 <w:noProof/>
                 <w:webHidden/>
               </w:rPr>
-              <w:instrText xml:space="preserve"> PAGEREF _Toc229570102 \h </w:instrText>
+              <w:instrText xml:space="preserve"> PAGEREF _Toc230360675 \h </w:instrText>
             </w:r>
             <w:r>
               <w:rPr>
@@ -1249,7 +1368,7 @@
               <w14:ligatures w14:val="standardContextual"/>
             </w:rPr>
           </w:pPr>
-          <w:hyperlink w:anchor="_Toc229570103" w:history="1">
+          <w:hyperlink w:anchor="_Toc230360676" w:history="1">
             <w:r>
               <w:rPr>
                 <w:rStyle w:val="Hyperlink"/>
@@ -1298,7 +1417,7 @@
                 <w:noProof/>
                 <w:webHidden/>
               </w:rPr>
-              <w:instrText xml:space="preserve"> PAGEREF _Toc229570103 \h </w:instrText>
+              <w:instrText xml:space="preserve"> PAGEREF _Toc230360676 \h </w:instrText>
             </w:r>
             <w:r>
               <w:rPr>
@@ -1349,7 +1468,7 @@
               <w14:ligatures w14:val="standardContextual"/>
             </w:rPr>
           </w:pPr>
-          <w:hyperlink w:anchor="_Toc229570104" w:history="1">
+          <w:hyperlink w:anchor="_Toc230360677" w:history="1">
             <w:r>
               <w:rPr>
                 <w:rStyle w:val="Hyperlink"/>
@@ -1400,7 +1519,7 @@
                 <w:noProof/>
                 <w:webHidden/>
               </w:rPr>
-              <w:instrText xml:space="preserve"> PAGEREF _Toc229570104 \h </w:instrText>
+              <w:instrText xml:space="preserve"> PAGEREF _Toc230360677 \h </w:instrText>
             </w:r>
             <w:r>
               <w:rPr>
@@ -1449,7 +1568,7 @@
               <w14:ligatures w14:val="standardContextual"/>
             </w:rPr>
           </w:pPr>
-          <w:hyperlink w:anchor="_Toc229570105" w:history="1">
+          <w:hyperlink w:anchor="_Toc230360678" w:history="1">
             <w:r>
               <w:rPr>
                 <w:rStyle w:val="Hyperlink"/>
@@ -1498,105 +1617,7 @@
                 <w:noProof/>
                 <w:webHidden/>
               </w:rPr>
-              <w:instrText xml:space="preserve"> PAGEREF _Toc229570105 \h </w:instrText>
-            </w:r>
-            <w:r>
-              <w:rPr>
-                <w:noProof/>
-                <w:webHidden/>
-              </w:rPr>
-            </w:r>
-            <w:r>
-              <w:rPr>
-                <w:noProof/>
-                <w:webHidden/>
-              </w:rPr>
-              <w:fldChar w:fldCharType="separate"/>
-            </w:r>
-            <w:r>
-              <w:rPr>
-                <w:noProof/>
-                <w:webHidden/>
-              </w:rPr>
-              <w:t>4</w:t>
-            </w:r>
-            <w:r>
-              <w:rPr>
-                <w:noProof/>
-                <w:webHidden/>
-              </w:rPr>
-              <w:fldChar w:fldCharType="end"/>
-            </w:r>
-          </w:hyperlink>
-        </w:p>
-        <w:p>
-          <w:pPr>
-            <w:pStyle w:val="TOC2"/>
-            <w:tabs>
-              <w:tab w:val="left" w:pos="880"/>
-              <w:tab w:val="right" w:leader="dot" w:pos="9764"/>
-            </w:tabs>
-            <w:rPr>
-              <w:rFonts w:asciiTheme="minorHAnsi" w:eastAsiaTheme="minorEastAsia" w:hAnsiTheme="minorHAnsi" w:cstheme="minorBidi"/>
-              <w:smallCaps w:val="0"/>
-              <w:noProof/>
-              <w:kern w:val="2"/>
-              <w:sz w:val="24"/>
-              <w:szCs w:val="24"/>
-              <w:lang w:val="en-LU" w:eastAsia="en-GB"/>
-              <w14:ligatures w14:val="standardContextual"/>
-            </w:rPr>
-          </w:pPr>
-          <w:hyperlink w:anchor="_Toc229570106" w:history="1">
-            <w:r>
-              <w:rPr>
-                <w:rStyle w:val="Hyperlink"/>
-                <w:noProof/>
-                <w:snapToGrid w:val="0"/>
-                <w:w w:val="0"/>
-              </w:rPr>
-              <w:t>2.2</w:t>
-            </w:r>
-            <w:r>
-              <w:rPr>
-                <w:rFonts w:asciiTheme="minorHAnsi" w:eastAsiaTheme="minorEastAsia" w:hAnsiTheme="minorHAnsi" w:cstheme="minorBidi"/>
-                <w:smallCaps w:val="0"/>
-                <w:noProof/>
-                <w:kern w:val="2"/>
-                <w:sz w:val="24"/>
-                <w:szCs w:val="24"/>
-                <w:lang w:val="en-LU" w:eastAsia="en-GB"/>
-                <w14:ligatures w14:val="standardContextual"/>
-              </w:rPr>
-              <w:tab/>
-            </w:r>
-            <w:r>
-              <w:rPr>
-                <w:rStyle w:val="Hyperlink"/>
-                <w:noProof/>
-              </w:rPr>
-              <w:t>Definitie van de risicobeoordelingscriteria</w:t>
-            </w:r>
-            <w:r>
-              <w:rPr>
-                <w:noProof/>
-                <w:webHidden/>
-              </w:rPr>
-              <w:tab/>
-            </w:r>
-            <w:r>
-              <w:rPr>
-                <w:noProof/>
-                <w:webHidden/>
-              </w:rPr>
-              <w:fldChar w:fldCharType="begin"/>
-            </w:r>
-            <w:r>
-              <w:rPr>
-                <w:noProof/>
-                <w:webHidden/>
-              </w:rPr>
-              <w:instrText xml:space="preserve"> PAGEREF _Toc229570106 \h </w:instrText>
+              <w:instrText xml:space="preserve"> PAGEREF _Toc230360678 \h </w:instrText>
             </w:r>
             <w:r>
               <w:rPr>
@@ -1646,14 +1667,13 @@
               <w14:ligatures w14:val="standardContextual"/>
             </w:rPr>
           </w:pPr>
-          <w:hyperlink w:anchor="_Toc229570107" w:history="1">
+          <w:hyperlink w:anchor="_Toc230360679" w:history="1">
             <w:r>
               <w:rPr>
                 <w:rStyle w:val="Hyperlink"/>
                 <w:noProof/>
-                <w:lang w:val="fr-LU"/>
-              </w:rPr>
-              <w:t>2.2.1</w:t>
+              </w:rPr>
+              <w:t>2.1.1</w:t>
             </w:r>
             <w:r>
               <w:rPr>
@@ -1674,7 +1694,7 @@
                 <w:rStyle w:val="Hyperlink"/>
                 <w:noProof/>
               </w:rPr>
-              <w:t>Informatierisico's</w:t>
+              <w:t>Context van de risicoanalyse</w:t>
             </w:r>
             <w:r>
               <w:rPr>
@@ -1695,7 +1715,7 @@
                 <w:noProof/>
                 <w:webHidden/>
               </w:rPr>
-              <w:instrText xml:space="preserve"> PAGEREF _Toc229570107 \h </w:instrText>
+              <w:instrText xml:space="preserve"> PAGEREF _Toc230360679 \h </w:instrText>
             </w:r>
             <w:r>
               <w:rPr>
@@ -1745,14 +1765,13 @@
               <w14:ligatures w14:val="standardContextual"/>
             </w:rPr>
           </w:pPr>
-          <w:hyperlink w:anchor="_Toc229570108" w:history="1">
+          <w:hyperlink w:anchor="_Toc230360680" w:history="1">
             <w:r>
               <w:rPr>
                 <w:rStyle w:val="Hyperlink"/>
                 <w:noProof/>
-                <w:lang w:val="en-GB"/>
-              </w:rPr>
-              <w:t>2.2.1.1</w:t>
+              </w:rPr>
+              <w:t>2.1.2</w:t>
             </w:r>
             <w:r>
               <w:rPr>
@@ -1773,7 +1792,7 @@
                 <w:rStyle w:val="Hyperlink"/>
                 <w:noProof/>
               </w:rPr>
-              <w:t>Impactschaal</w:t>
+              <w:t>Belanghebbenden en vereisten</w:t>
             </w:r>
             <w:r>
               <w:rPr>
@@ -1794,7 +1813,105 @@
                 <w:noProof/>
                 <w:webHidden/>
               </w:rPr>
-              <w:instrText xml:space="preserve"> PAGEREF _Toc229570108 \h </w:instrText>
+              <w:instrText xml:space="preserve"> PAGEREF _Toc230360680 \h </w:instrText>
+            </w:r>
+            <w:r>
+              <w:rPr>
+                <w:noProof/>
+                <w:webHidden/>
+              </w:rPr>
+            </w:r>
+            <w:r>
+              <w:rPr>
+                <w:noProof/>
+                <w:webHidden/>
+              </w:rPr>
+              <w:fldChar w:fldCharType="separate"/>
+            </w:r>
+            <w:r>
+              <w:rPr>
+                <w:noProof/>
+                <w:webHidden/>
+              </w:rPr>
+              <w:t>4</w:t>
+            </w:r>
+            <w:r>
+              <w:rPr>
+                <w:noProof/>
+                <w:webHidden/>
+              </w:rPr>
+              <w:fldChar w:fldCharType="end"/>
+            </w:r>
+          </w:hyperlink>
+        </w:p>
+        <w:p>
+          <w:pPr>
+            <w:pStyle w:val="TOC2"/>
+            <w:tabs>
+              <w:tab w:val="left" w:pos="880"/>
+              <w:tab w:val="right" w:leader="dot" w:pos="9764"/>
+            </w:tabs>
+            <w:rPr>
+              <w:rFonts w:asciiTheme="minorHAnsi" w:eastAsiaTheme="minorEastAsia" w:hAnsiTheme="minorHAnsi" w:cstheme="minorBidi"/>
+              <w:smallCaps w:val="0"/>
+              <w:noProof/>
+              <w:kern w:val="2"/>
+              <w:sz w:val="24"/>
+              <w:szCs w:val="24"/>
+              <w:lang w:val="en-LU" w:eastAsia="en-GB"/>
+              <w14:ligatures w14:val="standardContextual"/>
+            </w:rPr>
+          </w:pPr>
+          <w:hyperlink w:anchor="_Toc230360681" w:history="1">
+            <w:r>
+              <w:rPr>
+                <w:rStyle w:val="Hyperlink"/>
+                <w:noProof/>
+                <w:snapToGrid w:val="0"/>
+                <w:w w:val="0"/>
+              </w:rPr>
+              <w:t>2.2</w:t>
+            </w:r>
+            <w:r>
+              <w:rPr>
+                <w:rFonts w:asciiTheme="minorHAnsi" w:eastAsiaTheme="minorEastAsia" w:hAnsiTheme="minorHAnsi" w:cstheme="minorBidi"/>
+                <w:smallCaps w:val="0"/>
+                <w:noProof/>
+                <w:kern w:val="2"/>
+                <w:sz w:val="24"/>
+                <w:szCs w:val="24"/>
+                <w:lang w:val="en-LU" w:eastAsia="en-GB"/>
+                <w14:ligatures w14:val="standardContextual"/>
+              </w:rPr>
+              <w:tab/>
+            </w:r>
+            <w:r>
+              <w:rPr>
+                <w:rStyle w:val="Hyperlink"/>
+                <w:noProof/>
+              </w:rPr>
+              <w:t>Definitie van de risicobeoordelingscriteria</w:t>
+            </w:r>
+            <w:r>
+              <w:rPr>
+                <w:noProof/>
+                <w:webHidden/>
+              </w:rPr>
+              <w:tab/>
+            </w:r>
+            <w:r>
+              <w:rPr>
+                <w:noProof/>
+                <w:webHidden/>
+              </w:rPr>
+              <w:fldChar w:fldCharType="begin"/>
+            </w:r>
+            <w:r>
+              <w:rPr>
+                <w:noProof/>
+                <w:webHidden/>
+              </w:rPr>
+              <w:instrText xml:space="preserve"> PAGEREF _Toc230360681 \h </w:instrText>
             </w:r>
             <w:r>
               <w:rPr>
@@ -1844,14 +1961,14 @@
               <w14:ligatures w14:val="standardContextual"/>
             </w:rPr>
           </w:pPr>
-          <w:hyperlink w:anchor="_Toc229570109" w:history="1">
+          <w:hyperlink w:anchor="_Toc230360682" w:history="1">
             <w:r>
               <w:rPr>
                 <w:rStyle w:val="Hyperlink"/>
                 <w:noProof/>
-                <w:lang w:val="en-GB"/>
-              </w:rPr>
-              <w:t>2.2.1.2</w:t>
+                <w:lang w:val="fr-LU"/>
+              </w:rPr>
+              <w:t>2.2.1</w:t>
             </w:r>
             <w:r>
               <w:rPr>
@@ -1872,7 +1989,7 @@
                 <w:rStyle w:val="Hyperlink"/>
                 <w:noProof/>
               </w:rPr>
-              <w:t>Dreigingsschalen</w:t>
+              <w:t>Informatierisico's</w:t>
             </w:r>
             <w:r>
               <w:rPr>
@@ -1893,7 +2010,7 @@
                 <w:noProof/>
                 <w:webHidden/>
               </w:rPr>
-              <w:instrText xml:space="preserve"> PAGEREF _Toc229570109 \h </w:instrText>
+              <w:instrText xml:space="preserve"> PAGEREF _Toc230360682 \h </w:instrText>
             </w:r>
             <w:r>
               <w:rPr>
@@ -1943,14 +2060,14 @@
               <w14:ligatures w14:val="standardContextual"/>
             </w:rPr>
           </w:pPr>
-          <w:hyperlink w:anchor="_Toc229570110" w:history="1">
+          <w:hyperlink w:anchor="_Toc230360683" w:history="1">
             <w:r>
               <w:rPr>
                 <w:rStyle w:val="Hyperlink"/>
                 <w:noProof/>
                 <w:lang w:val="en-GB"/>
               </w:rPr>
-              <w:t>2.2.1.3</w:t>
+              <w:t>2.2.1.1</w:t>
             </w:r>
             <w:r>
               <w:rPr>
@@ -1971,7 +2088,7 @@
                 <w:rStyle w:val="Hyperlink"/>
                 <w:noProof/>
               </w:rPr>
-              <w:t>Kwetsbaarheidsschalen</w:t>
+              <w:t>Impactschaal</w:t>
             </w:r>
             <w:r>
               <w:rPr>
@@ -1992,7 +2109,7 @@
                 <w:noProof/>
                 <w:webHidden/>
               </w:rPr>
-              <w:instrText xml:space="preserve"> PAGEREF _Toc229570110 \h </w:instrText>
+              <w:instrText xml:space="preserve"> PAGEREF _Toc230360683 \h </w:instrText>
             </w:r>
             <w:r>
               <w:rPr>
@@ -2042,14 +2159,14 @@
               <w14:ligatures w14:val="standardContextual"/>
             </w:rPr>
           </w:pPr>
-          <w:hyperlink w:anchor="_Toc229570111" w:history="1">
+          <w:hyperlink w:anchor="_Toc230360684" w:history="1">
             <w:r>
               <w:rPr>
                 <w:rStyle w:val="Hyperlink"/>
                 <w:noProof/>
                 <w:lang w:val="en-GB"/>
               </w:rPr>
-              <w:t>2.2.1.4</w:t>
+              <w:t>2.2.1.2</w:t>
             </w:r>
             <w:r>
               <w:rPr>
@@ -2069,9 +2186,8 @@
               <w:rPr>
                 <w:rStyle w:val="Hyperlink"/>
                 <w:noProof/>
-                <w:lang w:val="fr-FR"/>
-              </w:rPr>
-              <w:t>Acceptatiedrempels voor de risico's</w:t>
+              </w:rPr>
+              <w:t>Dreigingsschalen</w:t>
             </w:r>
             <w:r>
               <w:rPr>
@@ -2092,7 +2208,7 @@
                 <w:noProof/>
                 <w:webHidden/>
               </w:rPr>
-              <w:instrText xml:space="preserve"> PAGEREF _Toc229570111 \h </w:instrText>
+              <w:instrText xml:space="preserve"> PAGEREF _Toc230360684 \h </w:instrText>
             </w:r>
             <w:r>
               <w:rPr>
@@ -2112,7 +2228,7 @@
                 <w:noProof/>
                 <w:webHidden/>
               </w:rPr>
-              <w:t>5</w:t>
+              <w:t>4</w:t>
             </w:r>
             <w:r>
               <w:rPr>
@@ -2142,14 +2258,14 @@
               <w14:ligatures w14:val="standardContextual"/>
             </w:rPr>
           </w:pPr>
-          <w:hyperlink w:anchor="_Toc229570112" w:history="1">
+          <w:hyperlink w:anchor="_Toc230360685" w:history="1">
             <w:r>
               <w:rPr>
                 <w:rStyle w:val="Hyperlink"/>
                 <w:noProof/>
-                <w:lang w:val="fr-LU"/>
-              </w:rPr>
-              <w:t>2.2.2</w:t>
+                <w:lang w:val="en-GB"/>
+              </w:rPr>
+              <w:t>2.2.1.3</w:t>
             </w:r>
             <w:r>
               <w:rPr>
@@ -2170,7 +2286,7 @@
                 <w:rStyle w:val="Hyperlink"/>
                 <w:noProof/>
               </w:rPr>
-              <w:t>Operationele risico’s</w:t>
+              <w:t>Kwetsbaarheidsschalen</w:t>
             </w:r>
             <w:r>
               <w:rPr>
@@ -2191,7 +2307,7 @@
                 <w:noProof/>
                 <w:webHidden/>
               </w:rPr>
-              <w:instrText xml:space="preserve"> PAGEREF _Toc229570112 \h </w:instrText>
+              <w:instrText xml:space="preserve"> PAGEREF _Toc230360685 \h </w:instrText>
             </w:r>
             <w:r>
               <w:rPr>
@@ -2211,7 +2327,7 @@
                 <w:noProof/>
                 <w:webHidden/>
               </w:rPr>
-              <w:t>5</w:t>
+              <w:t>4</w:t>
             </w:r>
             <w:r>
               <w:rPr>
@@ -2241,14 +2357,14 @@
               <w14:ligatures w14:val="standardContextual"/>
             </w:rPr>
           </w:pPr>
-          <w:hyperlink w:anchor="_Toc229570113" w:history="1">
+          <w:hyperlink w:anchor="_Toc230360686" w:history="1">
             <w:r>
               <w:rPr>
                 <w:rStyle w:val="Hyperlink"/>
                 <w:noProof/>
                 <w:lang w:val="en-GB"/>
               </w:rPr>
-              <w:t>2.2.2.1</w:t>
+              <w:t>2.2.1.4</w:t>
             </w:r>
             <w:r>
               <w:rPr>
@@ -2268,8 +2384,9 @@
               <w:rPr>
                 <w:rStyle w:val="Hyperlink"/>
                 <w:noProof/>
-              </w:rPr>
-              <w:t>Impactschaal</w:t>
+                <w:lang w:val="fr-FR"/>
+              </w:rPr>
+              <w:t>Acceptatiedrempels voor de risico's</w:t>
             </w:r>
             <w:r>
               <w:rPr>
@@ -2290,7 +2407,7 @@
                 <w:noProof/>
                 <w:webHidden/>
               </w:rPr>
-              <w:instrText xml:space="preserve"> PAGEREF _Toc229570113 \h </w:instrText>
+              <w:instrText xml:space="preserve"> PAGEREF _Toc230360686 \h </w:instrText>
             </w:r>
             <w:r>
               <w:rPr>
@@ -2340,14 +2457,14 @@
               <w14:ligatures w14:val="standardContextual"/>
             </w:rPr>
           </w:pPr>
-          <w:hyperlink w:anchor="_Toc229570114" w:history="1">
+          <w:hyperlink w:anchor="_Toc230360687" w:history="1">
             <w:r>
               <w:rPr>
                 <w:rStyle w:val="Hyperlink"/>
                 <w:noProof/>
-                <w:lang w:val="en-GB"/>
-              </w:rPr>
-              <w:t>2.2.2.2</w:t>
+                <w:lang w:val="fr-LU"/>
+              </w:rPr>
+              <w:t>2.2.2</w:t>
             </w:r>
             <w:r>
               <w:rPr>
@@ -2368,7 +2485,7 @@
                 <w:rStyle w:val="Hyperlink"/>
                 <w:noProof/>
               </w:rPr>
-              <w:t>Waarschijnlijkheidsschaal</w:t>
+              <w:t>Operationele risico’s</w:t>
             </w:r>
             <w:r>
               <w:rPr>
@@ -2389,7 +2506,7 @@
                 <w:noProof/>
                 <w:webHidden/>
               </w:rPr>
-              <w:instrText xml:space="preserve"> PAGEREF _Toc229570114 \h </w:instrText>
+              <w:instrText xml:space="preserve"> PAGEREF _Toc230360687 \h </w:instrText>
             </w:r>
             <w:r>
               <w:rPr>
@@ -2439,14 +2556,14 @@
               <w14:ligatures w14:val="standardContextual"/>
             </w:rPr>
           </w:pPr>
-          <w:hyperlink w:anchor="_Toc229570115" w:history="1">
+          <w:hyperlink w:anchor="_Toc230360688" w:history="1">
             <w:r>
               <w:rPr>
                 <w:rStyle w:val="Hyperlink"/>
                 <w:noProof/>
                 <w:lang w:val="en-GB"/>
               </w:rPr>
-              <w:t>2.2.2.3</w:t>
+              <w:t>2.2.2.1</w:t>
             </w:r>
             <w:r>
               <w:rPr>
@@ -2466,6 +2583,204 @@
               <w:rPr>
                 <w:rStyle w:val="Hyperlink"/>
                 <w:noProof/>
+              </w:rPr>
+              <w:t>Impactschaal</w:t>
+            </w:r>
+            <w:r>
+              <w:rPr>
+                <w:noProof/>
+                <w:webHidden/>
+              </w:rPr>
+              <w:tab/>
+            </w:r>
+            <w:r>
+              <w:rPr>
+                <w:noProof/>
+                <w:webHidden/>
+              </w:rPr>
+              <w:fldChar w:fldCharType="begin"/>
+            </w:r>
+            <w:r>
+              <w:rPr>
+                <w:noProof/>
+                <w:webHidden/>
+              </w:rPr>
+              <w:instrText xml:space="preserve"> PAGEREF _Toc230360688 \h </w:instrText>
+            </w:r>
+            <w:r>
+              <w:rPr>
+                <w:noProof/>
+                <w:webHidden/>
+              </w:rPr>
+            </w:r>
+            <w:r>
+              <w:rPr>
+                <w:noProof/>
+                <w:webHidden/>
+              </w:rPr>
+              <w:fldChar w:fldCharType="separate"/>
+            </w:r>
+            <w:r>
+              <w:rPr>
+                <w:noProof/>
+                <w:webHidden/>
+              </w:rPr>
+              <w:t>5</w:t>
+            </w:r>
+            <w:r>
+              <w:rPr>
+                <w:noProof/>
+                <w:webHidden/>
+              </w:rPr>
+              <w:fldChar w:fldCharType="end"/>
+            </w:r>
+          </w:hyperlink>
+        </w:p>
+        <w:p>
+          <w:pPr>
+            <w:pStyle w:val="TOC3"/>
+            <w:tabs>
+              <w:tab w:val="left" w:pos="1320"/>
+              <w:tab w:val="right" w:leader="dot" w:pos="9764"/>
+            </w:tabs>
+            <w:rPr>
+              <w:rFonts w:asciiTheme="minorHAnsi" w:eastAsiaTheme="minorEastAsia" w:hAnsiTheme="minorHAnsi" w:cstheme="minorBidi"/>
+              <w:i w:val="0"/>
+              <w:iCs w:val="0"/>
+              <w:noProof/>
+              <w:kern w:val="2"/>
+              <w:sz w:val="24"/>
+              <w:szCs w:val="24"/>
+              <w:lang w:val="en-LU" w:eastAsia="en-GB"/>
+              <w14:ligatures w14:val="standardContextual"/>
+            </w:rPr>
+          </w:pPr>
+          <w:hyperlink w:anchor="_Toc230360689" w:history="1">
+            <w:r>
+              <w:rPr>
+                <w:rStyle w:val="Hyperlink"/>
+                <w:noProof/>
+                <w:lang w:val="en-GB"/>
+              </w:rPr>
+              <w:t>2.2.2.2</w:t>
+            </w:r>
+            <w:r>
+              <w:rPr>
+                <w:rFonts w:asciiTheme="minorHAnsi" w:eastAsiaTheme="minorEastAsia" w:hAnsiTheme="minorHAnsi" w:cstheme="minorBidi"/>
+                <w:i w:val="0"/>
+                <w:iCs w:val="0"/>
+                <w:noProof/>
+                <w:kern w:val="2"/>
+                <w:sz w:val="24"/>
+                <w:szCs w:val="24"/>
+                <w:lang w:val="en-LU" w:eastAsia="en-GB"/>
+                <w14:ligatures w14:val="standardContextual"/>
+              </w:rPr>
+              <w:tab/>
+            </w:r>
+            <w:r>
+              <w:rPr>
+                <w:rStyle w:val="Hyperlink"/>
+                <w:noProof/>
+              </w:rPr>
+              <w:t>Waarschijnlijkheidsschaal</w:t>
+            </w:r>
+            <w:r>
+              <w:rPr>
+                <w:noProof/>
+                <w:webHidden/>
+              </w:rPr>
+              <w:tab/>
+            </w:r>
+            <w:r>
+              <w:rPr>
+                <w:noProof/>
+                <w:webHidden/>
+              </w:rPr>
+              <w:fldChar w:fldCharType="begin"/>
+            </w:r>
+            <w:r>
+              <w:rPr>
+                <w:noProof/>
+                <w:webHidden/>
+              </w:rPr>
+              <w:instrText xml:space="preserve"> PAGEREF _Toc230360689 \h </w:instrText>
+            </w:r>
+            <w:r>
+              <w:rPr>
+                <w:noProof/>
+                <w:webHidden/>
+              </w:rPr>
+            </w:r>
+            <w:r>
+              <w:rPr>
+                <w:noProof/>
+                <w:webHidden/>
+              </w:rPr>
+              <w:fldChar w:fldCharType="separate"/>
+            </w:r>
+            <w:r>
+              <w:rPr>
+                <w:noProof/>
+                <w:webHidden/>
+              </w:rPr>
+              <w:t>5</w:t>
+            </w:r>
+            <w:r>
+              <w:rPr>
+                <w:noProof/>
+                <w:webHidden/>
+              </w:rPr>
+              <w:fldChar w:fldCharType="end"/>
+            </w:r>
+          </w:hyperlink>
+        </w:p>
+        <w:p>
+          <w:pPr>
+            <w:pStyle w:val="TOC3"/>
+            <w:tabs>
+              <w:tab w:val="left" w:pos="1320"/>
+              <w:tab w:val="right" w:leader="dot" w:pos="9764"/>
+            </w:tabs>
+            <w:rPr>
+              <w:rFonts w:asciiTheme="minorHAnsi" w:eastAsiaTheme="minorEastAsia" w:hAnsiTheme="minorHAnsi" w:cstheme="minorBidi"/>
+              <w:i w:val="0"/>
+              <w:iCs w:val="0"/>
+              <w:noProof/>
+              <w:kern w:val="2"/>
+              <w:sz w:val="24"/>
+              <w:szCs w:val="24"/>
+              <w:lang w:val="en-LU" w:eastAsia="en-GB"/>
+              <w14:ligatures w14:val="standardContextual"/>
+            </w:rPr>
+          </w:pPr>
+          <w:hyperlink w:anchor="_Toc230360690" w:history="1">
+            <w:r>
+              <w:rPr>
+                <w:rStyle w:val="Hyperlink"/>
+                <w:noProof/>
+                <w:lang w:val="en-GB"/>
+              </w:rPr>
+              <w:t>2.2.2.3</w:t>
+            </w:r>
+            <w:r>
+              <w:rPr>
+                <w:rFonts w:asciiTheme="minorHAnsi" w:eastAsiaTheme="minorEastAsia" w:hAnsiTheme="minorHAnsi" w:cstheme="minorBidi"/>
+                <w:i w:val="0"/>
+                <w:iCs w:val="0"/>
+                <w:noProof/>
+                <w:kern w:val="2"/>
+                <w:sz w:val="24"/>
+                <w:szCs w:val="24"/>
+                <w:lang w:val="en-LU" w:eastAsia="en-GB"/>
+                <w14:ligatures w14:val="standardContextual"/>
+              </w:rPr>
+              <w:tab/>
+            </w:r>
+            <w:r>
+              <w:rPr>
+                <w:rStyle w:val="Hyperlink"/>
+                <w:noProof/>
                 <w:lang w:val="fr-FR"/>
               </w:rPr>
               <w:t>Acceptatiedrempels voor de risico's</w:t>
@@ -2489,7 +2804,7 @@
                 <w:noProof/>
                 <w:webHidden/>
               </w:rPr>
-              <w:instrText xml:space="preserve"> PAGEREF _Toc229570115 \h </w:instrText>
+              <w:instrText xml:space="preserve"> PAGEREF _Toc230360690 \h </w:instrText>
             </w:r>
             <w:r>
               <w:rPr>
@@ -2538,7 +2853,7 @@
               <w14:ligatures w14:val="standardContextual"/>
             </w:rPr>
           </w:pPr>
-          <w:hyperlink w:anchor="_Toc229570116" w:history="1">
+          <w:hyperlink w:anchor="_Toc230360691" w:history="1">
             <w:r>
               <w:rPr>
                 <w:rStyle w:val="Hyperlink"/>
@@ -2589,7 +2904,7 @@
                 <w:noProof/>
                 <w:webHidden/>
               </w:rPr>
-              <w:instrText xml:space="preserve"> PAGEREF _Toc229570116 \h </w:instrText>
+              <w:instrText xml:space="preserve"> PAGEREF _Toc230360691 \h </w:instrText>
             </w:r>
             <w:r>
               <w:rPr>
@@ -2638,7 +2953,7 @@
               <w14:ligatures w14:val="standardContextual"/>
             </w:rPr>
           </w:pPr>
-          <w:hyperlink w:anchor="_Toc229570117" w:history="1">
+          <w:hyperlink w:anchor="_Toc230360692" w:history="1">
             <w:r>
               <w:rPr>
                 <w:rStyle w:val="Hyperlink"/>
@@ -2688,7 +3003,7 @@
                 <w:noProof/>
                 <w:webHidden/>
               </w:rPr>
-              <w:instrText xml:space="preserve"> PAGEREF _Toc229570117 \h </w:instrText>
+              <w:instrText xml:space="preserve"> PAGEREF _Toc230360692 \h </w:instrText>
             </w:r>
             <w:r>
               <w:rPr>
@@ -2738,7 +3053,7 @@
               <w14:ligatures w14:val="standardContextual"/>
             </w:rPr>
           </w:pPr>
-          <w:hyperlink w:anchor="_Toc229570118" w:history="1">
+          <w:hyperlink w:anchor="_Toc230360693" w:history="1">
             <w:r>
               <w:rPr>
                 <w:rStyle w:val="Hyperlink"/>
@@ -2765,7 +3080,7 @@
                 <w:noProof/>
                 <w:webHidden/>
               </w:rPr>
-              <w:instrText xml:space="preserve"> PAGEREF _Toc229570118 \h </w:instrText>
+              <w:instrText xml:space="preserve"> PAGEREF _Toc230360693 \h </w:instrText>
             </w:r>
             <w:r>
               <w:rPr>
@@ -2815,7 +3130,7 @@
               <w14:ligatures w14:val="standardContextual"/>
             </w:rPr>
           </w:pPr>
-          <w:hyperlink w:anchor="_Toc229570119" w:history="1">
+          <w:hyperlink w:anchor="_Toc230360694" w:history="1">
             <w:r>
               <w:rPr>
                 <w:rStyle w:val="Hyperlink"/>
@@ -2843,7 +3158,7 @@
                 <w:noProof/>
                 <w:webHidden/>
               </w:rPr>
-              <w:instrText xml:space="preserve"> PAGEREF _Toc229570119 \h </w:instrText>
+              <w:instrText xml:space="preserve"> PAGEREF _Toc230360694 \h </w:instrText>
             </w:r>
             <w:r>
               <w:rPr>
@@ -2893,7 +3208,7 @@
               <w14:ligatures w14:val="standardContextual"/>
             </w:rPr>
           </w:pPr>
-          <w:hyperlink w:anchor="_Toc229570120" w:history="1">
+          <w:hyperlink w:anchor="_Toc230360695" w:history="1">
             <w:r>
               <w:rPr>
                 <w:rStyle w:val="Hyperlink"/>
@@ -2920,7 +3235,7 @@
                 <w:noProof/>
                 <w:webHidden/>
               </w:rPr>
-              <w:instrText xml:space="preserve"> PAGEREF _Toc229570120 \h </w:instrText>
+              <w:instrText xml:space="preserve"> PAGEREF _Toc230360695 \h </w:instrText>
             </w:r>
             <w:r>
               <w:rPr>
@@ -3097,13 +3412,95 @@
               <w:lang w:val="fr-FR"/>
             </w:rPr>
           </w:pPr>
+          <w:proofErr w:type="spellStart"/>
           <w:r>
             <w:rPr>
               <w:b/>
               <w:lang w:val="fr-FR"/>
             </w:rPr>
-            <w:t>Gelezen en goedgekeurd door de verschillende te noemen partijen</w:t>
+            <w:t>Gelezen</w:t>
           </w:r>
+          <w:proofErr w:type="spellEnd"/>
+          <w:r>
+            <w:rPr>
+              <w:b/>
+              <w:lang w:val="fr-FR"/>
+            </w:rPr>
+            <w:t xml:space="preserve"> en </w:t>
+          </w:r>
+          <w:proofErr w:type="spellStart"/>
+          <w:r>
+            <w:rPr>
+              <w:b/>
+              <w:lang w:val="fr-FR"/>
+            </w:rPr>
+            <w:t>goedgekeurd</w:t>
+          </w:r>
+          <w:proofErr w:type="spellEnd"/>
+          <w:r>
+            <w:rPr>
+              <w:b/>
+              <w:lang w:val="fr-FR"/>
+            </w:rPr>
+            <w:t xml:space="preserve"> </w:t>
+          </w:r>
+          <w:proofErr w:type="spellStart"/>
+          <w:r>
+            <w:rPr>
+              <w:b/>
+              <w:lang w:val="fr-FR"/>
+            </w:rPr>
+            <w:t>door</w:t>
+          </w:r>
+          <w:proofErr w:type="spellEnd"/>
+          <w:r>
+            <w:rPr>
+              <w:b/>
+              <w:lang w:val="fr-FR"/>
+            </w:rPr>
+            <w:t xml:space="preserve"> de </w:t>
+          </w:r>
+          <w:proofErr w:type="spellStart"/>
+          <w:r>
+            <w:rPr>
+              <w:b/>
+              <w:lang w:val="fr-FR"/>
+            </w:rPr>
+            <w:t>verschillende</w:t>
+          </w:r>
+          <w:proofErr w:type="spellEnd"/>
+          <w:r>
+            <w:rPr>
+              <w:b/>
+              <w:lang w:val="fr-FR"/>
+            </w:rPr>
+            <w:t xml:space="preserve"> te </w:t>
+          </w:r>
+          <w:proofErr w:type="spellStart"/>
+          <w:r>
+            <w:rPr>
+              <w:b/>
+              <w:lang w:val="fr-FR"/>
+            </w:rPr>
+            <w:t>noemen</w:t>
+          </w:r>
+          <w:proofErr w:type="spellEnd"/>
+          <w:r>
+            <w:rPr>
+              <w:b/>
+              <w:lang w:val="fr-FR"/>
+            </w:rPr>
+            <w:t xml:space="preserve"> </w:t>
+          </w:r>
+          <w:proofErr w:type="spellStart"/>
+          <w:r>
+            <w:rPr>
+              <w:b/>
+              <w:lang w:val="fr-FR"/>
+            </w:rPr>
+            <w:t>partijen</w:t>
+          </w:r>
+          <w:proofErr w:type="spellEnd"/>
         </w:p>
       </w:sdtContent>
     </w:sdt>
@@ -3136,7 +3533,8 @@
       </w:pPr>
       <w:bookmarkStart w:id="8" w:name="_Toc475541620"/>
       <w:bookmarkStart w:id="9" w:name="_Toc508175772"/>
-      <w:bookmarkStart w:id="10" w:name="_Toc229570100"/>
+      <w:bookmarkStart w:id="10" w:name="_Toc230360673"/>
+      <w:proofErr w:type="spellStart"/>
       <w:r>
         <w:lastRenderedPageBreak/>
         <w:t>Inleiding</w:t>
@@ -3144,6 +3542,7 @@
       <w:bookmarkEnd w:id="8"/>
       <w:bookmarkEnd w:id="9"/>
       <w:bookmarkEnd w:id="10"/>
+      <w:proofErr w:type="spellEnd"/>
     </w:p>
     <w:p>
       <w:pPr>
@@ -3156,13 +3555,18 @@
       <w:bookmarkStart w:id="11" w:name="_Toc475541621"/>
       <w:bookmarkStart w:id="12" w:name="_Toc508175773"/>
       <w:bookmarkStart w:id="13" w:name="_Toc475524845"/>
-      <w:bookmarkStart w:id="14" w:name="_Toc229570101"/>
-      <w:r>
-        <w:t>Context van de risicoanalyse</w:t>
+      <w:bookmarkStart w:id="14" w:name="_Toc230360674"/>
+      <w:r>
+        <w:t xml:space="preserve">Context van de </w:t>
+      </w:r>
+      <w:proofErr w:type="spellStart"/>
+      <w:r>
+        <w:t>risicoanalyse</w:t>
       </w:r>
       <w:bookmarkEnd w:id="11"/>
       <w:bookmarkEnd w:id="12"/>
       <w:bookmarkEnd w:id="14"/>
+      <w:proofErr w:type="spellEnd"/>
     </w:p>
     <w:bookmarkEnd w:id="13"/>
     <w:p>
@@ -3188,22 +3592,253 @@
       </w:pPr>
       <w:bookmarkStart w:id="15" w:name="_Toc475541622"/>
       <w:bookmarkStart w:id="16" w:name="_Toc508175774"/>
-      <w:bookmarkStart w:id="17" w:name="_Toc229570102"/>
-      <w:r>
-        <w:t>Doelstellingen van het document</w:t>
+      <w:bookmarkStart w:id="17" w:name="_Toc230360675"/>
+      <w:proofErr w:type="spellStart"/>
+      <w:r>
+        <w:t>Doelstellingen</w:t>
+      </w:r>
+      <w:proofErr w:type="spellEnd"/>
+      <w:r>
+        <w:t xml:space="preserve"> van het document</w:t>
       </w:r>
       <w:bookmarkEnd w:id="15"/>
       <w:bookmarkEnd w:id="16"/>
       <w:bookmarkEnd w:id="17"/>
     </w:p>
     <w:p>
-      <w:r>
-        <w:t>Dit document heeft tot doel de risicocontext voor te stellen zoals begrepen en geïmplementeerd door de persoon die verantwoordelijk is voor het risicobeheer.</w:t>
+      <w:proofErr w:type="spellStart"/>
+      <w:r>
+        <w:t>Dit</w:t>
+      </w:r>
+      <w:proofErr w:type="spellEnd"/>
+      <w:r>
+        <w:t xml:space="preserve"> document </w:t>
+      </w:r>
+      <w:proofErr w:type="spellStart"/>
+      <w:r>
+        <w:t>heeft</w:t>
+      </w:r>
+      <w:proofErr w:type="spellEnd"/>
+      <w:r>
+        <w:t xml:space="preserve"> tot </w:t>
+      </w:r>
+      <w:proofErr w:type="spellStart"/>
+      <w:r>
+        <w:t>doel</w:t>
+      </w:r>
+      <w:proofErr w:type="spellEnd"/>
+      <w:r>
+        <w:t xml:space="preserve"> de </w:t>
+      </w:r>
+      <w:proofErr w:type="spellStart"/>
+      <w:r>
+        <w:t>risicocontext</w:t>
+      </w:r>
+      <w:proofErr w:type="spellEnd"/>
+      <w:r>
+        <w:t xml:space="preserve"> </w:t>
+      </w:r>
+      <w:proofErr w:type="spellStart"/>
+      <w:r>
+        <w:t>voor</w:t>
+      </w:r>
+      <w:proofErr w:type="spellEnd"/>
+      <w:r>
+        <w:t xml:space="preserve"> </w:t>
+      </w:r>
+      <w:proofErr w:type="spellStart"/>
+      <w:r>
+        <w:t>te</w:t>
+      </w:r>
+      <w:proofErr w:type="spellEnd"/>
+      <w:r>
+        <w:t xml:space="preserve"> </w:t>
+      </w:r>
+      <w:proofErr w:type="spellStart"/>
+      <w:r>
+        <w:t>stellen</w:t>
+      </w:r>
+      <w:proofErr w:type="spellEnd"/>
+      <w:r>
+        <w:t xml:space="preserve"> </w:t>
+      </w:r>
+      <w:proofErr w:type="spellStart"/>
+      <w:r>
+        <w:t>zoals</w:t>
+      </w:r>
+      <w:proofErr w:type="spellEnd"/>
+      <w:r>
+        <w:t xml:space="preserve"> </w:t>
+      </w:r>
+      <w:proofErr w:type="spellStart"/>
+      <w:r>
+        <w:t>begrepen</w:t>
+      </w:r>
+      <w:proofErr w:type="spellEnd"/>
+      <w:r>
+        <w:t xml:space="preserve"> </w:t>
+      </w:r>
+      <w:proofErr w:type="spellStart"/>
+      <w:r>
+        <w:t>en</w:t>
+      </w:r>
+      <w:proofErr w:type="spellEnd"/>
+      <w:r>
+        <w:t xml:space="preserve"> </w:t>
+      </w:r>
+      <w:proofErr w:type="spellStart"/>
+      <w:r>
+        <w:t>geïmplementeerd</w:t>
+      </w:r>
+      <w:proofErr w:type="spellEnd"/>
+      <w:r>
+        <w:t xml:space="preserve"> door de </w:t>
+      </w:r>
+      <w:proofErr w:type="spellStart"/>
+      <w:r>
+        <w:t>persoon</w:t>
+      </w:r>
+      <w:proofErr w:type="spellEnd"/>
+      <w:r>
+        <w:t xml:space="preserve"> die </w:t>
+      </w:r>
+      <w:proofErr w:type="spellStart"/>
+      <w:r>
+        <w:t>verantwoordelijk</w:t>
+      </w:r>
+      <w:proofErr w:type="spellEnd"/>
+      <w:r>
+        <w:t xml:space="preserve"> is </w:t>
+      </w:r>
+      <w:proofErr w:type="spellStart"/>
+      <w:r>
+        <w:t>voor</w:t>
+      </w:r>
+      <w:proofErr w:type="spellEnd"/>
+      <w:r>
+        <w:t xml:space="preserve"> het </w:t>
+      </w:r>
+      <w:proofErr w:type="spellStart"/>
+      <w:r>
+        <w:t>risicobeheer</w:t>
+      </w:r>
+      <w:proofErr w:type="spellEnd"/>
+      <w:r>
+        <w:t>.</w:t>
       </w:r>
     </w:p>
     <w:p>
-      <w:r>
-        <w:t>Dit document moet voor lezing en goedgekeuring worden ondertekend door het management van de doelorganisatie, zodat de opdracht kan worden voortgezet.</w:t>
+      <w:proofErr w:type="spellStart"/>
+      <w:r>
+        <w:t>Dit</w:t>
+      </w:r>
+      <w:proofErr w:type="spellEnd"/>
+      <w:r>
+        <w:t xml:space="preserve"> document </w:t>
+      </w:r>
+      <w:proofErr w:type="spellStart"/>
+      <w:r>
+        <w:t>moet</w:t>
+      </w:r>
+      <w:proofErr w:type="spellEnd"/>
+      <w:r>
+        <w:t xml:space="preserve"> </w:t>
+      </w:r>
+      <w:proofErr w:type="spellStart"/>
+      <w:r>
+        <w:t>voor</w:t>
+      </w:r>
+      <w:proofErr w:type="spellEnd"/>
+      <w:r>
+        <w:t xml:space="preserve"> </w:t>
+      </w:r>
+      <w:proofErr w:type="spellStart"/>
+      <w:r>
+        <w:t>lezing</w:t>
+      </w:r>
+      <w:proofErr w:type="spellEnd"/>
+      <w:r>
+        <w:t xml:space="preserve"> </w:t>
+      </w:r>
+      <w:proofErr w:type="spellStart"/>
+      <w:r>
+        <w:t>en</w:t>
+      </w:r>
+      <w:proofErr w:type="spellEnd"/>
+      <w:r>
+        <w:t xml:space="preserve"> </w:t>
+      </w:r>
+      <w:proofErr w:type="spellStart"/>
+      <w:r>
+        <w:t>goedgekeuring</w:t>
+      </w:r>
+      <w:proofErr w:type="spellEnd"/>
+      <w:r>
+        <w:t xml:space="preserve"> </w:t>
+      </w:r>
+      <w:proofErr w:type="spellStart"/>
+      <w:r>
+        <w:t>worden</w:t>
+      </w:r>
+      <w:proofErr w:type="spellEnd"/>
+      <w:r>
+        <w:t xml:space="preserve"> </w:t>
+      </w:r>
+      <w:proofErr w:type="spellStart"/>
+      <w:r>
+        <w:t>ondertekend</w:t>
+      </w:r>
+      <w:proofErr w:type="spellEnd"/>
+      <w:r>
+        <w:t xml:space="preserve"> door het management van de </w:t>
+      </w:r>
+      <w:proofErr w:type="spellStart"/>
+      <w:r>
+        <w:t>doelorganisatie</w:t>
+      </w:r>
+      <w:proofErr w:type="spellEnd"/>
+      <w:r>
+        <w:t xml:space="preserve">, </w:t>
+      </w:r>
+      <w:proofErr w:type="spellStart"/>
+      <w:r>
+        <w:t>zodat</w:t>
+      </w:r>
+      <w:proofErr w:type="spellEnd"/>
+      <w:r>
+        <w:t xml:space="preserve"> de </w:t>
+      </w:r>
+      <w:proofErr w:type="spellStart"/>
+      <w:r>
+        <w:t>opdracht</w:t>
+      </w:r>
+      <w:proofErr w:type="spellEnd"/>
+      <w:r>
+        <w:t xml:space="preserve"> </w:t>
+      </w:r>
+      <w:proofErr w:type="spellStart"/>
+      <w:r>
+        <w:t>kan</w:t>
+      </w:r>
+      <w:proofErr w:type="spellEnd"/>
+      <w:r>
+        <w:t xml:space="preserve"> </w:t>
+      </w:r>
+      <w:proofErr w:type="spellStart"/>
+      <w:r>
+        <w:t>worden</w:t>
+      </w:r>
+      <w:proofErr w:type="spellEnd"/>
+      <w:r>
+        <w:t xml:space="preserve"> </w:t>
+      </w:r>
+      <w:proofErr w:type="spellStart"/>
+      <w:r>
+        <w:t>voortgezet</w:t>
+      </w:r>
+      <w:proofErr w:type="spellEnd"/>
+      <w:r>
+        <w:t>.</w:t>
       </w:r>
       <w:r>
         <w:t xml:space="preserve"> </w:t>
@@ -3219,23 +3854,81 @@
       </w:pPr>
       <w:bookmarkStart w:id="18" w:name="_Toc475541623"/>
       <w:bookmarkStart w:id="19" w:name="_Toc508175775"/>
-      <w:bookmarkStart w:id="20" w:name="_Toc229570103"/>
-      <w:r>
-        <w:t>Afkortingen/glossarium</w:t>
+      <w:bookmarkStart w:id="20" w:name="_Toc230360676"/>
+      <w:proofErr w:type="spellStart"/>
+      <w:r>
+        <w:t>Afkortingen</w:t>
+      </w:r>
+      <w:proofErr w:type="spellEnd"/>
+      <w:r>
+        <w:t>/</w:t>
+      </w:r>
+      <w:proofErr w:type="spellStart"/>
+      <w:r>
+        <w:t>glossarium</w:t>
       </w:r>
       <w:bookmarkEnd w:id="18"/>
       <w:bookmarkEnd w:id="19"/>
       <w:bookmarkEnd w:id="20"/>
+      <w:proofErr w:type="spellEnd"/>
     </w:p>
     <w:p>
+      <w:proofErr w:type="spellStart"/>
       <w:r>
         <w:rPr>
           <w:b/>
         </w:rPr>
-        <w:t xml:space="preserve">Actief: </w:t>
-      </w:r>
-      <w:r>
-        <w:t xml:space="preserve">Elk element dat waarde heeft voor de onderneming.  </w:t>
+        <w:t>Actief</w:t>
+      </w:r>
+      <w:proofErr w:type="spellEnd"/>
+      <w:r>
+        <w:rPr>
+          <w:b/>
+        </w:rPr>
+        <w:t xml:space="preserve">: </w:t>
+      </w:r>
+      <w:r>
+        <w:t xml:space="preserve">Elk element </w:t>
+      </w:r>
+      <w:proofErr w:type="spellStart"/>
+      <w:r>
+        <w:t>dat</w:t>
+      </w:r>
+      <w:proofErr w:type="spellEnd"/>
+      <w:r>
+        <w:t xml:space="preserve"> </w:t>
+      </w:r>
+      <w:proofErr w:type="spellStart"/>
+      <w:r>
+        <w:t>waarde</w:t>
+      </w:r>
+      <w:proofErr w:type="spellEnd"/>
+      <w:r>
+        <w:t xml:space="preserve"> </w:t>
+      </w:r>
+      <w:proofErr w:type="spellStart"/>
+      <w:r>
+        <w:t>heeft</w:t>
+      </w:r>
+      <w:proofErr w:type="spellEnd"/>
+      <w:r>
+        <w:t xml:space="preserve"> </w:t>
+      </w:r>
+      <w:proofErr w:type="spellStart"/>
+      <w:r>
+        <w:t>voor</w:t>
+      </w:r>
+      <w:proofErr w:type="spellEnd"/>
+      <w:r>
+        <w:t xml:space="preserve"> de </w:t>
+      </w:r>
+      <w:proofErr w:type="spellStart"/>
+      <w:r>
+        <w:t>onderneming</w:t>
+      </w:r>
+      <w:proofErr w:type="spellEnd"/>
+      <w:r>
+        <w:t xml:space="preserve">.  </w:t>
       </w:r>
     </w:p>
     <w:p>
@@ -3244,14 +3937,104 @@
           <w:bCs/>
         </w:rPr>
       </w:pPr>
+      <w:proofErr w:type="spellStart"/>
       <w:r>
         <w:rPr>
           <w:b/>
         </w:rPr>
         <w:t>Vertrouwelijkheid</w:t>
       </w:r>
-      <w:r>
-        <w:t>: Informatie die niet beschikbaar is voor of verspreid mag worden onder niet-gemachtigde individuen, entiteiten of processen.</w:t>
+      <w:proofErr w:type="spellEnd"/>
+      <w:r>
+        <w:t xml:space="preserve">: </w:t>
+      </w:r>
+      <w:proofErr w:type="spellStart"/>
+      <w:r>
+        <w:t>Informatie</w:t>
+      </w:r>
+      <w:proofErr w:type="spellEnd"/>
+      <w:r>
+        <w:t xml:space="preserve"> die </w:t>
+      </w:r>
+      <w:proofErr w:type="spellStart"/>
+      <w:r>
+        <w:t>niet</w:t>
+      </w:r>
+      <w:proofErr w:type="spellEnd"/>
+      <w:r>
+        <w:t xml:space="preserve"> </w:t>
+      </w:r>
+      <w:proofErr w:type="spellStart"/>
+      <w:r>
+        <w:t>beschikbaar</w:t>
+      </w:r>
+      <w:proofErr w:type="spellEnd"/>
+      <w:r>
+        <w:t xml:space="preserve"> is </w:t>
+      </w:r>
+      <w:proofErr w:type="spellStart"/>
+      <w:r>
+        <w:t>voor</w:t>
+      </w:r>
+      <w:proofErr w:type="spellEnd"/>
+      <w:r>
+        <w:t xml:space="preserve"> of </w:t>
+      </w:r>
+      <w:proofErr w:type="spellStart"/>
+      <w:r>
+        <w:t>verspreid</w:t>
+      </w:r>
+      <w:proofErr w:type="spellEnd"/>
+      <w:r>
+        <w:t xml:space="preserve"> mag </w:t>
+      </w:r>
+      <w:proofErr w:type="spellStart"/>
+      <w:r>
+        <w:t>worden</w:t>
+      </w:r>
+      <w:proofErr w:type="spellEnd"/>
+      <w:r>
+        <w:t xml:space="preserve"> </w:t>
+      </w:r>
+      <w:proofErr w:type="spellStart"/>
+      <w:r>
+        <w:t>onder</w:t>
+      </w:r>
+      <w:proofErr w:type="spellEnd"/>
+      <w:r>
+        <w:t xml:space="preserve"> </w:t>
+      </w:r>
+      <w:proofErr w:type="spellStart"/>
+      <w:r>
+        <w:t>niet-gemachtigde</w:t>
+      </w:r>
+      <w:proofErr w:type="spellEnd"/>
+      <w:r>
+        <w:t xml:space="preserve"> </w:t>
+      </w:r>
+      <w:proofErr w:type="spellStart"/>
+      <w:r>
+        <w:t>individuen</w:t>
+      </w:r>
+      <w:proofErr w:type="spellEnd"/>
+      <w:r>
+        <w:t xml:space="preserve">, </w:t>
+      </w:r>
+      <w:proofErr w:type="spellStart"/>
+      <w:r>
+        <w:t>entiteiten</w:t>
+      </w:r>
+      <w:proofErr w:type="spellEnd"/>
+      <w:r>
+        <w:t xml:space="preserve"> of </w:t>
+      </w:r>
+      <w:proofErr w:type="spellStart"/>
+      <w:r>
+        <w:t>processen</w:t>
+      </w:r>
+      <w:proofErr w:type="spellEnd"/>
+      <w:r>
+        <w:t>.</w:t>
       </w:r>
     </w:p>
     <w:p>
@@ -3260,14 +4043,80 @@
           <w:bCs/>
         </w:rPr>
       </w:pPr>
+      <w:proofErr w:type="spellStart"/>
       <w:r>
         <w:rPr>
           <w:b/>
         </w:rPr>
         <w:t>Beschikbaarheid</w:t>
       </w:r>
-      <w:r>
-        <w:t>: Toegankelijk en bruikbaar zijn op verzoek van een gemachtigde entiteit.</w:t>
+      <w:proofErr w:type="spellEnd"/>
+      <w:r>
+        <w:t xml:space="preserve">: </w:t>
+      </w:r>
+      <w:proofErr w:type="spellStart"/>
+      <w:r>
+        <w:t>Toegankelijk</w:t>
+      </w:r>
+      <w:proofErr w:type="spellEnd"/>
+      <w:r>
+        <w:t xml:space="preserve"> </w:t>
+      </w:r>
+      <w:proofErr w:type="spellStart"/>
+      <w:r>
+        <w:t>en</w:t>
+      </w:r>
+      <w:proofErr w:type="spellEnd"/>
+      <w:r>
+        <w:t xml:space="preserve"> </w:t>
+      </w:r>
+      <w:proofErr w:type="spellStart"/>
+      <w:r>
+        <w:t>bruikbaar</w:t>
+      </w:r>
+      <w:proofErr w:type="spellEnd"/>
+      <w:r>
+        <w:t xml:space="preserve"> </w:t>
+      </w:r>
+      <w:proofErr w:type="spellStart"/>
+      <w:r>
+        <w:t>zijn</w:t>
+      </w:r>
+      <w:proofErr w:type="spellEnd"/>
+      <w:r>
+        <w:t xml:space="preserve"> op </w:t>
+      </w:r>
+      <w:proofErr w:type="spellStart"/>
+      <w:r>
+        <w:t>verzoek</w:t>
+      </w:r>
+      <w:proofErr w:type="spellEnd"/>
+      <w:r>
+        <w:t xml:space="preserve"> van </w:t>
+      </w:r>
+      <w:proofErr w:type="spellStart"/>
+      <w:r>
+        <w:t>een</w:t>
+      </w:r>
+      <w:proofErr w:type="spellEnd"/>
+      <w:r>
+        <w:t xml:space="preserve"> </w:t>
+      </w:r>
+      <w:proofErr w:type="spellStart"/>
+      <w:r>
+        <w:t>gemachtigde</w:t>
+      </w:r>
+      <w:proofErr w:type="spellEnd"/>
+      <w:r>
+        <w:t xml:space="preserve"> </w:t>
+      </w:r>
+      <w:proofErr w:type="spellStart"/>
+      <w:r>
+        <w:t>entiteit</w:t>
+      </w:r>
+      <w:proofErr w:type="spellEnd"/>
+      <w:r>
+        <w:t>.</w:t>
       </w:r>
     </w:p>
     <w:p>
@@ -3276,14 +4125,70 @@
           <w:bCs/>
         </w:rPr>
       </w:pPr>
+      <w:proofErr w:type="spellStart"/>
       <w:r>
         <w:rPr>
           <w:b/>
         </w:rPr>
-        <w:t>Integriteit:</w:t>
-      </w:r>
-      <w:r>
-        <w:t xml:space="preserve"> Behouden van de juistheid en volledigheid van een goed.</w:t>
+        <w:t>Integriteit</w:t>
+      </w:r>
+      <w:proofErr w:type="spellEnd"/>
+      <w:r>
+        <w:rPr>
+          <w:b/>
+        </w:rPr>
+        <w:t>:</w:t>
+      </w:r>
+      <w:r>
+        <w:t xml:space="preserve"> </w:t>
+      </w:r>
+      <w:proofErr w:type="spellStart"/>
+      <w:r>
+        <w:t>Behouden</w:t>
+      </w:r>
+      <w:proofErr w:type="spellEnd"/>
+      <w:r>
+        <w:t xml:space="preserve"> van de </w:t>
+      </w:r>
+      <w:proofErr w:type="spellStart"/>
+      <w:r>
+        <w:t>juistheid</w:t>
+      </w:r>
+      <w:proofErr w:type="spellEnd"/>
+      <w:r>
+        <w:t xml:space="preserve"> </w:t>
+      </w:r>
+      <w:proofErr w:type="spellStart"/>
+      <w:r>
+        <w:t>en</w:t>
+      </w:r>
+      <w:proofErr w:type="spellEnd"/>
+      <w:r>
+        <w:t xml:space="preserve"> </w:t>
+      </w:r>
+      <w:proofErr w:type="spellStart"/>
+      <w:r>
+        <w:t>volledigheid</w:t>
+      </w:r>
+      <w:proofErr w:type="spellEnd"/>
+      <w:r>
+        <w:t xml:space="preserve"> van </w:t>
+      </w:r>
+      <w:proofErr w:type="spellStart"/>
+      <w:r>
+        <w:t>een</w:t>
+      </w:r>
+      <w:proofErr w:type="spellEnd"/>
+      <w:r>
+        <w:t xml:space="preserve"> </w:t>
+      </w:r>
+      <w:proofErr w:type="spellStart"/>
+      <w:r>
+        <w:t>goed</w:t>
+      </w:r>
+      <w:proofErr w:type="spellEnd"/>
+      <w:r>
+        <w:t>.</w:t>
       </w:r>
     </w:p>
     <w:p>
@@ -3299,7 +4204,39 @@
         <w:t>MONARC</w:t>
       </w:r>
       <w:r>
-        <w:t>: Geoptimaliseerde methode voor risicoanalyse CASES</w:t>
+        <w:t xml:space="preserve">: </w:t>
+      </w:r>
+      <w:proofErr w:type="spellStart"/>
+      <w:r>
+        <w:t>Geoptimaliseerde</w:t>
+      </w:r>
+      <w:proofErr w:type="spellEnd"/>
+      <w:r>
+        <w:t xml:space="preserve"> </w:t>
+      </w:r>
+      <w:proofErr w:type="spellStart"/>
+      <w:r>
+        <w:t>methode</w:t>
+      </w:r>
+      <w:proofErr w:type="spellEnd"/>
+      <w:r>
+        <w:t xml:space="preserve"> </w:t>
+      </w:r>
+      <w:proofErr w:type="spellStart"/>
+      <w:r>
+        <w:t>voor</w:t>
+      </w:r>
+      <w:proofErr w:type="spellEnd"/>
+      <w:r>
+        <w:t xml:space="preserve"> </w:t>
+      </w:r>
+      <w:proofErr w:type="spellStart"/>
+      <w:r>
+        <w:t>risicoanalyse</w:t>
+      </w:r>
+      <w:proofErr w:type="spellEnd"/>
+      <w:r>
+        <w:t xml:space="preserve"> CASES</w:t>
       </w:r>
     </w:p>
     <w:p>
@@ -3316,17 +4253,33 @@
       <w:bookmarkStart w:id="21" w:name="_Toc475541624"/>
       <w:bookmarkStart w:id="22" w:name="_Toc508175776"/>
       <w:bookmarkStart w:id="23" w:name="_Toc354489473"/>
-      <w:bookmarkStart w:id="24" w:name="_Toc229570104"/>
+      <w:bookmarkStart w:id="24" w:name="_Toc230360677"/>
+      <w:proofErr w:type="spellStart"/>
       <w:r>
         <w:rPr>
           <w:lang w:val="fr-FR"/>
         </w:rPr>
         <w:lastRenderedPageBreak/>
-        <w:t>Bepaling van de context</w:t>
+        <w:t>Bepaling</w:t>
+      </w:r>
+      <w:proofErr w:type="spellEnd"/>
+      <w:r>
+        <w:rPr>
+          <w:lang w:val="fr-FR"/>
+        </w:rPr>
+        <w:t xml:space="preserve"> van de </w:t>
+      </w:r>
+      <w:proofErr w:type="spellStart"/>
+      <w:r>
+        <w:rPr>
+          <w:lang w:val="fr-FR"/>
+        </w:rPr>
+        <w:t>context</w:t>
       </w:r>
       <w:bookmarkEnd w:id="21"/>
       <w:bookmarkEnd w:id="22"/>
       <w:bookmarkEnd w:id="24"/>
+      <w:proofErr w:type="spellEnd"/>
     </w:p>
     <w:p>
       <w:pPr>
@@ -3339,24 +4292,92 @@
       </w:pPr>
       <w:bookmarkStart w:id="25" w:name="_Toc475541625"/>
       <w:bookmarkStart w:id="26" w:name="_Toc508175777"/>
-      <w:bookmarkStart w:id="27" w:name="_Toc229570105"/>
-      <w:r>
-        <w:t>Omschrijving van de context</w:t>
+      <w:bookmarkStart w:id="27" w:name="_Toc230360678"/>
+      <w:proofErr w:type="spellStart"/>
+      <w:r>
+        <w:t>Omschrijving</w:t>
+      </w:r>
+      <w:proofErr w:type="spellEnd"/>
+      <w:r>
+        <w:t xml:space="preserve"> van de context</w:t>
       </w:r>
       <w:bookmarkEnd w:id="25"/>
       <w:bookmarkEnd w:id="26"/>
       <w:bookmarkEnd w:id="27"/>
     </w:p>
-    <w:bookmarkEnd w:id="23"/>
     <w:p>
       <w:pPr>
-        <w:rPr>
-          <w:sz w:val="10"/>
-          <w:szCs w:val="10"/>
-        </w:rPr>
-      </w:pPr>
+        <w:pStyle w:val="Heading3"/>
+        <w:numPr>
+          <w:ilvl w:val="2"/>
+          <w:numId w:val="1"/>
+        </w:numPr>
+        <w:ind w:left="709"/>
+      </w:pPr>
+      <w:bookmarkStart w:id="28" w:name="_Toc475541626"/>
+      <w:bookmarkStart w:id="29" w:name="_Toc508175778"/>
+      <w:bookmarkStart w:id="30" w:name="_Toc354489475"/>
+      <w:bookmarkStart w:id="31" w:name="_Toc230360679"/>
+      <w:bookmarkEnd w:id="23"/>
+      <w:r>
+        <w:t xml:space="preserve">Context van de </w:t>
+      </w:r>
+      <w:proofErr w:type="spellStart"/>
+      <w:r>
+        <w:t>risicoanalyse</w:t>
+      </w:r>
+      <w:bookmarkEnd w:id="31"/>
+      <w:proofErr w:type="spellEnd"/>
+    </w:p>
+    <w:p>
       <w:r>
         <w:t>${CONTEXT_GEST_RISK}</w:t>
+      </w:r>
+    </w:p>
+    <w:p>
+      <w:pPr>
+        <w:pStyle w:val="Heading3"/>
+        <w:numPr>
+          <w:ilvl w:val="2"/>
+          <w:numId w:val="1"/>
+        </w:numPr>
+        <w:ind w:left="709"/>
+      </w:pPr>
+      <w:bookmarkStart w:id="32" w:name="_Toc230360231"/>
+      <w:bookmarkStart w:id="33" w:name="_Toc230360680"/>
+      <w:proofErr w:type="spellStart"/>
+      <w:r>
+        <w:t>Belanghebbenden</w:t>
+      </w:r>
+      <w:proofErr w:type="spellEnd"/>
+      <w:r>
+        <w:t xml:space="preserve"> </w:t>
+      </w:r>
+      <w:proofErr w:type="spellStart"/>
+      <w:r>
+        <w:t>en</w:t>
+      </w:r>
+      <w:proofErr w:type="spellEnd"/>
+      <w:r>
+        <w:t xml:space="preserve"> </w:t>
+      </w:r>
+      <w:proofErr w:type="spellStart"/>
+      <w:r>
+        <w:t>vereisten</w:t>
+      </w:r>
+      <w:bookmarkEnd w:id="32"/>
+      <w:bookmarkEnd w:id="33"/>
+      <w:proofErr w:type="spellEnd"/>
+    </w:p>
+    <w:p>
+      <w:r>
+        <w:t>${</w:t>
+      </w:r>
+      <w:r>
+        <w:t>TABLE_INTERESTED_PARTIES</w:t>
+      </w:r>
+      <w:r>
+        <w:t>}</w:t>
       </w:r>
     </w:p>
     <w:p>
@@ -3368,16 +4389,23 @@
         </w:numPr>
         <w:spacing w:before="0"/>
       </w:pPr>
-      <w:bookmarkStart w:id="28" w:name="_Toc475541626"/>
-      <w:bookmarkStart w:id="29" w:name="_Toc508175778"/>
-      <w:bookmarkStart w:id="30" w:name="_Toc354489475"/>
-      <w:bookmarkStart w:id="31" w:name="_Toc229570106"/>
-      <w:r>
-        <w:t>Definitie van de risicobeoordelingscriteria</w:t>
+      <w:bookmarkStart w:id="34" w:name="_Toc230360681"/>
+      <w:proofErr w:type="spellStart"/>
+      <w:r>
+        <w:t>Definitie</w:t>
+      </w:r>
+      <w:proofErr w:type="spellEnd"/>
+      <w:r>
+        <w:t xml:space="preserve"> van de </w:t>
+      </w:r>
+      <w:proofErr w:type="spellStart"/>
+      <w:r>
+        <w:t>risicobeoordelingscriteria</w:t>
       </w:r>
       <w:bookmarkEnd w:id="28"/>
       <w:bookmarkEnd w:id="29"/>
-      <w:bookmarkEnd w:id="31"/>
+      <w:bookmarkEnd w:id="34"/>
+      <w:proofErr w:type="spellEnd"/>
     </w:p>
     <w:p>
       <w:pPr>
@@ -3391,11 +4419,13 @@
           <w:lang w:val="fr-LU"/>
         </w:rPr>
       </w:pPr>
-      <w:bookmarkStart w:id="32" w:name="_Toc229570107"/>
+      <w:bookmarkStart w:id="35" w:name="_Toc230360682"/>
+      <w:proofErr w:type="spellStart"/>
       <w:r>
         <w:t>Informatierisico's</w:t>
       </w:r>
-      <w:bookmarkEnd w:id="32"/>
+      <w:bookmarkEnd w:id="35"/>
+      <w:proofErr w:type="spellEnd"/>
     </w:p>
     <w:p>
       <w:pPr>
@@ -3408,18 +4438,20 @@
           <w:lang w:val="fr-LU"/>
         </w:rPr>
       </w:pPr>
-      <w:bookmarkStart w:id="33" w:name="_Toc475524853"/>
-      <w:bookmarkStart w:id="34" w:name="_Toc475541627"/>
-      <w:bookmarkStart w:id="35" w:name="_Toc508175779"/>
-      <w:bookmarkStart w:id="36" w:name="_Toc229570108"/>
+      <w:bookmarkStart w:id="36" w:name="_Toc475524853"/>
+      <w:bookmarkStart w:id="37" w:name="_Toc475541627"/>
+      <w:bookmarkStart w:id="38" w:name="_Toc508175779"/>
+      <w:bookmarkStart w:id="39" w:name="_Toc230360683"/>
+      <w:proofErr w:type="spellStart"/>
       <w:r>
         <w:t>Impactschaal</w:t>
       </w:r>
       <w:bookmarkEnd w:id="30"/>
-      <w:bookmarkEnd w:id="33"/>
-      <w:bookmarkEnd w:id="34"/>
-      <w:bookmarkEnd w:id="35"/>
       <w:bookmarkEnd w:id="36"/>
+      <w:bookmarkEnd w:id="37"/>
+      <w:bookmarkEnd w:id="38"/>
+      <w:bookmarkEnd w:id="39"/>
+      <w:proofErr w:type="spellEnd"/>
     </w:p>
     <w:p>
       <w:pPr>
@@ -3432,7 +4464,217 @@
         <w:rPr>
           <w:lang w:val="fr-LU"/>
         </w:rPr>
-        <w:t>De onderstaande tabel geeft de omvang van de impact en de gevolgen weer die een risico voor de onderneming kan hebben. 0 betekent geen impact, dus geen risico.</w:t>
+        <w:t xml:space="preserve">De </w:t>
+      </w:r>
+      <w:proofErr w:type="spellStart"/>
+      <w:r>
+        <w:rPr>
+          <w:lang w:val="fr-LU"/>
+        </w:rPr>
+        <w:t>onderstaande</w:t>
+      </w:r>
+      <w:proofErr w:type="spellEnd"/>
+      <w:r>
+        <w:rPr>
+          <w:lang w:val="fr-LU"/>
+        </w:rPr>
+        <w:t xml:space="preserve"> </w:t>
+      </w:r>
+      <w:proofErr w:type="spellStart"/>
+      <w:r>
+        <w:rPr>
+          <w:lang w:val="fr-LU"/>
+        </w:rPr>
+        <w:t>tabel</w:t>
+      </w:r>
+      <w:proofErr w:type="spellEnd"/>
+      <w:r>
+        <w:rPr>
+          <w:lang w:val="fr-LU"/>
+        </w:rPr>
+        <w:t xml:space="preserve"> </w:t>
+      </w:r>
+      <w:proofErr w:type="spellStart"/>
+      <w:r>
+        <w:rPr>
+          <w:lang w:val="fr-LU"/>
+        </w:rPr>
+        <w:t>geeft</w:t>
+      </w:r>
+      <w:proofErr w:type="spellEnd"/>
+      <w:r>
+        <w:rPr>
+          <w:lang w:val="fr-LU"/>
+        </w:rPr>
+        <w:t xml:space="preserve"> de </w:t>
+      </w:r>
+      <w:proofErr w:type="spellStart"/>
+      <w:r>
+        <w:rPr>
+          <w:lang w:val="fr-LU"/>
+        </w:rPr>
+        <w:t>omvang</w:t>
+      </w:r>
+      <w:proofErr w:type="spellEnd"/>
+      <w:r>
+        <w:rPr>
+          <w:lang w:val="fr-LU"/>
+        </w:rPr>
+        <w:t xml:space="preserve"> van de impact en de </w:t>
+      </w:r>
+      <w:proofErr w:type="spellStart"/>
+      <w:r>
+        <w:rPr>
+          <w:lang w:val="fr-LU"/>
+        </w:rPr>
+        <w:t>gevolgen</w:t>
+      </w:r>
+      <w:proofErr w:type="spellEnd"/>
+      <w:r>
+        <w:rPr>
+          <w:lang w:val="fr-LU"/>
+        </w:rPr>
+        <w:t xml:space="preserve"> </w:t>
+      </w:r>
+      <w:proofErr w:type="spellStart"/>
+      <w:r>
+        <w:rPr>
+          <w:lang w:val="fr-LU"/>
+        </w:rPr>
+        <w:t>weer</w:t>
+      </w:r>
+      <w:proofErr w:type="spellEnd"/>
+      <w:r>
+        <w:rPr>
+          <w:lang w:val="fr-LU"/>
+        </w:rPr>
+        <w:t xml:space="preserve"> die </w:t>
+      </w:r>
+      <w:proofErr w:type="spellStart"/>
+      <w:r>
+        <w:rPr>
+          <w:lang w:val="fr-LU"/>
+        </w:rPr>
+        <w:t>een</w:t>
+      </w:r>
+      <w:proofErr w:type="spellEnd"/>
+      <w:r>
+        <w:rPr>
+          <w:lang w:val="fr-LU"/>
+        </w:rPr>
+        <w:t xml:space="preserve"> </w:t>
+      </w:r>
+      <w:proofErr w:type="spellStart"/>
+      <w:r>
+        <w:rPr>
+          <w:lang w:val="fr-LU"/>
+        </w:rPr>
+        <w:t>risico</w:t>
+      </w:r>
+      <w:proofErr w:type="spellEnd"/>
+      <w:r>
+        <w:rPr>
+          <w:lang w:val="fr-LU"/>
+        </w:rPr>
+        <w:t xml:space="preserve"> </w:t>
+      </w:r>
+      <w:proofErr w:type="spellStart"/>
+      <w:r>
+        <w:rPr>
+          <w:lang w:val="fr-LU"/>
+        </w:rPr>
+        <w:t>voor</w:t>
+      </w:r>
+      <w:proofErr w:type="spellEnd"/>
+      <w:r>
+        <w:rPr>
+          <w:lang w:val="fr-LU"/>
+        </w:rPr>
+        <w:t xml:space="preserve"> de </w:t>
+      </w:r>
+      <w:proofErr w:type="spellStart"/>
+      <w:r>
+        <w:rPr>
+          <w:lang w:val="fr-LU"/>
+        </w:rPr>
+        <w:t>onderneming</w:t>
+      </w:r>
+      <w:proofErr w:type="spellEnd"/>
+      <w:r>
+        <w:rPr>
+          <w:lang w:val="fr-LU"/>
+        </w:rPr>
+        <w:t xml:space="preserve"> kan </w:t>
+      </w:r>
+      <w:proofErr w:type="spellStart"/>
+      <w:r>
+        <w:rPr>
+          <w:lang w:val="fr-LU"/>
+        </w:rPr>
+        <w:t>hebben</w:t>
+      </w:r>
+      <w:proofErr w:type="spellEnd"/>
+      <w:r>
+        <w:rPr>
+          <w:lang w:val="fr-LU"/>
+        </w:rPr>
+        <w:t xml:space="preserve">. 0 </w:t>
+      </w:r>
+      <w:proofErr w:type="spellStart"/>
+      <w:r>
+        <w:rPr>
+          <w:lang w:val="fr-LU"/>
+        </w:rPr>
+        <w:t>betekent</w:t>
+      </w:r>
+      <w:proofErr w:type="spellEnd"/>
+      <w:r>
+        <w:rPr>
+          <w:lang w:val="fr-LU"/>
+        </w:rPr>
+        <w:t xml:space="preserve"> </w:t>
+      </w:r>
+      <w:proofErr w:type="spellStart"/>
+      <w:r>
+        <w:rPr>
+          <w:lang w:val="fr-LU"/>
+        </w:rPr>
+        <w:t>geen</w:t>
+      </w:r>
+      <w:proofErr w:type="spellEnd"/>
+      <w:r>
+        <w:rPr>
+          <w:lang w:val="fr-LU"/>
+        </w:rPr>
+        <w:t xml:space="preserve"> impact, dus </w:t>
+      </w:r>
+      <w:proofErr w:type="spellStart"/>
+      <w:r>
+        <w:rPr>
+          <w:lang w:val="fr-LU"/>
+        </w:rPr>
+        <w:t>geen</w:t>
+      </w:r>
+      <w:proofErr w:type="spellEnd"/>
+      <w:r>
+        <w:rPr>
+          <w:lang w:val="fr-LU"/>
+        </w:rPr>
+        <w:t xml:space="preserve"> </w:t>
+      </w:r>
+      <w:proofErr w:type="spellStart"/>
+      <w:r>
+        <w:rPr>
+          <w:lang w:val="fr-LU"/>
+        </w:rPr>
+        <w:t>risico</w:t>
+      </w:r>
+      <w:proofErr w:type="spellEnd"/>
+      <w:r>
+        <w:rPr>
+          <w:lang w:val="fr-LU"/>
+        </w:rPr>
+        <w:t>.</w:t>
       </w:r>
     </w:p>
     <w:p>
@@ -3459,25 +4701,96 @@
           <w:lang w:val="fr-LU"/>
         </w:rPr>
       </w:pPr>
-      <w:bookmarkStart w:id="37" w:name="_Toc475524854"/>
-      <w:bookmarkStart w:id="38" w:name="_Toc475541628"/>
-      <w:bookmarkStart w:id="39" w:name="_Toc508175780"/>
-      <w:bookmarkStart w:id="40" w:name="_Toc229570109"/>
+      <w:bookmarkStart w:id="40" w:name="_Toc475524854"/>
+      <w:bookmarkStart w:id="41" w:name="_Toc475541628"/>
+      <w:bookmarkStart w:id="42" w:name="_Toc508175780"/>
+      <w:bookmarkStart w:id="43" w:name="_Toc230360684"/>
+      <w:proofErr w:type="spellStart"/>
       <w:r>
         <w:t>Dreigingsschalen</w:t>
       </w:r>
-      <w:bookmarkEnd w:id="37"/>
-      <w:bookmarkEnd w:id="38"/>
-      <w:bookmarkEnd w:id="39"/>
       <w:bookmarkEnd w:id="40"/>
+      <w:bookmarkEnd w:id="41"/>
+      <w:bookmarkEnd w:id="42"/>
+      <w:bookmarkEnd w:id="43"/>
+      <w:proofErr w:type="spellEnd"/>
     </w:p>
     <w:p>
       <w:pPr>
         <w:spacing w:after="0"/>
       </w:pPr>
       <w:r>
-        <w:t>De onderstaande tabel geeft de waarschijnlijkheidsschaal voor het optreden van een dreiging weer</w:t>
-      </w:r>
+        <w:t xml:space="preserve">De </w:t>
+      </w:r>
+      <w:proofErr w:type="spellStart"/>
+      <w:r>
+        <w:t>onderstaande</w:t>
+      </w:r>
+      <w:proofErr w:type="spellEnd"/>
+      <w:r>
+        <w:t xml:space="preserve"> </w:t>
+      </w:r>
+      <w:proofErr w:type="spellStart"/>
+      <w:r>
+        <w:t>tabel</w:t>
+      </w:r>
+      <w:proofErr w:type="spellEnd"/>
+      <w:r>
+        <w:t xml:space="preserve"> </w:t>
+      </w:r>
+      <w:proofErr w:type="spellStart"/>
+      <w:r>
+        <w:t>geeft</w:t>
+      </w:r>
+      <w:proofErr w:type="spellEnd"/>
+      <w:r>
+        <w:t xml:space="preserve"> de </w:t>
+      </w:r>
+      <w:proofErr w:type="spellStart"/>
+      <w:r>
+        <w:t>waarschijnlijkheidsschaal</w:t>
+      </w:r>
+      <w:proofErr w:type="spellEnd"/>
+      <w:r>
+        <w:t xml:space="preserve"> </w:t>
+      </w:r>
+      <w:proofErr w:type="spellStart"/>
+      <w:r>
+        <w:t>voor</w:t>
+      </w:r>
+      <w:proofErr w:type="spellEnd"/>
+      <w:r>
+        <w:t xml:space="preserve"> het </w:t>
+      </w:r>
+      <w:proofErr w:type="spellStart"/>
+      <w:r>
+        <w:t>optreden</w:t>
+      </w:r>
+      <w:proofErr w:type="spellEnd"/>
+      <w:r>
+        <w:t xml:space="preserve"> van </w:t>
+      </w:r>
+      <w:proofErr w:type="spellStart"/>
+      <w:r>
+        <w:t>een</w:t>
+      </w:r>
+      <w:proofErr w:type="spellEnd"/>
+      <w:r>
+        <w:t xml:space="preserve"> </w:t>
+      </w:r>
+      <w:proofErr w:type="spellStart"/>
+      <w:r>
+        <w:t>dreiging</w:t>
+      </w:r>
+      <w:proofErr w:type="spellEnd"/>
+      <w:r>
+        <w:t xml:space="preserve"> </w:t>
+      </w:r>
+      <w:proofErr w:type="spellStart"/>
+      <w:r>
+        <w:t>weer</w:t>
+      </w:r>
+      <w:proofErr w:type="spellEnd"/>
       <w:r>
         <w:t>.</w:t>
       </w:r>
@@ -3515,24 +4828,138 @@
           <w:lang w:val="fr-LU"/>
         </w:rPr>
       </w:pPr>
-      <w:bookmarkStart w:id="41" w:name="_Toc475524855"/>
-      <w:bookmarkStart w:id="42" w:name="_Toc475541629"/>
-      <w:bookmarkStart w:id="43" w:name="_Toc508175781"/>
-      <w:bookmarkStart w:id="44" w:name="_Toc229570110"/>
+      <w:bookmarkStart w:id="44" w:name="_Toc475524855"/>
+      <w:bookmarkStart w:id="45" w:name="_Toc475541629"/>
+      <w:bookmarkStart w:id="46" w:name="_Toc508175781"/>
+      <w:bookmarkStart w:id="47" w:name="_Toc230360685"/>
+      <w:proofErr w:type="spellStart"/>
       <w:r>
         <w:t>Kwetsbaarheidsschalen</w:t>
       </w:r>
-      <w:bookmarkEnd w:id="41"/>
-      <w:bookmarkEnd w:id="42"/>
-      <w:bookmarkEnd w:id="43"/>
       <w:bookmarkEnd w:id="44"/>
+      <w:bookmarkEnd w:id="45"/>
+      <w:bookmarkEnd w:id="46"/>
+      <w:bookmarkEnd w:id="47"/>
+      <w:proofErr w:type="spellEnd"/>
     </w:p>
     <w:p>
       <w:pPr>
         <w:spacing w:after="0"/>
       </w:pPr>
       <w:r>
-        <w:t>De onderstaande tabel geeft de kwetsbaarheidsschaal van het actief weer. Bij het kwalificeren van de kwetsbaarheid wordt rekening gehouden met de geldende veiligheidsmaatregelen.</w:t>
+        <w:t xml:space="preserve">De </w:t>
+      </w:r>
+      <w:proofErr w:type="spellStart"/>
+      <w:r>
+        <w:t>onderstaande</w:t>
+      </w:r>
+      <w:proofErr w:type="spellEnd"/>
+      <w:r>
+        <w:t xml:space="preserve"> </w:t>
+      </w:r>
+      <w:proofErr w:type="spellStart"/>
+      <w:r>
+        <w:t>tabel</w:t>
+      </w:r>
+      <w:proofErr w:type="spellEnd"/>
+      <w:r>
+        <w:t xml:space="preserve"> </w:t>
+      </w:r>
+      <w:proofErr w:type="spellStart"/>
+      <w:r>
+        <w:t>geeft</w:t>
+      </w:r>
+      <w:proofErr w:type="spellEnd"/>
+      <w:r>
+        <w:t xml:space="preserve"> de </w:t>
+      </w:r>
+      <w:proofErr w:type="spellStart"/>
+      <w:r>
+        <w:t>kwetsbaarheidsschaal</w:t>
+      </w:r>
+      <w:proofErr w:type="spellEnd"/>
+      <w:r>
+        <w:t xml:space="preserve"> van het </w:t>
+      </w:r>
+      <w:proofErr w:type="spellStart"/>
+      <w:r>
+        <w:t>actief</w:t>
+      </w:r>
+      <w:proofErr w:type="spellEnd"/>
+      <w:r>
+        <w:t xml:space="preserve"> </w:t>
+      </w:r>
+      <w:proofErr w:type="spellStart"/>
+      <w:r>
+        <w:t>weer</w:t>
+      </w:r>
+      <w:proofErr w:type="spellEnd"/>
+      <w:r>
+        <w:t xml:space="preserve">. </w:t>
+      </w:r>
+      <w:proofErr w:type="spellStart"/>
+      <w:r>
+        <w:t>Bij</w:t>
+      </w:r>
+      <w:proofErr w:type="spellEnd"/>
+      <w:r>
+        <w:t xml:space="preserve"> het </w:t>
+      </w:r>
+      <w:proofErr w:type="spellStart"/>
+      <w:r>
+        <w:t>kwalificeren</w:t>
+      </w:r>
+      <w:proofErr w:type="spellEnd"/>
+      <w:r>
+        <w:t xml:space="preserve"> van de </w:t>
+      </w:r>
+      <w:proofErr w:type="spellStart"/>
+      <w:r>
+        <w:t>kwetsbaarheid</w:t>
+      </w:r>
+      <w:proofErr w:type="spellEnd"/>
+      <w:r>
+        <w:t xml:space="preserve"> </w:t>
+      </w:r>
+      <w:proofErr w:type="spellStart"/>
+      <w:r>
+        <w:t>wordt</w:t>
+      </w:r>
+      <w:proofErr w:type="spellEnd"/>
+      <w:r>
+        <w:t xml:space="preserve"> </w:t>
+      </w:r>
+      <w:proofErr w:type="spellStart"/>
+      <w:r>
+        <w:t>rekening</w:t>
+      </w:r>
+      <w:proofErr w:type="spellEnd"/>
+      <w:r>
+        <w:t xml:space="preserve"> </w:t>
+      </w:r>
+      <w:proofErr w:type="spellStart"/>
+      <w:r>
+        <w:t>gehouden</w:t>
+      </w:r>
+      <w:proofErr w:type="spellEnd"/>
+      <w:r>
+        <w:t xml:space="preserve"> met de </w:t>
+      </w:r>
+      <w:proofErr w:type="spellStart"/>
+      <w:r>
+        <w:t>geldende</w:t>
+      </w:r>
+      <w:proofErr w:type="spellEnd"/>
+      <w:r>
+        <w:t xml:space="preserve"> </w:t>
+      </w:r>
+      <w:proofErr w:type="spellStart"/>
+      <w:r>
+        <w:t>veiligheidsmaatregelen</w:t>
+      </w:r>
+      <w:proofErr w:type="spellEnd"/>
+      <w:r>
+        <w:t>.</w:t>
       </w:r>
     </w:p>
     <w:p>
@@ -3589,10 +5016,11 @@
           <w:lang w:val="fr-FR"/>
         </w:rPr>
       </w:pPr>
-      <w:bookmarkStart w:id="45" w:name="_Toc475541630"/>
-      <w:bookmarkStart w:id="46" w:name="_Toc508175782"/>
-      <w:bookmarkStart w:id="47" w:name="_Toc475524856"/>
-      <w:bookmarkStart w:id="48" w:name="_Toc229570111"/>
+      <w:bookmarkStart w:id="48" w:name="_Toc475541630"/>
+      <w:bookmarkStart w:id="49" w:name="_Toc508175782"/>
+      <w:bookmarkStart w:id="50" w:name="_Toc475524856"/>
+      <w:bookmarkStart w:id="51" w:name="_Toc230360686"/>
+      <w:proofErr w:type="spellStart"/>
       <w:r>
         <w:rPr>
           <w:lang w:val="fr-FR"/>
@@ -3604,18 +5032,47 @@
         <w:rPr>
           <w:lang w:val="fr-FR"/>
         </w:rPr>
-        <w:t>cceptatiedrempels voor de risico's</w:t>
-      </w:r>
-      <w:bookmarkEnd w:id="45"/>
-      <w:bookmarkEnd w:id="46"/>
+        <w:t>cceptatiedrempels</w:t>
+      </w:r>
+      <w:proofErr w:type="spellEnd"/>
+      <w:r>
+        <w:rPr>
+          <w:lang w:val="fr-FR"/>
+        </w:rPr>
+        <w:t xml:space="preserve"> </w:t>
+      </w:r>
+      <w:proofErr w:type="spellStart"/>
+      <w:r>
+        <w:rPr>
+          <w:lang w:val="fr-FR"/>
+        </w:rPr>
+        <w:t>voor</w:t>
+      </w:r>
+      <w:proofErr w:type="spellEnd"/>
+      <w:r>
+        <w:rPr>
+          <w:lang w:val="fr-FR"/>
+        </w:rPr>
+        <w:t xml:space="preserve"> de </w:t>
+      </w:r>
+      <w:proofErr w:type="spellStart"/>
+      <w:r>
+        <w:rPr>
+          <w:lang w:val="fr-FR"/>
+        </w:rPr>
+        <w:t>risico's</w:t>
+      </w:r>
       <w:bookmarkEnd w:id="48"/>
+      <w:bookmarkEnd w:id="49"/>
+      <w:bookmarkEnd w:id="51"/>
+      <w:proofErr w:type="spellEnd"/>
       <w:r>
         <w:rPr>
           <w:lang w:val="fr-FR"/>
         </w:rPr>
         <w:t xml:space="preserve"> </w:t>
       </w:r>
-      <w:bookmarkEnd w:id="47"/>
+      <w:bookmarkEnd w:id="50"/>
     </w:p>
     <w:p>
       <w:pPr>
@@ -3627,7 +5084,287 @@
         <w:rPr>
           <w:color w:val="000000"/>
         </w:rPr>
-        <w:t>De onderstaande tabel geeft de berekening van de risico's weer. De kleuren dienen uitsluitend ter indicatie en moeten worden aanvaard en/of gewijzigd door de Raad van Bestuur / het Directiecomité.</w:t>
+        <w:t xml:space="preserve">De </w:t>
+      </w:r>
+      <w:proofErr w:type="spellStart"/>
+      <w:r>
+        <w:rPr>
+          <w:color w:val="000000"/>
+        </w:rPr>
+        <w:t>onderstaande</w:t>
+      </w:r>
+      <w:proofErr w:type="spellEnd"/>
+      <w:r>
+        <w:rPr>
+          <w:color w:val="000000"/>
+        </w:rPr>
+        <w:t xml:space="preserve"> </w:t>
+      </w:r>
+      <w:proofErr w:type="spellStart"/>
+      <w:r>
+        <w:rPr>
+          <w:color w:val="000000"/>
+        </w:rPr>
+        <w:t>tabel</w:t>
+      </w:r>
+      <w:proofErr w:type="spellEnd"/>
+      <w:r>
+        <w:rPr>
+          <w:color w:val="000000"/>
+        </w:rPr>
+        <w:t xml:space="preserve"> </w:t>
+      </w:r>
+      <w:proofErr w:type="spellStart"/>
+      <w:r>
+        <w:rPr>
+          <w:color w:val="000000"/>
+        </w:rPr>
+        <w:t>geeft</w:t>
+      </w:r>
+      <w:proofErr w:type="spellEnd"/>
+      <w:r>
+        <w:rPr>
+          <w:color w:val="000000"/>
+        </w:rPr>
+        <w:t xml:space="preserve"> de </w:t>
+      </w:r>
+      <w:proofErr w:type="spellStart"/>
+      <w:r>
+        <w:rPr>
+          <w:color w:val="000000"/>
+        </w:rPr>
+        <w:t>berekening</w:t>
+      </w:r>
+      <w:proofErr w:type="spellEnd"/>
+      <w:r>
+        <w:rPr>
+          <w:color w:val="000000"/>
+        </w:rPr>
+        <w:t xml:space="preserve"> van de </w:t>
+      </w:r>
+      <w:proofErr w:type="spellStart"/>
+      <w:r>
+        <w:rPr>
+          <w:color w:val="000000"/>
+        </w:rPr>
+        <w:t>risico's</w:t>
+      </w:r>
+      <w:proofErr w:type="spellEnd"/>
+      <w:r>
+        <w:rPr>
+          <w:color w:val="000000"/>
+        </w:rPr>
+        <w:t xml:space="preserve"> </w:t>
+      </w:r>
+      <w:proofErr w:type="spellStart"/>
+      <w:r>
+        <w:rPr>
+          <w:color w:val="000000"/>
+        </w:rPr>
+        <w:t>weer</w:t>
+      </w:r>
+      <w:proofErr w:type="spellEnd"/>
+      <w:r>
+        <w:rPr>
+          <w:color w:val="000000"/>
+        </w:rPr>
+        <w:t xml:space="preserve">. De </w:t>
+      </w:r>
+      <w:proofErr w:type="spellStart"/>
+      <w:r>
+        <w:rPr>
+          <w:color w:val="000000"/>
+        </w:rPr>
+        <w:t>kleuren</w:t>
+      </w:r>
+      <w:proofErr w:type="spellEnd"/>
+      <w:r>
+        <w:rPr>
+          <w:color w:val="000000"/>
+        </w:rPr>
+        <w:t xml:space="preserve"> </w:t>
+      </w:r>
+      <w:proofErr w:type="spellStart"/>
+      <w:r>
+        <w:rPr>
+          <w:color w:val="000000"/>
+        </w:rPr>
+        <w:t>dienen</w:t>
+      </w:r>
+      <w:proofErr w:type="spellEnd"/>
+      <w:r>
+        <w:rPr>
+          <w:color w:val="000000"/>
+        </w:rPr>
+        <w:t xml:space="preserve"> </w:t>
+      </w:r>
+      <w:proofErr w:type="spellStart"/>
+      <w:r>
+        <w:rPr>
+          <w:color w:val="000000"/>
+        </w:rPr>
+        <w:t>uitsluitend</w:t>
+      </w:r>
+      <w:proofErr w:type="spellEnd"/>
+      <w:r>
+        <w:rPr>
+          <w:color w:val="000000"/>
+        </w:rPr>
+        <w:t xml:space="preserve"> </w:t>
+      </w:r>
+      <w:proofErr w:type="spellStart"/>
+      <w:r>
+        <w:rPr>
+          <w:color w:val="000000"/>
+        </w:rPr>
+        <w:t>ter</w:t>
+      </w:r>
+      <w:proofErr w:type="spellEnd"/>
+      <w:r>
+        <w:rPr>
+          <w:color w:val="000000"/>
+        </w:rPr>
+        <w:t xml:space="preserve"> </w:t>
+      </w:r>
+      <w:proofErr w:type="spellStart"/>
+      <w:r>
+        <w:rPr>
+          <w:color w:val="000000"/>
+        </w:rPr>
+        <w:t>indicatie</w:t>
+      </w:r>
+      <w:proofErr w:type="spellEnd"/>
+      <w:r>
+        <w:rPr>
+          <w:color w:val="000000"/>
+        </w:rPr>
+        <w:t xml:space="preserve"> </w:t>
+      </w:r>
+      <w:proofErr w:type="spellStart"/>
+      <w:r>
+        <w:rPr>
+          <w:color w:val="000000"/>
+        </w:rPr>
+        <w:t>en</w:t>
+      </w:r>
+      <w:proofErr w:type="spellEnd"/>
+      <w:r>
+        <w:rPr>
+          <w:color w:val="000000"/>
+        </w:rPr>
+        <w:t xml:space="preserve"> </w:t>
+      </w:r>
+      <w:proofErr w:type="spellStart"/>
+      <w:r>
+        <w:rPr>
+          <w:color w:val="000000"/>
+        </w:rPr>
+        <w:t>moeten</w:t>
+      </w:r>
+      <w:proofErr w:type="spellEnd"/>
+      <w:r>
+        <w:rPr>
+          <w:color w:val="000000"/>
+        </w:rPr>
+        <w:t xml:space="preserve"> </w:t>
+      </w:r>
+      <w:proofErr w:type="spellStart"/>
+      <w:r>
+        <w:rPr>
+          <w:color w:val="000000"/>
+        </w:rPr>
+        <w:t>worden</w:t>
+      </w:r>
+      <w:proofErr w:type="spellEnd"/>
+      <w:r>
+        <w:rPr>
+          <w:color w:val="000000"/>
+        </w:rPr>
+        <w:t xml:space="preserve"> </w:t>
+      </w:r>
+      <w:proofErr w:type="spellStart"/>
+      <w:r>
+        <w:rPr>
+          <w:color w:val="000000"/>
+        </w:rPr>
+        <w:t>aanvaard</w:t>
+      </w:r>
+      <w:proofErr w:type="spellEnd"/>
+      <w:r>
+        <w:rPr>
+          <w:color w:val="000000"/>
+        </w:rPr>
+        <w:t xml:space="preserve"> </w:t>
+      </w:r>
+      <w:proofErr w:type="spellStart"/>
+      <w:r>
+        <w:rPr>
+          <w:color w:val="000000"/>
+        </w:rPr>
+        <w:t>en</w:t>
+      </w:r>
+      <w:proofErr w:type="spellEnd"/>
+      <w:r>
+        <w:rPr>
+          <w:color w:val="000000"/>
+        </w:rPr>
+        <w:t xml:space="preserve">/of </w:t>
+      </w:r>
+      <w:proofErr w:type="spellStart"/>
+      <w:r>
+        <w:rPr>
+          <w:color w:val="000000"/>
+        </w:rPr>
+        <w:t>gewijzigd</w:t>
+      </w:r>
+      <w:proofErr w:type="spellEnd"/>
+      <w:r>
+        <w:rPr>
+          <w:color w:val="000000"/>
+        </w:rPr>
+        <w:t xml:space="preserve"> door de </w:t>
+      </w:r>
+      <w:proofErr w:type="spellStart"/>
+      <w:r>
+        <w:rPr>
+          <w:color w:val="000000"/>
+        </w:rPr>
+        <w:t>Raad</w:t>
+      </w:r>
+      <w:proofErr w:type="spellEnd"/>
+      <w:r>
+        <w:rPr>
+          <w:color w:val="000000"/>
+        </w:rPr>
+        <w:t xml:space="preserve"> van </w:t>
+      </w:r>
+      <w:proofErr w:type="spellStart"/>
+      <w:r>
+        <w:rPr>
+          <w:color w:val="000000"/>
+        </w:rPr>
+        <w:t>Bestuur</w:t>
+      </w:r>
+      <w:proofErr w:type="spellEnd"/>
+      <w:r>
+        <w:rPr>
+          <w:color w:val="000000"/>
+        </w:rPr>
+        <w:t xml:space="preserve"> / het </w:t>
+      </w:r>
+      <w:proofErr w:type="spellStart"/>
+      <w:r>
+        <w:rPr>
+          <w:color w:val="000000"/>
+        </w:rPr>
+        <w:t>Directiecomité</w:t>
+      </w:r>
+      <w:proofErr w:type="spellEnd"/>
+      <w:r>
+        <w:rPr>
+          <w:color w:val="000000"/>
+        </w:rPr>
+        <w:t>.</w:t>
       </w:r>
       <w:r>
         <w:rPr>
@@ -3662,11 +5399,89 @@
         </w:rPr>
         <w:t xml:space="preserve"> </w:t>
       </w:r>
+      <w:proofErr w:type="spellStart"/>
       <w:r>
         <w:rPr>
           <w:color w:val="000000"/>
         </w:rPr>
-        <w:t>Onaanvaardbaar risico dat moet worden behandeld.</w:t>
+        <w:t>Onaanvaardbaar</w:t>
+      </w:r>
+      <w:proofErr w:type="spellEnd"/>
+      <w:r>
+        <w:rPr>
+          <w:color w:val="000000"/>
+        </w:rPr>
+        <w:t xml:space="preserve"> </w:t>
+      </w:r>
+      <w:proofErr w:type="spellStart"/>
+      <w:r>
+        <w:rPr>
+          <w:color w:val="000000"/>
+        </w:rPr>
+        <w:t>risico</w:t>
+      </w:r>
+      <w:proofErr w:type="spellEnd"/>
+      <w:r>
+        <w:rPr>
+          <w:color w:val="000000"/>
+        </w:rPr>
+        <w:t xml:space="preserve"> </w:t>
+      </w:r>
+      <w:proofErr w:type="spellStart"/>
+      <w:r>
+        <w:rPr>
+          <w:color w:val="000000"/>
+        </w:rPr>
+        <w:t>dat</w:t>
+      </w:r>
+      <w:proofErr w:type="spellEnd"/>
+      <w:r>
+        <w:rPr>
+          <w:color w:val="000000"/>
+        </w:rPr>
+        <w:t xml:space="preserve"> </w:t>
+      </w:r>
+      <w:proofErr w:type="spellStart"/>
+      <w:r>
+        <w:rPr>
+          <w:color w:val="000000"/>
+        </w:rPr>
+        <w:t>moet</w:t>
+      </w:r>
+      <w:proofErr w:type="spellEnd"/>
+      <w:r>
+        <w:rPr>
+          <w:color w:val="000000"/>
+        </w:rPr>
+        <w:t xml:space="preserve"> </w:t>
+      </w:r>
+      <w:proofErr w:type="spellStart"/>
+      <w:r>
+        <w:rPr>
+          <w:color w:val="000000"/>
+        </w:rPr>
+        <w:t>worden</w:t>
+      </w:r>
+      <w:proofErr w:type="spellEnd"/>
+      <w:r>
+        <w:rPr>
+          <w:color w:val="000000"/>
+        </w:rPr>
+        <w:t xml:space="preserve"> </w:t>
+      </w:r>
+      <w:proofErr w:type="spellStart"/>
+      <w:r>
+        <w:rPr>
+          <w:color w:val="000000"/>
+        </w:rPr>
+        <w:t>behandeld</w:t>
+      </w:r>
+      <w:proofErr w:type="spellEnd"/>
+      <w:r>
+        <w:rPr>
+          <w:color w:val="000000"/>
+        </w:rPr>
+        <w:t>.</w:t>
       </w:r>
     </w:p>
     <w:p>
@@ -3676,12 +5491,14 @@
           <w:color w:val="000000" w:themeColor="text1"/>
         </w:rPr>
       </w:pPr>
+      <w:proofErr w:type="spellStart"/>
       <w:r>
         <w:rPr>
           <w:color w:val="000000"/>
         </w:rPr>
         <w:t>Oranje</w:t>
       </w:r>
+      <w:proofErr w:type="spellEnd"/>
       <w:r>
         <w:tab/>
       </w:r>
@@ -3694,11 +5511,131 @@
         </w:rPr>
         <w:t xml:space="preserve"> </w:t>
       </w:r>
+      <w:proofErr w:type="spellStart"/>
       <w:r>
         <w:rPr>
           <w:color w:val="000000"/>
         </w:rPr>
-        <w:t>Gemiddeld risico dat al dan niet moet worden behandeld, naargelang het geval.</w:t>
+        <w:t>Gemiddeld</w:t>
+      </w:r>
+      <w:proofErr w:type="spellEnd"/>
+      <w:r>
+        <w:rPr>
+          <w:color w:val="000000"/>
+        </w:rPr>
+        <w:t xml:space="preserve"> </w:t>
+      </w:r>
+      <w:proofErr w:type="spellStart"/>
+      <w:r>
+        <w:rPr>
+          <w:color w:val="000000"/>
+        </w:rPr>
+        <w:t>risico</w:t>
+      </w:r>
+      <w:proofErr w:type="spellEnd"/>
+      <w:r>
+        <w:rPr>
+          <w:color w:val="000000"/>
+        </w:rPr>
+        <w:t xml:space="preserve"> </w:t>
+      </w:r>
+      <w:proofErr w:type="spellStart"/>
+      <w:r>
+        <w:rPr>
+          <w:color w:val="000000"/>
+        </w:rPr>
+        <w:t>dat</w:t>
+      </w:r>
+      <w:proofErr w:type="spellEnd"/>
+      <w:r>
+        <w:rPr>
+          <w:color w:val="000000"/>
+        </w:rPr>
+        <w:t xml:space="preserve"> al dan </w:t>
+      </w:r>
+      <w:proofErr w:type="spellStart"/>
+      <w:r>
+        <w:rPr>
+          <w:color w:val="000000"/>
+        </w:rPr>
+        <w:t>niet</w:t>
+      </w:r>
+      <w:proofErr w:type="spellEnd"/>
+      <w:r>
+        <w:rPr>
+          <w:color w:val="000000"/>
+        </w:rPr>
+        <w:t xml:space="preserve"> </w:t>
+      </w:r>
+      <w:proofErr w:type="spellStart"/>
+      <w:r>
+        <w:rPr>
+          <w:color w:val="000000"/>
+        </w:rPr>
+        <w:t>moet</w:t>
+      </w:r>
+      <w:proofErr w:type="spellEnd"/>
+      <w:r>
+        <w:rPr>
+          <w:color w:val="000000"/>
+        </w:rPr>
+        <w:t xml:space="preserve"> </w:t>
+      </w:r>
+      <w:proofErr w:type="spellStart"/>
+      <w:r>
+        <w:rPr>
+          <w:color w:val="000000"/>
+        </w:rPr>
+        <w:t>worden</w:t>
+      </w:r>
+      <w:proofErr w:type="spellEnd"/>
+      <w:r>
+        <w:rPr>
+          <w:color w:val="000000"/>
+        </w:rPr>
+        <w:t xml:space="preserve"> </w:t>
+      </w:r>
+      <w:proofErr w:type="spellStart"/>
+      <w:r>
+        <w:rPr>
+          <w:color w:val="000000"/>
+        </w:rPr>
+        <w:t>behandeld</w:t>
+      </w:r>
+      <w:proofErr w:type="spellEnd"/>
+      <w:r>
+        <w:rPr>
+          <w:color w:val="000000"/>
+        </w:rPr>
+        <w:t xml:space="preserve">, </w:t>
+      </w:r>
+      <w:proofErr w:type="spellStart"/>
+      <w:r>
+        <w:rPr>
+          <w:color w:val="000000"/>
+        </w:rPr>
+        <w:t>naargelang</w:t>
+      </w:r>
+      <w:proofErr w:type="spellEnd"/>
+      <w:r>
+        <w:rPr>
+          <w:color w:val="000000"/>
+        </w:rPr>
+        <w:t xml:space="preserve"> het </w:t>
+      </w:r>
+      <w:proofErr w:type="spellStart"/>
+      <w:r>
+        <w:rPr>
+          <w:color w:val="000000"/>
+        </w:rPr>
+        <w:t>geval</w:t>
+      </w:r>
+      <w:proofErr w:type="spellEnd"/>
+      <w:r>
+        <w:rPr>
+          <w:color w:val="000000"/>
+        </w:rPr>
+        <w:t>.</w:t>
       </w:r>
     </w:p>
     <w:p>
@@ -3731,7 +5668,77 @@
         <w:rPr>
           <w:color w:val="000000"/>
         </w:rPr>
-        <w:t>Klein risico waarvoor geen actie is vereist.</w:t>
+        <w:t xml:space="preserve">Klein </w:t>
+      </w:r>
+      <w:proofErr w:type="spellStart"/>
+      <w:r>
+        <w:rPr>
+          <w:color w:val="000000"/>
+        </w:rPr>
+        <w:t>risico</w:t>
+      </w:r>
+      <w:proofErr w:type="spellEnd"/>
+      <w:r>
+        <w:rPr>
+          <w:color w:val="000000"/>
+        </w:rPr>
+        <w:t xml:space="preserve"> </w:t>
+      </w:r>
+      <w:proofErr w:type="spellStart"/>
+      <w:r>
+        <w:rPr>
+          <w:color w:val="000000"/>
+        </w:rPr>
+        <w:t>waarvoor</w:t>
+      </w:r>
+      <w:proofErr w:type="spellEnd"/>
+      <w:r>
+        <w:rPr>
+          <w:color w:val="000000"/>
+        </w:rPr>
+        <w:t xml:space="preserve"> </w:t>
+      </w:r>
+      <w:proofErr w:type="spellStart"/>
+      <w:r>
+        <w:rPr>
+          <w:color w:val="000000"/>
+        </w:rPr>
+        <w:t>geen</w:t>
+      </w:r>
+      <w:proofErr w:type="spellEnd"/>
+      <w:r>
+        <w:rPr>
+          <w:color w:val="000000"/>
+        </w:rPr>
+        <w:t xml:space="preserve"> </w:t>
+      </w:r>
+      <w:proofErr w:type="spellStart"/>
+      <w:r>
+        <w:rPr>
+          <w:color w:val="000000"/>
+        </w:rPr>
+        <w:t>actie</w:t>
+      </w:r>
+      <w:proofErr w:type="spellEnd"/>
+      <w:r>
+        <w:rPr>
+          <w:color w:val="000000"/>
+        </w:rPr>
+        <w:t xml:space="preserve"> is </w:t>
+      </w:r>
+      <w:proofErr w:type="spellStart"/>
+      <w:r>
+        <w:rPr>
+          <w:color w:val="000000"/>
+        </w:rPr>
+        <w:t>vereist</w:t>
+      </w:r>
+      <w:proofErr w:type="spellEnd"/>
+      <w:r>
+        <w:rPr>
+          <w:color w:val="000000"/>
+        </w:rPr>
+        <w:t>.</w:t>
       </w:r>
       <w:r>
         <w:rPr>
@@ -3768,11 +5775,21 @@
           <w:lang w:val="fr-LU"/>
         </w:rPr>
       </w:pPr>
-      <w:bookmarkStart w:id="49" w:name="_Toc229570112"/>
-      <w:r>
-        <w:t>Operationele risico’s</w:t>
-      </w:r>
-      <w:bookmarkEnd w:id="49"/>
+      <w:bookmarkStart w:id="52" w:name="_Toc230360687"/>
+      <w:proofErr w:type="spellStart"/>
+      <w:r>
+        <w:t>Operationele</w:t>
+      </w:r>
+      <w:proofErr w:type="spellEnd"/>
+      <w:r>
+        <w:t xml:space="preserve"> </w:t>
+      </w:r>
+      <w:proofErr w:type="spellStart"/>
+      <w:r>
+        <w:t>risico’s</w:t>
+      </w:r>
+      <w:bookmarkEnd w:id="52"/>
+      <w:proofErr w:type="spellEnd"/>
     </w:p>
     <w:p>
       <w:pPr>
@@ -3782,11 +5799,13 @@
           <w:numId w:val="1"/>
         </w:numPr>
       </w:pPr>
-      <w:bookmarkStart w:id="50" w:name="_Toc229570113"/>
+      <w:bookmarkStart w:id="53" w:name="_Toc230360688"/>
+      <w:proofErr w:type="spellStart"/>
       <w:r>
         <w:t>Impactschaal</w:t>
       </w:r>
-      <w:bookmarkEnd w:id="50"/>
+      <w:bookmarkEnd w:id="53"/>
+      <w:proofErr w:type="spellEnd"/>
     </w:p>
     <w:p>
       <w:r>
@@ -3801,11 +5820,13 @@
           <w:numId w:val="1"/>
         </w:numPr>
       </w:pPr>
-      <w:bookmarkStart w:id="51" w:name="_Toc229570114"/>
+      <w:bookmarkStart w:id="54" w:name="_Toc230360689"/>
+      <w:proofErr w:type="spellStart"/>
       <w:r>
         <w:t>Waarschijnlijkheidsschaal</w:t>
       </w:r>
-      <w:bookmarkEnd w:id="51"/>
+      <w:bookmarkEnd w:id="54"/>
+      <w:proofErr w:type="spellEnd"/>
     </w:p>
     <w:p>
       <w:r>
@@ -3823,7 +5844,8 @@
           <w:lang w:val="fr-FR"/>
         </w:rPr>
       </w:pPr>
-      <w:bookmarkStart w:id="52" w:name="_Toc229570115"/>
+      <w:bookmarkStart w:id="55" w:name="_Toc230360690"/>
+      <w:proofErr w:type="spellStart"/>
       <w:r>
         <w:rPr>
           <w:lang w:val="fr-FR"/>
@@ -3834,9 +5856,38 @@
         <w:rPr>
           <w:lang w:val="fr-FR"/>
         </w:rPr>
-        <w:t>cceptatiedrempels voor de risico's</w:t>
-      </w:r>
-      <w:bookmarkEnd w:id="52"/>
+        <w:t>cceptatiedrempels</w:t>
+      </w:r>
+      <w:proofErr w:type="spellEnd"/>
+      <w:r>
+        <w:rPr>
+          <w:lang w:val="fr-FR"/>
+        </w:rPr>
+        <w:t xml:space="preserve"> </w:t>
+      </w:r>
+      <w:proofErr w:type="spellStart"/>
+      <w:r>
+        <w:rPr>
+          <w:lang w:val="fr-FR"/>
+        </w:rPr>
+        <w:t>voor</w:t>
+      </w:r>
+      <w:proofErr w:type="spellEnd"/>
+      <w:r>
+        <w:rPr>
+          <w:lang w:val="fr-FR"/>
+        </w:rPr>
+        <w:t xml:space="preserve"> de </w:t>
+      </w:r>
+      <w:proofErr w:type="spellStart"/>
+      <w:r>
+        <w:rPr>
+          <w:lang w:val="fr-FR"/>
+        </w:rPr>
+        <w:t>risico's</w:t>
+      </w:r>
+      <w:bookmarkEnd w:id="55"/>
+      <w:proofErr w:type="spellEnd"/>
       <w:r>
         <w:rPr>
           <w:lang w:val="fr-FR"/>
@@ -3869,18 +5920,34 @@
           <w:lang w:val="fr-FR"/>
         </w:rPr>
       </w:pPr>
-      <w:bookmarkStart w:id="53" w:name="_Toc508175783"/>
-      <w:bookmarkStart w:id="54" w:name="_Toc475524857"/>
-      <w:bookmarkStart w:id="55" w:name="_Toc229570116"/>
+      <w:bookmarkStart w:id="56" w:name="_Toc508175783"/>
+      <w:bookmarkStart w:id="57" w:name="_Toc475524857"/>
+      <w:bookmarkStart w:id="58" w:name="_Toc230360691"/>
+      <w:proofErr w:type="spellStart"/>
       <w:r>
         <w:rPr>
           <w:lang w:val="fr-FR"/>
         </w:rPr>
-        <w:t>Evaluatie van de trends en de dreigingen</w:t>
-      </w:r>
-      <w:bookmarkEnd w:id="53"/>
-      <w:bookmarkEnd w:id="54"/>
-      <w:bookmarkEnd w:id="55"/>
+        <w:t>Evaluatie</w:t>
+      </w:r>
+      <w:proofErr w:type="spellEnd"/>
+      <w:r>
+        <w:rPr>
+          <w:lang w:val="fr-FR"/>
+        </w:rPr>
+        <w:t xml:space="preserve"> van de trends en de </w:t>
+      </w:r>
+      <w:proofErr w:type="spellStart"/>
+      <w:r>
+        <w:rPr>
+          <w:lang w:val="fr-FR"/>
+        </w:rPr>
+        <w:t>dreigingen</w:t>
+      </w:r>
+      <w:bookmarkEnd w:id="56"/>
+      <w:bookmarkEnd w:id="57"/>
+      <w:bookmarkEnd w:id="58"/>
+      <w:proofErr w:type="spellEnd"/>
     </w:p>
     <w:p>
       <w:pPr>
@@ -3899,7 +5966,95 @@
         <w:spacing w:after="0"/>
       </w:pPr>
       <w:r>
-        <w:t>De onderstaande tabel geeft de dreigingen weer waar bijzondere aandacht aan werd besteed.</w:t>
+        <w:t xml:space="preserve">De </w:t>
+      </w:r>
+      <w:proofErr w:type="spellStart"/>
+      <w:r>
+        <w:t>onderstaande</w:t>
+      </w:r>
+      <w:proofErr w:type="spellEnd"/>
+      <w:r>
+        <w:t xml:space="preserve"> </w:t>
+      </w:r>
+      <w:proofErr w:type="spellStart"/>
+      <w:r>
+        <w:t>tabel</w:t>
+      </w:r>
+      <w:proofErr w:type="spellEnd"/>
+      <w:r>
+        <w:t xml:space="preserve"> </w:t>
+      </w:r>
+      <w:proofErr w:type="spellStart"/>
+      <w:r>
+        <w:t>geeft</w:t>
+      </w:r>
+      <w:proofErr w:type="spellEnd"/>
+      <w:r>
+        <w:t xml:space="preserve"> de </w:t>
+      </w:r>
+      <w:proofErr w:type="spellStart"/>
+      <w:r>
+        <w:t>dreigingen</w:t>
+      </w:r>
+      <w:proofErr w:type="spellEnd"/>
+      <w:r>
+        <w:t xml:space="preserve"> </w:t>
+      </w:r>
+      <w:proofErr w:type="spellStart"/>
+      <w:r>
+        <w:t>weer</w:t>
+      </w:r>
+      <w:proofErr w:type="spellEnd"/>
+      <w:r>
+        <w:t xml:space="preserve"> </w:t>
+      </w:r>
+      <w:proofErr w:type="spellStart"/>
+      <w:r>
+        <w:t>waar</w:t>
+      </w:r>
+      <w:proofErr w:type="spellEnd"/>
+      <w:r>
+        <w:t xml:space="preserve"> </w:t>
+      </w:r>
+      <w:proofErr w:type="spellStart"/>
+      <w:r>
+        <w:t>bijzondere</w:t>
+      </w:r>
+      <w:proofErr w:type="spellEnd"/>
+      <w:r>
+        <w:t xml:space="preserve"> </w:t>
+      </w:r>
+      <w:proofErr w:type="spellStart"/>
+      <w:r>
+        <w:t>aandacht</w:t>
+      </w:r>
+      <w:proofErr w:type="spellEnd"/>
+      <w:r>
+        <w:t xml:space="preserve"> </w:t>
+      </w:r>
+      <w:proofErr w:type="spellStart"/>
+      <w:r>
+        <w:t>aan</w:t>
+      </w:r>
+      <w:proofErr w:type="spellEnd"/>
+      <w:r>
+        <w:t xml:space="preserve"> </w:t>
+      </w:r>
+      <w:proofErr w:type="spellStart"/>
+      <w:r>
+        <w:t>werd</w:t>
+      </w:r>
+      <w:proofErr w:type="spellEnd"/>
+      <w:r>
+        <w:t xml:space="preserve"> </w:t>
+      </w:r>
+      <w:proofErr w:type="spellStart"/>
+      <w:r>
+        <w:t>besteed</w:t>
+      </w:r>
+      <w:proofErr w:type="spellEnd"/>
+      <w:r>
+        <w:t>.</w:t>
       </w:r>
     </w:p>
     <w:p>
@@ -3927,14 +6082,27 @@
           <w:lang w:val="fr-LU"/>
         </w:rPr>
       </w:pPr>
-      <w:bookmarkStart w:id="56" w:name="_Toc229569022"/>
-      <w:bookmarkStart w:id="57" w:name="_Toc229570117"/>
+      <w:bookmarkStart w:id="59" w:name="_Toc229569022"/>
+      <w:bookmarkStart w:id="60" w:name="_Toc230360692"/>
       <w:r>
         <w:lastRenderedPageBreak/>
-        <w:t>Triggers voor herbeoordeling</w:t>
-      </w:r>
-      <w:bookmarkEnd w:id="56"/>
-      <w:bookmarkEnd w:id="57"/>
+        <w:t xml:space="preserve">Triggers </w:t>
+      </w:r>
+      <w:proofErr w:type="spellStart"/>
+      <w:r>
+        <w:t>voor</w:t>
+      </w:r>
+      <w:proofErr w:type="spellEnd"/>
+      <w:r>
+        <w:t xml:space="preserve"> </w:t>
+      </w:r>
+      <w:proofErr w:type="spellStart"/>
+      <w:r>
+        <w:t>herbeoordeling</w:t>
+      </w:r>
+      <w:bookmarkEnd w:id="59"/>
+      <w:bookmarkEnd w:id="60"/>
+      <w:proofErr w:type="spellEnd"/>
     </w:p>
     <w:p>
       <w:pPr>
@@ -3943,7 +6111,127 @@
         </w:rPr>
       </w:pPr>
       <w:r>
-        <w:t>De volgende gebeurtenissen of omstandigheden vereisen een herbeoordeling van de risicoanalyse om ervoor te zorgen dat deze relevant en actueel blijft.</w:t>
+        <w:t xml:space="preserve">De </w:t>
+      </w:r>
+      <w:proofErr w:type="spellStart"/>
+      <w:r>
+        <w:t>volgende</w:t>
+      </w:r>
+      <w:proofErr w:type="spellEnd"/>
+      <w:r>
+        <w:t xml:space="preserve"> </w:t>
+      </w:r>
+      <w:proofErr w:type="spellStart"/>
+      <w:r>
+        <w:t>gebeurtenissen</w:t>
+      </w:r>
+      <w:proofErr w:type="spellEnd"/>
+      <w:r>
+        <w:t xml:space="preserve"> of </w:t>
+      </w:r>
+      <w:proofErr w:type="spellStart"/>
+      <w:r>
+        <w:t>omstandigheden</w:t>
+      </w:r>
+      <w:proofErr w:type="spellEnd"/>
+      <w:r>
+        <w:t xml:space="preserve"> </w:t>
+      </w:r>
+      <w:proofErr w:type="spellStart"/>
+      <w:r>
+        <w:t>vereisen</w:t>
+      </w:r>
+      <w:proofErr w:type="spellEnd"/>
+      <w:r>
+        <w:t xml:space="preserve"> </w:t>
+      </w:r>
+      <w:proofErr w:type="spellStart"/>
+      <w:r>
+        <w:t>een</w:t>
+      </w:r>
+      <w:proofErr w:type="spellEnd"/>
+      <w:r>
+        <w:t xml:space="preserve"> </w:t>
+      </w:r>
+      <w:proofErr w:type="spellStart"/>
+      <w:r>
+        <w:t>herbeoordeling</w:t>
+      </w:r>
+      <w:proofErr w:type="spellEnd"/>
+      <w:r>
+        <w:t xml:space="preserve"> van de </w:t>
+      </w:r>
+      <w:proofErr w:type="spellStart"/>
+      <w:r>
+        <w:t>risicoanalyse</w:t>
+      </w:r>
+      <w:proofErr w:type="spellEnd"/>
+      <w:r>
+        <w:t xml:space="preserve"> om </w:t>
+      </w:r>
+      <w:proofErr w:type="spellStart"/>
+      <w:r>
+        <w:t>ervoor</w:t>
+      </w:r>
+      <w:proofErr w:type="spellEnd"/>
+      <w:r>
+        <w:t xml:space="preserve"> </w:t>
+      </w:r>
+      <w:proofErr w:type="spellStart"/>
+      <w:r>
+        <w:t>te</w:t>
+      </w:r>
+      <w:proofErr w:type="spellEnd"/>
+      <w:r>
+        <w:t xml:space="preserve"> </w:t>
+      </w:r>
+      <w:proofErr w:type="spellStart"/>
+      <w:r>
+        <w:t>zorgen</w:t>
+      </w:r>
+      <w:proofErr w:type="spellEnd"/>
+      <w:r>
+        <w:t xml:space="preserve"> </w:t>
+      </w:r>
+      <w:proofErr w:type="spellStart"/>
+      <w:r>
+        <w:t>dat</w:t>
+      </w:r>
+      <w:proofErr w:type="spellEnd"/>
+      <w:r>
+        <w:t xml:space="preserve"> </w:t>
+      </w:r>
+      <w:proofErr w:type="spellStart"/>
+      <w:r>
+        <w:t>deze</w:t>
+      </w:r>
+      <w:proofErr w:type="spellEnd"/>
+      <w:r>
+        <w:t xml:space="preserve"> relevant </w:t>
+      </w:r>
+      <w:proofErr w:type="spellStart"/>
+      <w:r>
+        <w:t>en</w:t>
+      </w:r>
+      <w:proofErr w:type="spellEnd"/>
+      <w:r>
+        <w:t xml:space="preserve"> </w:t>
+      </w:r>
+      <w:proofErr w:type="spellStart"/>
+      <w:r>
+        <w:t>actueel</w:t>
+      </w:r>
+      <w:proofErr w:type="spellEnd"/>
+      <w:r>
+        <w:t xml:space="preserve"> </w:t>
+      </w:r>
+      <w:proofErr w:type="spellStart"/>
+      <w:r>
+        <w:t>blijft</w:t>
+      </w:r>
+      <w:proofErr w:type="spellEnd"/>
+      <w:r>
+        <w:t>.</w:t>
       </w:r>
     </w:p>
     <w:p>
@@ -3970,21 +6258,39 @@
       <w:pPr>
         <w:pStyle w:val="Heading1"/>
       </w:pPr>
-      <w:bookmarkStart w:id="58" w:name="_Toc475541633"/>
-      <w:bookmarkStart w:id="59" w:name="_Toc508175785"/>
-      <w:bookmarkStart w:id="60" w:name="_Toc475524862"/>
-      <w:bookmarkStart w:id="61" w:name="_Toc229570118"/>
+      <w:bookmarkStart w:id="61" w:name="_Toc475541633"/>
+      <w:bookmarkStart w:id="62" w:name="_Toc508175785"/>
+      <w:bookmarkStart w:id="63" w:name="_Toc475524862"/>
+      <w:bookmarkStart w:id="64" w:name="_Toc230360693"/>
+      <w:proofErr w:type="spellStart"/>
       <w:r>
         <w:lastRenderedPageBreak/>
-        <w:t>Bijlage A: Interview en informatieverzameling</w:t>
-      </w:r>
-      <w:bookmarkEnd w:id="58"/>
-      <w:bookmarkEnd w:id="59"/>
+        <w:t>Bijlage</w:t>
+      </w:r>
+      <w:proofErr w:type="spellEnd"/>
+      <w:r>
+        <w:t xml:space="preserve"> A: Interview </w:t>
+      </w:r>
+      <w:proofErr w:type="spellStart"/>
+      <w:r>
+        <w:t>en</w:t>
+      </w:r>
+      <w:proofErr w:type="spellEnd"/>
+      <w:r>
+        <w:t xml:space="preserve"> </w:t>
+      </w:r>
+      <w:proofErr w:type="spellStart"/>
+      <w:r>
+        <w:t>informatieverzameling</w:t>
+      </w:r>
       <w:bookmarkEnd w:id="61"/>
+      <w:bookmarkEnd w:id="62"/>
+      <w:bookmarkEnd w:id="64"/>
+      <w:proofErr w:type="spellEnd"/>
       <w:r>
         <w:t xml:space="preserve"> </w:t>
       </w:r>
-      <w:bookmarkEnd w:id="60"/>
+      <w:bookmarkEnd w:id="63"/>
     </w:p>
     <w:p>
       <w:pPr>
@@ -4013,19 +6319,55 @@
           <w:lang w:val="fr-FR"/>
         </w:rPr>
       </w:pPr>
-      <w:bookmarkStart w:id="62" w:name="_Toc475541634"/>
-      <w:bookmarkStart w:id="63" w:name="_Toc508175786"/>
-      <w:bookmarkStart w:id="64" w:name="_Toc229570119"/>
+      <w:bookmarkStart w:id="65" w:name="_Toc475541634"/>
+      <w:bookmarkStart w:id="66" w:name="_Toc508175786"/>
+      <w:bookmarkStart w:id="67" w:name="_Toc230360694"/>
+      <w:proofErr w:type="spellStart"/>
       <w:r>
         <w:rPr>
           <w:lang w:val="fr-FR"/>
         </w:rPr>
         <w:lastRenderedPageBreak/>
-        <w:t>Bijlage B: Evaluatie van de trends</w:t>
-      </w:r>
-      <w:bookmarkEnd w:id="62"/>
-      <w:bookmarkEnd w:id="63"/>
-      <w:bookmarkEnd w:id="64"/>
+        <w:t>Bijlage</w:t>
+      </w:r>
+      <w:proofErr w:type="spellEnd"/>
+      <w:r>
+        <w:rPr>
+          <w:lang w:val="fr-FR"/>
+        </w:rPr>
+        <w:t xml:space="preserve"> </w:t>
+      </w:r>
+      <w:proofErr w:type="gramStart"/>
+      <w:r>
+        <w:rPr>
+          <w:lang w:val="fr-FR"/>
+        </w:rPr>
+        <w:t>B:</w:t>
+      </w:r>
+      <w:proofErr w:type="gramEnd"/>
+      <w:r>
+        <w:rPr>
+          <w:lang w:val="fr-FR"/>
+        </w:rPr>
+        <w:t xml:space="preserve"> </w:t>
+      </w:r>
+      <w:proofErr w:type="spellStart"/>
+      <w:r>
+        <w:rPr>
+          <w:lang w:val="fr-FR"/>
+        </w:rPr>
+        <w:t>Evaluatie</w:t>
+      </w:r>
+      <w:proofErr w:type="spellEnd"/>
+      <w:r>
+        <w:rPr>
+          <w:lang w:val="fr-FR"/>
+        </w:rPr>
+        <w:t xml:space="preserve"> van de trends</w:t>
+      </w:r>
+      <w:bookmarkEnd w:id="65"/>
+      <w:bookmarkEnd w:id="66"/>
+      <w:bookmarkEnd w:id="67"/>
     </w:p>
     <w:p>
       <w:r>
@@ -4039,21 +6381,39 @@
       <w:pPr>
         <w:pStyle w:val="Heading1"/>
       </w:pPr>
-      <w:bookmarkStart w:id="65" w:name="_Toc475541635"/>
-      <w:bookmarkStart w:id="66" w:name="_Toc508175787"/>
-      <w:bookmarkStart w:id="67" w:name="_Toc475524864"/>
-      <w:bookmarkStart w:id="68" w:name="_Toc229570120"/>
+      <w:bookmarkStart w:id="68" w:name="_Toc475541635"/>
+      <w:bookmarkStart w:id="69" w:name="_Toc508175787"/>
+      <w:bookmarkStart w:id="70" w:name="_Toc475524864"/>
+      <w:bookmarkStart w:id="71" w:name="_Toc230360695"/>
+      <w:proofErr w:type="spellStart"/>
       <w:r>
         <w:lastRenderedPageBreak/>
-        <w:t>Bijlage C: Evaluatie van de dreigingen</w:t>
-      </w:r>
-      <w:bookmarkEnd w:id="65"/>
-      <w:bookmarkEnd w:id="66"/>
+        <w:t>Bijlage</w:t>
+      </w:r>
+      <w:proofErr w:type="spellEnd"/>
+      <w:r>
+        <w:t xml:space="preserve"> C: </w:t>
+      </w:r>
+      <w:proofErr w:type="spellStart"/>
+      <w:r>
+        <w:t>Evaluatie</w:t>
+      </w:r>
+      <w:proofErr w:type="spellEnd"/>
+      <w:r>
+        <w:t xml:space="preserve"> van de </w:t>
+      </w:r>
+      <w:proofErr w:type="spellStart"/>
+      <w:r>
+        <w:t>dreigingen</w:t>
+      </w:r>
       <w:bookmarkEnd w:id="68"/>
+      <w:bookmarkEnd w:id="69"/>
+      <w:bookmarkEnd w:id="71"/>
+      <w:proofErr w:type="spellEnd"/>
       <w:r>
         <w:t xml:space="preserve"> </w:t>
       </w:r>
-      <w:bookmarkEnd w:id="67"/>
+      <w:bookmarkEnd w:id="70"/>
     </w:p>
     <w:p>
       <w:r>
@@ -4524,6 +6884,7 @@
               <w:lang w:val="fr-LU"/>
             </w:rPr>
           </w:pPr>
+          <w:proofErr w:type="spellStart"/>
           <w:r>
             <w:rPr>
               <w:b/>
@@ -4532,6 +6893,7 @@
             </w:rPr>
             <w:t>Versie</w:t>
           </w:r>
+          <w:proofErr w:type="spellEnd"/>
         </w:p>
       </w:tc>
       <w:tc>
@@ -4602,13 +6964,23 @@
               <w:lang w:val="fr-LU"/>
             </w:rPr>
           </w:pPr>
+          <w:proofErr w:type="spellStart"/>
           <w:r>
             <w:rPr>
               <w:b/>
               <w:sz w:val="16"/>
               <w:lang w:val="fr-LU"/>
             </w:rPr>
-            <w:t>Staat document</w:t>
+            <w:t>Staat</w:t>
+          </w:r>
+          <w:proofErr w:type="spellEnd"/>
+          <w:r>
+            <w:rPr>
+              <w:b/>
+              <w:sz w:val="16"/>
+              <w:lang w:val="fr-LU"/>
+            </w:rPr>
+            <w:t xml:space="preserve"> document</w:t>
           </w:r>
         </w:p>
       </w:tc>
@@ -4680,6 +7052,7 @@
               <w:lang w:val="fr-LU"/>
             </w:rPr>
           </w:pPr>
+          <w:proofErr w:type="spellStart"/>
           <w:r>
             <w:rPr>
               <w:b/>
@@ -4687,6 +7060,7 @@
             </w:rPr>
             <w:t>Classificatie</w:t>
           </w:r>
+          <w:proofErr w:type="spellEnd"/>
         </w:p>
       </w:tc>
       <w:tc>
@@ -4757,6 +7131,7 @@
               <w:lang w:val="fr-LU"/>
             </w:rPr>
           </w:pPr>
+          <w:proofErr w:type="spellStart"/>
           <w:r>
             <w:rPr>
               <w:b/>
@@ -4764,6 +7139,7 @@
             </w:rPr>
             <w:t>Vennootschap</w:t>
           </w:r>
+          <w:proofErr w:type="spellEnd"/>
         </w:p>
       </w:tc>
       <w:tc>
@@ -4842,6 +7218,7 @@
               <w:lang w:val="fr-LU"/>
             </w:rPr>
           </w:pPr>
+          <w:proofErr w:type="spellStart"/>
           <w:r>
             <w:rPr>
               <w:b/>
@@ -4849,6 +7226,7 @@
             </w:rPr>
             <w:t>Documentnaam</w:t>
           </w:r>
+          <w:proofErr w:type="spellEnd"/>
         </w:p>
       </w:tc>
       <w:tc>
